--- a/fuentes/12210048_CF01_DU.docx
+++ b/fuentes/12210048_CF01_DU.docx
@@ -228,13 +228,13 @@
               </wp:anchor>
             </w:drawing>
           </mc:Choice>
-          <mc:Fallback>
+          <mc:Fallback xmlns:asvg="http://schemas.microsoft.com/office/drawing/2016/SVG/main" xmlns:a14="http://schemas.microsoft.com/office/drawing/2010/main" xmlns:pic="http://schemas.openxmlformats.org/drawingml/2006/picture" xmlns:adec="http://schemas.microsoft.com/office/drawing/2017/decorative" xmlns:a="http://schemas.openxmlformats.org/drawingml/2006/main">
             <w:pict>
-              <v:shapetype w14:anchorId="2E2DABF6" id="_x0000_t202" coordsize="21600,21600" o:spt="202" path="m,l,21600r21600,l21600,xe">
+              <v:shapetype id="_x0000_t202" coordsize="21600,21600" o:spt="202" path="m,l,21600r21600,l21600,xe" w14:anchorId="2E2DABF6">
                 <v:stroke joinstyle="miter"/>
                 <v:path gradientshapeok="t" o:connecttype="rect"/>
               </v:shapetype>
-              <v:shape id="Cuadro de texto 2" o:spid="_x0000_s1026" type="#_x0000_t202" alt="&quot;&quot;" style="position:absolute;left:0;text-align:left;margin-left:0;margin-top:6.9pt;width:549pt;height:154.5pt;z-index:251663360;visibility:visible;mso-wrap-style:square;mso-width-percent:0;mso-height-percent:0;mso-wrap-distance-left:9pt;mso-wrap-distance-top:3.6pt;mso-wrap-distance-right:9pt;mso-wrap-distance-bottom:3.6pt;mso-position-horizontal:center;mso-position-horizontal-relative:margin;mso-position-vertical:absolute;mso-position-vertical-relative:text;mso-width-percent:0;mso-height-percent:0;mso-width-relative:margin;mso-height-relative:margin;v-text-anchor:top" o:gfxdata="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" filled="f" stroked="f">
+              <v:shape id="Cuadro de texto 2" style="position:absolute;left:0;text-align:left;margin-left:0;margin-top:6.9pt;width:549pt;height:154.5pt;z-index:251663360;visibility:visible;mso-wrap-style:square;mso-width-percent:0;mso-height-percent:0;mso-wrap-distance-left:9pt;mso-wrap-distance-top:3.6pt;mso-wrap-distance-right:9pt;mso-wrap-distance-bottom:3.6pt;mso-position-horizontal:center;mso-position-horizontal-relative:margin;mso-position-vertical:absolute;mso-position-vertical-relative:text;mso-width-percent:0;mso-height-percent:0;mso-width-relative:margin;mso-height-relative:margin;v-text-anchor:top" alt="&quot;&quot;" o:spid="_x0000_s1026" filled="f" stroked="f" type="#_x0000_t202" o:gfxdata="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">
                 <v:textbox>
                   <w:txbxContent>
                     <w:p>
@@ -354,9 +354,9 @@
               </wp:anchor>
             </w:drawing>
           </mc:Choice>
-          <mc:Fallback>
+          <mc:Fallback xmlns:asvg="http://schemas.microsoft.com/office/drawing/2016/SVG/main" xmlns:a14="http://schemas.microsoft.com/office/drawing/2010/main" xmlns:pic="http://schemas.openxmlformats.org/drawingml/2006/picture" xmlns:adec="http://schemas.microsoft.com/office/drawing/2017/decorative" xmlns:a="http://schemas.openxmlformats.org/drawingml/2006/main">
             <w:pict>
-              <v:rect w14:anchorId="44ECBD1E" id="Rectángulo 3" o:spid="_x0000_s1026" alt="&quot;&quot;" style="position:absolute;margin-left:-55.95pt;margin-top:26.4pt;width:613.85pt;height:164.25pt;z-index:-251655168;visibility:visible;mso-wrap-style:square;mso-height-percent:0;mso-wrap-distance-left:9pt;mso-wrap-distance-top:0;mso-wrap-distance-right:9pt;mso-wrap-distance-bottom:0;mso-position-horizontal:absolute;mso-position-horizontal-relative:text;mso-position-vertical:absolute;mso-position-vertical-relative:text;mso-height-percent:0;mso-height-relative:margin;v-text-anchor:middle" o:gfxdata="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" fillcolor="#00314d" stroked="f" strokeweight="1pt"/>
+              <v:rect id="Rectángulo 3" style="position:absolute;margin-left:-55.95pt;margin-top:26.4pt;width:613.85pt;height:164.25pt;z-index:-251655168;visibility:visible;mso-wrap-style:square;mso-height-percent:0;mso-wrap-distance-left:9pt;mso-wrap-distance-top:0;mso-wrap-distance-right:9pt;mso-wrap-distance-bottom:0;mso-position-horizontal:absolute;mso-position-horizontal-relative:text;mso-position-vertical:absolute;mso-position-vertical-relative:text;mso-height-percent:0;mso-height-relative:margin;v-text-anchor:middle" alt="&quot;&quot;" o:spid="_x0000_s1026" fillcolor="#00314d" stroked="f" strokeweight="1pt" w14:anchorId="44ECBD1E" o:gfxdata="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"/>
             </w:pict>
           </mc:Fallback>
         </mc:AlternateContent>
@@ -493,7 +493,29 @@
           <w:kern w:val="0"/>
           <w14:ligatures w14:val="none"/>
         </w:rPr>
-        <w:t>Marzo 2026</w:t>
+        <w:t>marzo</w:t>
+      </w:r>
+      <w:r>
+        <w:rPr>
+          <w:rFonts w:ascii="Calibri" w:hAnsi="Calibri"/>
+          <w:b/>
+          <w:bCs/>
+          <w:color w:val="000000" w:themeColor="text1"/>
+          <w:kern w:val="0"/>
+          <w14:ligatures w14:val="none"/>
+        </w:rPr>
+        <w:t xml:space="preserve"> 202</w:t>
+      </w:r>
+      <w:r>
+        <w:rPr>
+          <w:rFonts w:ascii="Calibri" w:hAnsi="Calibri"/>
+          <w:b/>
+          <w:bCs/>
+          <w:color w:val="000000" w:themeColor="text1"/>
+          <w:kern w:val="0"/>
+          <w14:ligatures w14:val="none"/>
+        </w:rPr>
+        <w:t>6</w:t>
       </w:r>
       <w:r>
         <w:br w:type="page"/>
@@ -2251,8 +2273,14 @@
           <w:numId w:val="8"/>
         </w:numPr>
         <w:ind w:left="567" w:hanging="283"/>
-      </w:pPr>
-      <w:r>
+        <w:rPr>
+          <w:b w:val="0"/>
+        </w:rPr>
+      </w:pPr>
+      <w:r>
+        <w:rPr>
+          <w:b w:val="0"/>
+        </w:rPr>
         <w:t>Capacidad de transmitir ideas.</w:t>
       </w:r>
     </w:p>
@@ -2264,8 +2292,14 @@
           <w:numId w:val="8"/>
         </w:numPr>
         <w:ind w:left="567" w:hanging="283"/>
-      </w:pPr>
-      <w:r>
+        <w:rPr>
+          <w:b w:val="0"/>
+        </w:rPr>
+      </w:pPr>
+      <w:r>
+        <w:rPr>
+          <w:b w:val="0"/>
+        </w:rPr>
         <w:t>Capacidad de atraer la atención del interlocutor.</w:t>
       </w:r>
     </w:p>
@@ -2277,8 +2311,14 @@
           <w:numId w:val="8"/>
         </w:numPr>
         <w:ind w:left="567" w:hanging="283"/>
-      </w:pPr>
-      <w:r>
+        <w:rPr>
+          <w:b w:val="0"/>
+        </w:rPr>
+      </w:pPr>
+      <w:r>
+        <w:rPr>
+          <w:b w:val="0"/>
+        </w:rPr>
         <w:t>Capacidad de atención.</w:t>
       </w:r>
     </w:p>
@@ -2290,8 +2330,14 @@
           <w:numId w:val="8"/>
         </w:numPr>
         <w:ind w:left="567" w:hanging="283"/>
-      </w:pPr>
-      <w:r>
+        <w:rPr>
+          <w:b w:val="0"/>
+        </w:rPr>
+      </w:pPr>
+      <w:r>
+        <w:rPr>
+          <w:b w:val="0"/>
+        </w:rPr>
         <w:t>Habilidad para captar las necesidades del cliente.</w:t>
       </w:r>
     </w:p>
@@ -2303,8 +2349,14 @@
           <w:numId w:val="8"/>
         </w:numPr>
         <w:ind w:left="567" w:hanging="283"/>
-      </w:pPr>
-      <w:r>
+        <w:rPr>
+          <w:b w:val="0"/>
+        </w:rPr>
+      </w:pPr>
+      <w:r>
+        <w:rPr>
+          <w:b w:val="0"/>
+        </w:rPr>
         <w:t>Alto sentido de compromiso.</w:t>
       </w:r>
     </w:p>
@@ -2316,8 +2368,14 @@
           <w:numId w:val="8"/>
         </w:numPr>
         <w:ind w:left="567" w:hanging="283"/>
-      </w:pPr>
-      <w:r>
+        <w:rPr>
+          <w:b w:val="0"/>
+        </w:rPr>
+      </w:pPr>
+      <w:r>
+        <w:rPr>
+          <w:b w:val="0"/>
+        </w:rPr>
         <w:t>Capacidad de organización.</w:t>
       </w:r>
     </w:p>
@@ -2331,7 +2389,21 @@
         <w:rPr>
           <w:lang w:val="es-419" w:eastAsia="es-CO"/>
         </w:rPr>
-        <w:t xml:space="preserve">Además de estas cualidades, la paciencia es un factor fundamental en esta profesión. El asesor telefónico se enfrenta a todo tipo de situaciones, algunas tan inusuales que resultan “difíciles de creer”. A lo largo de su experiencia laboral, vivirá </w:t>
+        <w:t xml:space="preserve">Además de estas cualidades, la paciencia es un factor fundamental en esta profesión. El asesor telefónico se enfrenta a todo tipo de situaciones, algunas tan inusuales que resultan </w:t>
+      </w:r>
+      <w:r>
+        <w:rPr>
+          <w:b/>
+          <w:bCs/>
+          <w:lang w:val="es-419" w:eastAsia="es-CO"/>
+        </w:rPr>
+        <w:t>“difíciles de creer”.</w:t>
+      </w:r>
+      <w:r>
+        <w:rPr>
+          <w:lang w:val="es-419" w:eastAsia="es-CO"/>
+        </w:rPr>
+        <w:t xml:space="preserve"> A lo largo de su experiencia laboral, vivirá </w:t>
       </w:r>
       <w:r>
         <w:rPr>
@@ -2359,33 +2431,35 @@
         <w:rPr>
           <w:lang w:val="es-419" w:eastAsia="es-CO"/>
         </w:rPr>
-        <w:t>Es fundamental partir de la premisa de que el cliente es la persona más importante de un negocio, empresa u organización. Toda persona que aspire a ingresar a este tipo de entorno laboral debe tener claro que el cliente constituye el centro de la actividad empresarial, y que, en muchos casos, serán los asesores telefónicos el primer contacto que un posible consumidor tendrá con la organización.</w:t>
-      </w:r>
-    </w:p>
-    <w:p>
-      <w:pPr>
-        <w:rPr>
+        <w:t xml:space="preserve">Es fundamental partir de la premisa de que </w:t>
+      </w:r>
+      <w:r>
+        <w:rPr>
+          <w:b/>
+          <w:bCs/>
           <w:lang w:val="es-419" w:eastAsia="es-CO"/>
         </w:rPr>
-      </w:pPr>
+        <w:t xml:space="preserve">el cliente es la persona más importante de un negocio, empresa u organización. </w:t>
+      </w:r>
       <w:r>
         <w:rPr>
           <w:lang w:val="es-419" w:eastAsia="es-CO"/>
         </w:rPr>
-        <w:t>En este sentido, resulta imprescindible recordar que el elemento vital para una comunicación efectiva es la práctica de los modales y las buenas costumbres, ya que estas permiten evidenciar la importancia que tiene el interlocutor.</w:t>
-      </w:r>
-    </w:p>
-    <w:p>
-      <w:pPr>
-        <w:rPr>
+        <w:t xml:space="preserve">Toda persona que aspire a ingresar a este tipo de entorno laboral debe tener claro que el cliente constituye el </w:t>
+      </w:r>
+      <w:r>
+        <w:rPr>
+          <w:b/>
+          <w:bCs/>
           <w:lang w:val="es-419" w:eastAsia="es-CO"/>
         </w:rPr>
-      </w:pPr>
+        <w:t>centro de la actividad empresarial</w:t>
+      </w:r>
       <w:r>
         <w:rPr>
           <w:lang w:val="es-419" w:eastAsia="es-CO"/>
         </w:rPr>
-        <w:t>Por ello, el asesor o asesora telefónica debe poner de manifiesto sus principios y valores, los cuales se reflejan directamente en la calidad del servicio ofrecido. Una comunicación telefónica adecuada contribuye de manera significativa al desarrollo de un óptimo servicio al cliente, fortaleciendo la percepción positiva de la empresa.</w:t>
+        <w:t>, y que, en muchos casos, serán los asesores telefónicos el primer contacto que un posible consumidor tendrá con la organización.</w:t>
       </w:r>
     </w:p>
     <w:p>
@@ -2394,27 +2468,26 @@
           <w:lang w:val="es-419" w:eastAsia="es-CO"/>
         </w:rPr>
       </w:pPr>
-    </w:p>
-    <w:p>
-      <w:pPr>
+      <w:r>
         <w:rPr>
           <w:lang w:val="es-419" w:eastAsia="es-CO"/>
         </w:rPr>
-      </w:pPr>
-    </w:p>
-    <w:p>
-      <w:pPr>
-        <w:rPr>
+        <w:t xml:space="preserve">En este sentido, resulta imprescindible recordar que el </w:t>
+      </w:r>
+      <w:r>
+        <w:rPr>
+          <w:b/>
+          <w:bCs/>
           <w:lang w:val="es-419" w:eastAsia="es-CO"/>
         </w:rPr>
-      </w:pPr>
-    </w:p>
-    <w:p>
-      <w:pPr>
+        <w:t>elemento vital para una comunicación efectiva es la práctica de los modales y las buenas costumbres</w:t>
+      </w:r>
+      <w:r>
         <w:rPr>
           <w:lang w:val="es-419" w:eastAsia="es-CO"/>
         </w:rPr>
-      </w:pPr>
+        <w:t>, ya que estas permiten evidenciar la importancia que tiene el interlocutor.</w:t>
+      </w:r>
     </w:p>
     <w:p>
       <w:pPr>
@@ -2422,12 +2495,46 @@
           <w:lang w:val="es-419" w:eastAsia="es-CO"/>
         </w:rPr>
       </w:pPr>
-    </w:p>
-    <w:p>
-      <w:pPr>
+      <w:r>
         <w:rPr>
           <w:lang w:val="es-419" w:eastAsia="es-CO"/>
         </w:rPr>
+        <w:t xml:space="preserve">Por ello, el asesor o asesora telefónica debe poner de manifiesto sus principios y </w:t>
+      </w:r>
+      <w:r>
+        <w:rPr>
+          <w:b/>
+          <w:bCs/>
+          <w:lang w:val="es-419" w:eastAsia="es-CO"/>
+        </w:rPr>
+        <w:t>valores,</w:t>
+      </w:r>
+      <w:r>
+        <w:rPr>
+          <w:lang w:val="es-419" w:eastAsia="es-CO"/>
+        </w:rPr>
+        <w:t xml:space="preserve"> los cuales se reflejan directamente en la calidad del servicio ofrecido. Una comunicación telefónica adecuada contribuye de manera significativa al desarrollo de un óptimo </w:t>
+      </w:r>
+      <w:r>
+        <w:rPr>
+          <w:b/>
+          <w:bCs/>
+          <w:lang w:val="es-419" w:eastAsia="es-CO"/>
+        </w:rPr>
+        <w:t>servicio al cliente</w:t>
+      </w:r>
+      <w:r>
+        <w:rPr>
+          <w:lang w:val="es-419" w:eastAsia="es-CO"/>
+        </w:rPr>
+        <w:t>, fortaleciendo la percepción positiva de la empresa.</w:t>
+      </w:r>
+    </w:p>
+    <w:p>
+      <w:pPr>
+        <w:rPr>
+          <w:lang w:val="es-419" w:eastAsia="es-CO"/>
+        </w:rPr>
       </w:pPr>
     </w:p>
     <w:p>
@@ -2441,21 +2548,21 @@
         <w:rPr>
           <w:lang w:val="es-419"/>
         </w:rPr>
+        <w:t>Pérdida de clientes por mala atención.</w:t>
+      </w:r>
+    </w:p>
+    <w:p>
+      <w:pPr>
+        <w:jc w:val="center"/>
+      </w:pPr>
+      <w:r>
+        <w:rPr>
+          <w:noProof/>
+        </w:rPr>
         <w:lastRenderedPageBreak/>
-        <w:t>Pérdida de clientes por mala atención.</w:t>
-      </w:r>
-    </w:p>
-    <w:p>
-      <w:pPr>
-        <w:jc w:val="center"/>
-      </w:pPr>
-      <w:r>
-        <w:rPr>
-          <w:noProof/>
-        </w:rPr>
         <w:drawing>
-          <wp:inline distT="0" distB="0" distL="0" distR="0" wp14:anchorId="08DECA77" wp14:editId="68A52349">
-            <wp:extent cx="6303837" cy="2790825"/>
+          <wp:inline distT="0" distB="0" distL="0" distR="0" wp14:anchorId="08DECA77" wp14:editId="26652AEB">
+            <wp:extent cx="4835168" cy="2634607"/>
             <wp:effectExtent l="0" t="0" r="0" b="0"/>
             <wp:docPr id="2" name="Imagen 2" descr="Gráfico de barras horizontales que compara las razones de pérdida de clientes según la empresa y según los clientes, con categorías como servicio al cliente, calidad, precio, otros, funcionalidad, comodidad y necesidad de cambios."/>
             <wp:cNvGraphicFramePr>
@@ -2474,7 +2581,7 @@
                     <a:blip r:embed="rId12">
                       <a:extLst>
                         <a:ext uri="{28A0092B-C50C-407E-A947-70E740481C1C}">
-                          <a14:useLocalDpi xmlns:a14="http://schemas.microsoft.com/office/drawing/2010/main" val="0"/>
+                          <a14:useLocalDpi xmlns:a14="http://schemas.microsoft.com/office/drawing/2010/main"/>
                         </a:ext>
                       </a:extLst>
                     </a:blip>
@@ -2486,7 +2593,7 @@
                   <pic:spPr bwMode="auto">
                     <a:xfrm>
                       <a:off x="0" y="0"/>
-                      <a:ext cx="6303837" cy="2790825"/>
+                      <a:ext cx="4835168" cy="2634607"/>
                     </a:xfrm>
                     <a:prstGeom prst="rect">
                       <a:avLst/>
@@ -2502,28 +2609,55 @@
     </w:p>
     <w:p>
       <w:r>
-        <w:t>La figura permite identificar los principales motivos de abandono de clientes. En ella se evidencia que, dentro de las razones por las cuales una empresa pierde clientes o clientes potenciales, el servicio al cliente ocupa el primer lugar. Este dato confirma la relevancia de la atención brindada en la permanencia y fidelización del consumidor.</w:t>
-      </w:r>
-    </w:p>
-    <w:p>
-      <w:r>
-        <w:t>Generalmente, los clientes dejan de solicitar productos o servicios de una organización debido a malas experiencias con empleados que no han sabido manejar adecuadamente una situación específica, o que no han logrado satisfacer las necesidades inmediatas del cliente. Estas experiencias negativas impactan de forma directa en la imagen corporativa y en la decisión de continuidad del cliente.</w:t>
-      </w:r>
-    </w:p>
-    <w:p>
-      <w:r>
-        <w:t xml:space="preserve">Teniendo en cuenta lo anterior, se hace indispensable brindar siempre un servicio adecuado, caracterizado por el respeto, la calidez y la amabilidad en el trato. Además de los principios y valores personales, la ética profesional desempeña un papel </w:t>
-      </w:r>
+        <w:t xml:space="preserve">La figura permite identificar los principales motivos de abandono de clientes. En ella se evidencia que, dentro de las razones por las cuales una empresa pierde clientes o clientes potenciales, </w:t>
+      </w:r>
+      <w:r>
+        <w:rPr>
+          <w:b/>
+          <w:bCs/>
+        </w:rPr>
+        <w:t>el servicio al cliente ocupa el primer lugar.</w:t>
+      </w:r>
+      <w:r>
+        <w:t xml:space="preserve"> Este dato confirma la relevancia de la atención brindada en la permanencia y fidelización del consumidor.</w:t>
+      </w:r>
+    </w:p>
+    <w:p>
+      <w:r>
+        <w:t xml:space="preserve">Generalmente, los clientes dejan de solicitar productos o servicios de una organización debido a </w:t>
+      </w:r>
+      <w:r>
+        <w:rPr>
+          <w:b/>
+          <w:bCs/>
+        </w:rPr>
+        <w:t>malas experiencias con empleados</w:t>
+      </w:r>
+      <w:r>
+        <w:t xml:space="preserve"> que no han sabido manejar adecuadamente una situación específica, o que no han logrado </w:t>
+      </w:r>
+      <w:r>
+        <w:rPr>
+          <w:b/>
+          <w:bCs/>
+        </w:rPr>
+        <w:t>satisfacer las necesidades inmediatas del cliente.</w:t>
+      </w:r>
+      <w:r>
+        <w:t xml:space="preserve"> Estas experiencias negativas impactan de forma directa en la imagen corporativa y en la decisión de continuidad del cliente.</w:t>
+      </w:r>
+    </w:p>
+    <w:p>
+      <w:r>
+        <w:t>Teniendo en cuenta lo anterior, se hace indispensable brindar siempre un servicio adecuado, caracterizado por el respeto, la calidez y la amabilidad en el trato. Además de los principios y valores personales, la ética profesional desempeña un papel fundamental, especialmente en el manejo de información relevante y de carácter confidencial para la empresa u organización.</w:t>
+      </w:r>
+    </w:p>
+    <w:p>
+      <w:pPr>
+        <w:pStyle w:val="Ttulo3"/>
+      </w:pPr>
       <w:r>
         <w:lastRenderedPageBreak/>
-        <w:t>fundamental, especialmente en el manejo de información relevante y de carácter confidencial para la empresa u organización.</w:t>
-      </w:r>
-    </w:p>
-    <w:p>
-      <w:pPr>
-        <w:pStyle w:val="Ttulo3"/>
-      </w:pPr>
-      <w:r>
         <w:t>Importancia de la capacitación del recurso humano</w:t>
       </w:r>
     </w:p>
@@ -2537,20 +2671,48 @@
         <w:rPr>
           <w:lang w:val="es-419" w:eastAsia="es-CO"/>
         </w:rPr>
-        <w:t>Las empresas, negocios u organizaciones suelen implementar planes constantes de capacitación y cualificación del recurso humano con el objetivo de mejorar de manera continua el servicio al cliente. Estas acciones formativas permiten fortalecer competencias comunicativas, actitudinales y éticas en los colaboradores.</w:t>
-      </w:r>
-    </w:p>
-    <w:p>
-      <w:pPr>
-        <w:rPr>
+        <w:t xml:space="preserve">Las empresas, negocios u organizaciones suelen implementar </w:t>
+      </w:r>
+      <w:r>
+        <w:rPr>
+          <w:b/>
+          <w:bCs/>
           <w:lang w:val="es-419" w:eastAsia="es-CO"/>
         </w:rPr>
-      </w:pPr>
+        <w:t>planes constantes de capacitación y cualificación del recurso humano</w:t>
+      </w:r>
       <w:r>
         <w:rPr>
           <w:lang w:val="es-419" w:eastAsia="es-CO"/>
         </w:rPr>
-        <w:t>En este contexto, la capacitación permanente se convierte en un factor diferenciador, ya que contribuye a elevar la calidad del servicio y a consolidar relaciones duraderas con los clientes. Es precisamente a través de estas prácticas formativas que las organizaciones logran destacarse y responder de manera efectiva a las expectativas del mercado.</w:t>
+        <w:t xml:space="preserve"> con el objetivo de mejorar de manera continua el servicio al cliente. Estas acciones formativas permiten fortalecer competencias comunicativas, actitudinales y éticas en los colaboradores.</w:t>
+      </w:r>
+    </w:p>
+    <w:p>
+      <w:pPr>
+        <w:rPr>
+          <w:lang w:val="es-419" w:eastAsia="es-CO"/>
+        </w:rPr>
+      </w:pPr>
+      <w:r>
+        <w:rPr>
+          <w:lang w:val="es-419" w:eastAsia="es-CO"/>
+        </w:rPr>
+        <w:t xml:space="preserve">En este contexto, </w:t>
+      </w:r>
+      <w:r>
+        <w:rPr>
+          <w:b/>
+          <w:bCs/>
+          <w:lang w:val="es-419" w:eastAsia="es-CO"/>
+        </w:rPr>
+        <w:t>la capacitación permanente se convierte en un factor diferenciador</w:t>
+      </w:r>
+      <w:r>
+        <w:rPr>
+          <w:lang w:val="es-419" w:eastAsia="es-CO"/>
+        </w:rPr>
+        <w:t>, ya que contribuye a elevar la calidad del servicio y a consolidar relaciones duraderas con los clientes. Es precisamente a través de estas prácticas formativas que las organizaciones logran destacarse y responder de manera efectiva a las expectativas del mercado.</w:t>
       </w:r>
     </w:p>
     <w:p>
@@ -2566,6 +2728,8 @@
     <w:p>
       <w:pPr>
         <w:rPr>
+          <w:b/>
+          <w:bCs/>
           <w:lang w:val="es-419" w:eastAsia="es-CO"/>
         </w:rPr>
       </w:pPr>
@@ -2573,7 +2737,29 @@
         <w:rPr>
           <w:lang w:val="es-419" w:eastAsia="es-CO"/>
         </w:rPr>
-        <w:t>Los componentes de la comunicación telefónica constituyen herramientas fundamentales que utiliza el asesor o la asesora con el propósito de lograr que la interacción con el cliente sea agradable, eficaz y asertiva.</w:t>
+        <w:t xml:space="preserve">Los </w:t>
+      </w:r>
+      <w:r>
+        <w:rPr>
+          <w:b/>
+          <w:bCs/>
+          <w:lang w:val="es-419" w:eastAsia="es-CO"/>
+        </w:rPr>
+        <w:t>componentes de la comunicación telefónica</w:t>
+      </w:r>
+      <w:r>
+        <w:rPr>
+          <w:lang w:val="es-419" w:eastAsia="es-CO"/>
+        </w:rPr>
+        <w:t xml:space="preserve"> constituyen herramientas fundamentales que utiliza el asesor o la asesora con el propósito de lograr que la interacción con el cliente sea </w:t>
+      </w:r>
+      <w:r>
+        <w:rPr>
+          <w:b/>
+          <w:bCs/>
+          <w:lang w:val="es-419" w:eastAsia="es-CO"/>
+        </w:rPr>
+        <w:t>agradable, eficaz y asertiva.</w:t>
       </w:r>
     </w:p>
     <w:p>
@@ -2602,7 +2788,6 @@
         <w:rPr>
           <w:rStyle w:val="Ttulo5Car"/>
         </w:rPr>
-        <w:lastRenderedPageBreak/>
         <w:t>La sonrisa.</w:t>
       </w:r>
       <w:r>
@@ -2622,6 +2807,7 @@
         <w:rPr>
           <w:rStyle w:val="Ttulo5Car"/>
         </w:rPr>
+        <w:lastRenderedPageBreak/>
         <w:t>La voz.</w:t>
       </w:r>
       <w:r>
@@ -2684,7 +2870,35 @@
         <w:rPr>
           <w:lang w:val="es-419" w:eastAsia="es-CO"/>
         </w:rPr>
-        <w:t>La sonrisa telefónica es un recurso comunicativo de gran relevancia dentro de la atención al cliente, ya que influye directamente en el tono y la percepción de la llamada. Aunque no es visible, se percibe claramente a través de la voz, y su ausencia también suele notarse. Entre sus principales aportes se destacan los siguientes:</w:t>
+        <w:t xml:space="preserve">La </w:t>
+      </w:r>
+      <w:r>
+        <w:rPr>
+          <w:b/>
+          <w:bCs/>
+          <w:lang w:val="es-419" w:eastAsia="es-CO"/>
+        </w:rPr>
+        <w:t>sonrisa telefónica</w:t>
+      </w:r>
+      <w:r>
+        <w:rPr>
+          <w:lang w:val="es-419" w:eastAsia="es-CO"/>
+        </w:rPr>
+        <w:t xml:space="preserve"> es un recurso comunicativo de gran relevancia dentro de la atención al cliente, ya que influye directamente en el tono y la percepción de la llamada. Aunque no es visible, </w:t>
+      </w:r>
+      <w:r>
+        <w:rPr>
+          <w:b/>
+          <w:bCs/>
+          <w:lang w:val="es-419" w:eastAsia="es-CO"/>
+        </w:rPr>
+        <w:t>se percibe claramente a través de la voz</w:t>
+      </w:r>
+      <w:r>
+        <w:rPr>
+          <w:lang w:val="es-419" w:eastAsia="es-CO"/>
+        </w:rPr>
+        <w:t>, y su ausencia también suele notarse. Entre sus principales aportes se destacan los siguientes:</w:t>
       </w:r>
     </w:p>
     <w:p>
@@ -2811,15 +3025,29 @@
         <w:rPr>
           <w:lang w:val="es-419" w:eastAsia="es-CO"/>
         </w:rPr>
+        <w:t xml:space="preserve">La correcta integración de </w:t>
+      </w:r>
+      <w:r>
+        <w:rPr>
+          <w:b/>
+          <w:bCs/>
+          <w:lang w:val="es-419" w:eastAsia="es-CO"/>
+        </w:rPr>
+        <w:t>la sonrisa, la voz, el lenguaje y la escucha activa permite</w:t>
+      </w:r>
+      <w:r>
+        <w:rPr>
+          <w:lang w:val="es-419" w:eastAsia="es-CO"/>
+        </w:rPr>
+        <w:t xml:space="preserve"> transformar una llamada telefónica en una experiencia positiva y efectiva para el cliente y la organización.</w:t>
+      </w:r>
+    </w:p>
+    <w:p>
+      <w:pPr>
+        <w:pStyle w:val="Ttulo3"/>
+      </w:pPr>
+      <w:r>
         <w:lastRenderedPageBreak/>
-        <w:t>La correcta integración de la sonrisa, la voz, el lenguaje y la escucha activa permite transformar una llamada telefónica en una experiencia positiva y efectiva para el cliente y la organización.</w:t>
-      </w:r>
-    </w:p>
-    <w:p>
-      <w:pPr>
-        <w:pStyle w:val="Ttulo3"/>
-      </w:pPr>
-      <w:r>
         <w:t>La voz</w:t>
       </w:r>
     </w:p>
@@ -2833,7 +3061,65 @@
         <w:rPr>
           <w:lang w:val="es-419" w:eastAsia="es-CO"/>
         </w:rPr>
-        <w:t>La voz es el instrumento básico de la comunicación no verbal a través del cual se transmiten y se estructuran los mensajes en una interacción telefónica. Su correcta utilización permite generar confianza, influir, persuadir y tranquilizar al interlocutor, convirtiéndose en un elemento determinante para la eficacia del servicio al cliente. Los componentes de la voz son:</w:t>
+        <w:t xml:space="preserve">La </w:t>
+      </w:r>
+      <w:r>
+        <w:rPr>
+          <w:b/>
+          <w:bCs/>
+          <w:lang w:val="es-419" w:eastAsia="es-CO"/>
+        </w:rPr>
+        <w:t>voz</w:t>
+      </w:r>
+      <w:r>
+        <w:rPr>
+          <w:lang w:val="es-419" w:eastAsia="es-CO"/>
+        </w:rPr>
+        <w:t xml:space="preserve"> es </w:t>
+      </w:r>
+      <w:r>
+        <w:rPr>
+          <w:b/>
+          <w:bCs/>
+          <w:lang w:val="es-419" w:eastAsia="es-CO"/>
+        </w:rPr>
+        <w:t xml:space="preserve">el instrumento básico de la comunicación </w:t>
+      </w:r>
+      <w:r>
+        <w:rPr>
+          <w:b/>
+          <w:bCs/>
+          <w:lang w:val="es-419" w:eastAsia="es-CO"/>
+        </w:rPr>
+        <w:t>para</w:t>
+      </w:r>
+      <w:r>
+        <w:rPr>
+          <w:b/>
+          <w:bCs/>
+          <w:lang w:val="es-419" w:eastAsia="es-CO"/>
+        </w:rPr>
+        <w:t xml:space="preserve">verbal </w:t>
+      </w:r>
+      <w:r>
+        <w:rPr>
+          <w:lang w:val="es-419" w:eastAsia="es-CO"/>
+        </w:rPr>
+        <w:t xml:space="preserve">a través del cual se transmiten y se estructuran los mensajes en una interacción telefónica. Su correcta utilización permite </w:t>
+      </w:r>
+      <w:r>
+        <w:rPr>
+          <w:b/>
+          <w:bCs/>
+          <w:lang w:val="es-419" w:eastAsia="es-CO"/>
+        </w:rPr>
+        <w:t>generar confianza, influir, persuadir y tranquilizar</w:t>
+      </w:r>
+      <w:r>
+        <w:rPr>
+          <w:lang w:val="es-419" w:eastAsia="es-CO"/>
+        </w:rPr>
+        <w:t xml:space="preserve"> al interlocutor, convirtiéndose en un elemento determinante para la eficacia del servicio al cliente. Los componentes de la voz son:</w:t>
       </w:r>
     </w:p>
     <w:p>
@@ -2928,7 +3214,37 @@
     </w:p>
     <w:p>
       <w:r>
-        <w:t>La entonación corresponde a la forma en que se varía la altura de la tonalidad de la voz y debe adaptarse a las circunstancias de la conversación telefónica. Es importante evitar la monotonía; sin embargo, los cambios de tono no deben ser bruscos, ya que pueden generar confusión o incomodidad en el cliente. A continuación, se abordan los tonos apropiados en la comunicación telefónica y su uso según el objetivo de cada momento de la interacción.</w:t>
+        <w:t xml:space="preserve">La </w:t>
+      </w:r>
+      <w:r>
+        <w:rPr>
+          <w:b/>
+          <w:bCs/>
+        </w:rPr>
+        <w:t>entonación</w:t>
+      </w:r>
+      <w:r>
+        <w:t xml:space="preserve"> corresponde a la forma en que se varía la altura de la tonalidad de la voz y debe </w:t>
+      </w:r>
+      <w:r>
+        <w:rPr>
+          <w:b/>
+          <w:bCs/>
+        </w:rPr>
+        <w:t>adaptarse a las circunstancias</w:t>
+      </w:r>
+      <w:r>
+        <w:t xml:space="preserve"> de la conversación telefónica. Es importante evitar la monotonía; sin embargo, los cambios de tono </w:t>
+      </w:r>
+      <w:r>
+        <w:rPr>
+          <w:b/>
+          <w:bCs/>
+        </w:rPr>
+        <w:t>no deben ser bruscos</w:t>
+      </w:r>
+      <w:r>
+        <w:t>, ya que pueden generar confusión o incomodidad en el cliente. A continuación, se abordan los tonos apropiados en la comunicación telefónica y su uso según el objetivo de cada momento de la interacción.</w:t>
       </w:r>
     </w:p>
     <w:p>
@@ -2944,7 +3260,6 @@
         <w:rPr>
           <w:rStyle w:val="Ttulo5Car"/>
         </w:rPr>
-        <w:lastRenderedPageBreak/>
         <w:t>Tono seguro.</w:t>
       </w:r>
       <w:r>
@@ -2964,6 +3279,7 @@
         <w:rPr>
           <w:rStyle w:val="Ttulo5Car"/>
         </w:rPr>
+        <w:lastRenderedPageBreak/>
         <w:t>Tono cálido.</w:t>
       </w:r>
       <w:r>
@@ -3018,7 +3334,17 @@
     </w:p>
     <w:p>
       <w:r>
-        <w:t>La articulación se refiere a la posición y al movimiento de los órganos de la voz para la correcta pronunciación de vocales y consonantes. Una articulación adecuada facilita la comprensión del mensaje y evita malentendidos.</w:t>
+        <w:t xml:space="preserve">La </w:t>
+      </w:r>
+      <w:r>
+        <w:rPr>
+          <w:b/>
+          <w:bCs/>
+        </w:rPr>
+        <w:t>articulación</w:t>
+      </w:r>
+      <w:r>
+        <w:t xml:space="preserve"> se refiere a la posición y al movimiento de los órganos de la voz para la correcta pronunciación de vocales y consonantes. Una articulación adecuada facilita la comprensión del mensaje y evita malentendidos.</w:t>
       </w:r>
     </w:p>
     <w:p>
@@ -3083,14 +3409,35 @@
         <w:rPr>
           <w:lang w:val="es-419" w:eastAsia="es-CO"/>
         </w:rPr>
-        <w:t xml:space="preserve">El volumen representa la intensidad con la que se emite la voz y, en la comunicación telefónica, constituye la única forma de llegar directamente al oído del </w:t>
-      </w:r>
-      <w:r>
-        <w:rPr>
+        <w:t xml:space="preserve">El </w:t>
+      </w:r>
+      <w:r>
+        <w:rPr>
+          <w:b/>
+          <w:bCs/>
           <w:lang w:val="es-419" w:eastAsia="es-CO"/>
         </w:rPr>
-        <w:lastRenderedPageBreak/>
-        <w:t>interlocutor. Por ello, debe mantenerse en un nivel normal y equilibrado, evitando los extremos.</w:t>
+        <w:t xml:space="preserve">volumen </w:t>
+      </w:r>
+      <w:r>
+        <w:rPr>
+          <w:lang w:val="es-419" w:eastAsia="es-CO"/>
+        </w:rPr>
+        <w:t xml:space="preserve">representa la intensidad con la que se emite la voz y, en la comunicación telefónica, constituye la única forma de llegar directamente al oído del interlocutor. Por ello, debe mantenerse en un nivel </w:t>
+      </w:r>
+      <w:r>
+        <w:rPr>
+          <w:b/>
+          <w:bCs/>
+          <w:lang w:val="es-419" w:eastAsia="es-CO"/>
+        </w:rPr>
+        <w:t>normal y equilibrado</w:t>
+      </w:r>
+      <w:r>
+        <w:rPr>
+          <w:lang w:val="es-419" w:eastAsia="es-CO"/>
+        </w:rPr>
+        <w:t>, evitando los extremos.</w:t>
       </w:r>
     </w:p>
     <w:p>
@@ -3122,6 +3469,7 @@
         <w:rPr>
           <w:lang w:val="es-419" w:eastAsia="es-CO"/>
         </w:rPr>
+        <w:lastRenderedPageBreak/>
         <w:t>Nunca gritar, incluso si la comunicación es deficiente.</w:t>
       </w:r>
     </w:p>
@@ -3181,7 +3529,35 @@
         <w:rPr>
           <w:lang w:val="es-419" w:eastAsia="es-CO"/>
         </w:rPr>
-        <w:t>La elocución es la velocidad con la que se transmite el mensaje durante la llamada. Una velocidad adecuada favorece la comprensión y transmite seguridad.</w:t>
+        <w:t>La</w:t>
+      </w:r>
+      <w:r>
+        <w:rPr>
+          <w:b/>
+          <w:bCs/>
+          <w:lang w:val="es-419" w:eastAsia="es-CO"/>
+        </w:rPr>
+        <w:t xml:space="preserve"> elocución</w:t>
+      </w:r>
+      <w:r>
+        <w:rPr>
+          <w:lang w:val="es-419" w:eastAsia="es-CO"/>
+        </w:rPr>
+        <w:t xml:space="preserve"> es la</w:t>
+      </w:r>
+      <w:r>
+        <w:rPr>
+          <w:b/>
+          <w:bCs/>
+          <w:lang w:val="es-419" w:eastAsia="es-CO"/>
+        </w:rPr>
+        <w:t xml:space="preserve"> velocidad</w:t>
+      </w:r>
+      <w:r>
+        <w:rPr>
+          <w:lang w:val="es-419" w:eastAsia="es-CO"/>
+        </w:rPr>
+        <w:t xml:space="preserve"> con la que se transmite el mensaje durante la llamada. Una velocidad adecuada favorece la comprensión y transmite seguridad.</w:t>
       </w:r>
     </w:p>
     <w:p>
@@ -3257,30 +3633,21 @@
       </w:r>
     </w:p>
     <w:p>
-      <w:pPr>
-        <w:ind w:left="567" w:hanging="283"/>
-      </w:pPr>
-      <w:r>
-        <w:t xml:space="preserve">El lenguaje verbal es un elemento básico para transmitir la imagen que la empresa desea proyectar hacia sus clientes. Por esta razón, debe ser positivo, claro y </w:t>
-      </w:r>
+      <w:r>
+        <w:t>El lenguaje verbal es un elemento básico para transmitir la imagen que la empresa desea proyectar hacia sus clientes. Por esta razón, debe ser positivo, claro y adecuado al contexto, ya que de su uso depende, en gran medida, la percepción que el cliente construye sobre la organización.</w:t>
+      </w:r>
+    </w:p>
+    <w:p>
+      <w:r>
+        <w:t>A continuación, se presenta lo que debe contener y lo que debe evitar el lenguaje utilizado durante la comunicación telefónica.</w:t>
+      </w:r>
+    </w:p>
+    <w:p>
+      <w:pPr>
+        <w:pStyle w:val="Ttulo5"/>
+      </w:pPr>
       <w:r>
         <w:lastRenderedPageBreak/>
-        <w:t>adecuado al contexto, ya que de su uso depende, en gran medida, la percepción que el cliente construye sobre la organización.</w:t>
-      </w:r>
-    </w:p>
-    <w:p>
-      <w:pPr>
-        <w:ind w:left="567" w:hanging="283"/>
-      </w:pPr>
-      <w:r>
-        <w:t>A continuación, se presenta lo que debe contener y lo que debe evitar el lenguaje utilizado durante la comunicación telefónica.</w:t>
-      </w:r>
-    </w:p>
-    <w:p>
-      <w:pPr>
-        <w:pStyle w:val="Ttulo5"/>
-      </w:pPr>
-      <w:r>
         <w:t>Debe contener</w:t>
       </w:r>
     </w:p>
@@ -3458,7 +3825,7 @@
           <w:ilvl w:val="0"/>
           <w:numId w:val="18"/>
         </w:numPr>
-        <w:ind w:left="567" w:hanging="283"/>
+        <w:ind w:left="567" w:hanging="141"/>
         <w:rPr>
           <w:lang w:val="es-419" w:eastAsia="es-CO"/>
         </w:rPr>
@@ -3527,24 +3894,85 @@
         <w:rPr>
           <w:rStyle w:val="Ttulo5Car"/>
         </w:rPr>
+        <w:t>Corrección.</w:t>
+      </w:r>
+      <w:r>
+        <w:t xml:space="preserve"> Garantiza un uso adecuado del idioma y una imagen profesional.</w:t>
+      </w:r>
+    </w:p>
+    <w:p/>
+    <w:p>
+      <w:pPr>
+        <w:pStyle w:val="Ttulo3"/>
+      </w:pPr>
+      <w:r>
         <w:lastRenderedPageBreak/>
-        <w:t>Corrección.</w:t>
-      </w:r>
-      <w:r>
-        <w:t xml:space="preserve"> Garantiza un uso adecuado del idioma y una imagen profesional.</w:t>
-      </w:r>
-    </w:p>
-    <w:p>
-      <w:pPr>
-        <w:pStyle w:val="Ttulo3"/>
-      </w:pPr>
-      <w:r>
         <w:t>La escucha activa</w:t>
       </w:r>
     </w:p>
     <w:p>
       <w:r>
-        <w:t>La escucha activa es la habilidad de escuchar no solo las palabras, sino también las ideas, intenciones y pensamientos que subyacen en el discurso del interlocutor. Además, implica demostrar de manera explícita que el mensaje ha sido comprendido, lo cual permite crear un vínculo con el cliente y ofrecer un servicio de calidad. A partir de este concepto, la escucha activa se compone de elementos decisivos que facilitan el desempeño eficaz del asesor o asesora telefónica. A continuación, se describen los elementos de la escucha activa y la función que cumple cada uno dentro del proceso comunicativo.</w:t>
+        <w:t xml:space="preserve">La </w:t>
+      </w:r>
+      <w:r>
+        <w:rPr>
+          <w:b/>
+          <w:bCs/>
+        </w:rPr>
+        <w:t>escucha</w:t>
+      </w:r>
+      <w:r>
+        <w:t xml:space="preserve"> activa es la habilidad de </w:t>
+      </w:r>
+      <w:r>
+        <w:rPr>
+          <w:b/>
+          <w:bCs/>
+        </w:rPr>
+        <w:t>escuchar no solo las palabras</w:t>
+      </w:r>
+      <w:r>
+        <w:t>, sino también las</w:t>
+      </w:r>
+      <w:r>
+        <w:rPr>
+          <w:b/>
+          <w:bCs/>
+        </w:rPr>
+        <w:t xml:space="preserve"> ideas</w:t>
+      </w:r>
+      <w:r>
+        <w:t xml:space="preserve">, </w:t>
+      </w:r>
+      <w:r>
+        <w:rPr>
+          <w:b/>
+          <w:bCs/>
+        </w:rPr>
+        <w:t>intenciones y pensamientos</w:t>
+      </w:r>
+      <w:r>
+        <w:t xml:space="preserve"> que subyacen en el discurso del interlocutor. Además, implica demostrar de manera explícita que el mensaje ha sido comprendido, lo cual permite </w:t>
+      </w:r>
+      <w:r>
+        <w:rPr>
+          <w:b/>
+          <w:bCs/>
+        </w:rPr>
+        <w:t>crear un vínculo con el cliente</w:t>
+      </w:r>
+      <w:r>
+        <w:t xml:space="preserve"> y ofrecer un servicio de calidad. A partir de este concepto, la escucha activa se compone de </w:t>
+      </w:r>
+      <w:r>
+        <w:rPr>
+          <w:b/>
+          <w:bCs/>
+        </w:rPr>
+        <w:t>elementos decisivos</w:t>
+      </w:r>
+      <w:r>
+        <w:t xml:space="preserve"> que facilitan el desempeño eficaz del asesor o asesora telefónica. A continuación, se describen los elementos de la escucha activa y la función que cumple cada uno dentro del proceso comunicativo.</w:t>
       </w:r>
     </w:p>
     <w:p>
@@ -3628,6 +4056,7 @@
         <w:t>Los comportamientos del mal oyente y del buen oyente son:</w:t>
       </w:r>
     </w:p>
+    <w:p/>
     <w:p>
       <w:pPr>
         <w:pStyle w:val="Ttulo5"/>
@@ -3724,7 +4153,6 @@
         <w:ind w:left="567" w:hanging="283"/>
       </w:pPr>
       <w:r>
-        <w:lastRenderedPageBreak/>
         <w:t>Reaccionar ante palabras con carga emotiva.</w:t>
       </w:r>
     </w:p>
@@ -3738,6 +4166,7 @@
         <w:ind w:left="567" w:hanging="283"/>
       </w:pPr>
       <w:r>
+        <w:lastRenderedPageBreak/>
         <w:t>Desentenderse por diferencias en la forma de expresión.</w:t>
       </w:r>
     </w:p>
@@ -3915,26 +4344,70 @@
         <w:rPr>
           <w:lang w:val="es-419" w:eastAsia="es-CO"/>
         </w:rPr>
-        <w:t xml:space="preserve">Dentro de la comunicación telefónica, existe un aspecto de gran relevancia que forma parte de la escucha activa: el silencio. El asesor o asesora debe saber ser prudente y respetar los silencios o pausas naturales que se producen durante una </w:t>
-      </w:r>
-      <w:r>
-        <w:rPr>
+        <w:t xml:space="preserve">Dentro de la comunicación telefónica, existe un aspecto de gran relevancia que forma parte de la </w:t>
+      </w:r>
+      <w:r>
+        <w:rPr>
+          <w:b/>
+          <w:bCs/>
           <w:lang w:val="es-419" w:eastAsia="es-CO"/>
         </w:rPr>
+        <w:t>escucha activa</w:t>
+      </w:r>
+      <w:r>
+        <w:rPr>
+          <w:lang w:val="es-419" w:eastAsia="es-CO"/>
+        </w:rPr>
+        <w:t xml:space="preserve">: </w:t>
+      </w:r>
+      <w:r>
+        <w:rPr>
+          <w:b/>
+          <w:bCs/>
+          <w:lang w:val="es-419" w:eastAsia="es-CO"/>
+        </w:rPr>
+        <w:t>el silencio</w:t>
+      </w:r>
+      <w:r>
+        <w:rPr>
+          <w:lang w:val="es-419" w:eastAsia="es-CO"/>
+        </w:rPr>
+        <w:t xml:space="preserve">. El asesor o asesora debe </w:t>
+      </w:r>
+      <w:r>
+        <w:rPr>
+          <w:b/>
+          <w:bCs/>
+          <w:lang w:val="es-419" w:eastAsia="es-CO"/>
+        </w:rPr>
+        <w:t xml:space="preserve">saber ser prudente y respetar los silencios o pausas naturales </w:t>
+      </w:r>
+      <w:r>
+        <w:rPr>
+          <w:lang w:val="es-419" w:eastAsia="es-CO"/>
+        </w:rPr>
+        <w:t xml:space="preserve">que se producen durante una conversación, ya que estos contribuyen a que la comunicación sea considerada </w:t>
+      </w:r>
+      <w:r>
+        <w:rPr>
+          <w:b/>
+          <w:bCs/>
+          <w:lang w:val="es-419" w:eastAsia="es-CO"/>
+        </w:rPr>
+        <w:t>óptima y profesional.</w:t>
+      </w:r>
+    </w:p>
+    <w:p>
+      <w:pPr>
+        <w:rPr>
+          <w:lang w:val="es-419" w:eastAsia="es-CO"/>
+        </w:rPr>
+      </w:pPr>
+      <w:r>
+        <w:rPr>
+          <w:lang w:val="es-419" w:eastAsia="es-CO"/>
+        </w:rPr>
         <w:lastRenderedPageBreak/>
-        <w:t>conversación, ya que estos contribuyen a que la comunicación sea considerada óptima y profesional.</w:t>
-      </w:r>
-    </w:p>
-    <w:p>
-      <w:pPr>
-        <w:rPr>
-          <w:lang w:val="es-419" w:eastAsia="es-CO"/>
-        </w:rPr>
-      </w:pPr>
-      <w:r>
-        <w:rPr>
-          <w:lang w:val="es-419" w:eastAsia="es-CO"/>
-        </w:rPr>
         <w:t>No obstante, es fundamental aclarar que nunca se debe dejar al cliente en silencio sin explicarle el motivo. Esta acción puede interpretarse fácilmente como un desplante, generando impaciencia y malestar en el interlocutor.</w:t>
       </w:r>
     </w:p>
@@ -3956,6 +4429,10 @@
           <w:numId w:val="22"/>
         </w:numPr>
         <w:ind w:left="567" w:hanging="283"/>
+        <w:rPr>
+          <w:i/>
+          <w:iCs/>
+        </w:rPr>
       </w:pPr>
       <w:r>
         <w:rPr>
@@ -3964,7 +4441,14 @@
         <w:t>Subrayar palabras.</w:t>
       </w:r>
       <w:r>
-        <w:t xml:space="preserve"> Destacar la importancia de ciertos mensajes clave.</w:t>
+        <w:t xml:space="preserve"> </w:t>
+      </w:r>
+      <w:r>
+        <w:rPr>
+          <w:i/>
+          <w:iCs/>
+        </w:rPr>
+        <w:t>Destacar la importancia de ciertos mensajes clave.</w:t>
       </w:r>
     </w:p>
     <w:p>
@@ -3983,7 +4467,14 @@
         <w:t>Aislar ideas.</w:t>
       </w:r>
       <w:r>
-        <w:t xml:space="preserve"> Permite resaltar conceptos relevantes dentro del discurso.</w:t>
+        <w:t xml:space="preserve"> </w:t>
+      </w:r>
+      <w:r>
+        <w:rPr>
+          <w:i/>
+          <w:iCs/>
+        </w:rPr>
+        <w:t>Permite resaltar conceptos relevantes dentro del discurso.</w:t>
       </w:r>
     </w:p>
     <w:p>
@@ -4002,7 +4493,14 @@
         <w:t>Percibir al interlocutor.</w:t>
       </w:r>
       <w:r>
-        <w:t xml:space="preserve"> Facilita la observación de reacciones y actitudes.</w:t>
+        <w:t xml:space="preserve"> </w:t>
+      </w:r>
+      <w:r>
+        <w:rPr>
+          <w:i/>
+          <w:iCs/>
+        </w:rPr>
+        <w:t>Facilita la observación de reacciones y actitudes.</w:t>
       </w:r>
     </w:p>
     <w:p>
@@ -4021,7 +4519,14 @@
         <w:t>Favorecer objeciones.</w:t>
       </w:r>
       <w:r>
-        <w:t xml:space="preserve"> Propicia la manifestación de dudas o inquietudes del cliente.</w:t>
+        <w:t xml:space="preserve"> </w:t>
+      </w:r>
+      <w:r>
+        <w:rPr>
+          <w:i/>
+          <w:iCs/>
+        </w:rPr>
+        <w:t>Propicia la manifestación de dudas o inquietudes del cliente.</w:t>
       </w:r>
     </w:p>
     <w:p>
@@ -4041,16 +4546,43 @@
     </w:p>
     <w:p>
       <w:r>
-        <w:t xml:space="preserve">Antes de iniciar una comunicación con un cliente, los asesores y asesoras telefónicos deben tener en cuenta que existen momentos clave a lo largo de la llamada. En estas etapas se recopila información relevante (en algunos casos suficiente y en </w:t>
-      </w:r>
+        <w:t xml:space="preserve">Antes de iniciar una comunicación con un cliente, los asesores y asesoras telefónicos deben tener en cuenta que existen </w:t>
+      </w:r>
+      <w:r>
+        <w:rPr>
+          <w:b/>
+          <w:bCs/>
+        </w:rPr>
+        <w:t>momentos clave</w:t>
+      </w:r>
+      <w:r>
+        <w:t xml:space="preserve"> a lo largo de la llamada. En estas etapas se recopila información relevante (en algunos casos suficiente y en otros limitada) que permite </w:t>
+      </w:r>
+      <w:r>
+        <w:rPr>
+          <w:b/>
+          <w:bCs/>
+        </w:rPr>
+        <w:t>actuar de la mejor manera posibl</w:t>
+      </w:r>
+      <w:r>
+        <w:t>e según el objetivo de la comunicación.</w:t>
+      </w:r>
+    </w:p>
+    <w:p>
       <w:r>
         <w:lastRenderedPageBreak/>
-        <w:t>otros limitada) que permite actuar de la mejor manera posible según el objetivo de la comunicación.</w:t>
-      </w:r>
-    </w:p>
-    <w:p>
-      <w:r>
-        <w:t>Estas etapas se encuentran delimitadas de forma secuencial, lo que facilita que, al finalizar la conversación, se pueda realizar un balance teniendo en cuenta el propósito de la llamada y el nivel de satisfacción del cliente.</w:t>
+        <w:t xml:space="preserve">Estas etapas se encuentran </w:t>
+      </w:r>
+      <w:r>
+        <w:rPr>
+          <w:b/>
+          <w:bCs/>
+        </w:rPr>
+        <w:t>delimitadas de forma secuencial</w:t>
+      </w:r>
+      <w:r>
+        <w:t>, lo que facilita que, al finalizar la conversación, se pueda realizar un balance teniendo en cuenta el propósito de la llamada y el nivel de satisfacción del cliente.</w:t>
       </w:r>
     </w:p>
     <w:p>
@@ -4144,8 +4676,17 @@
         <w:ind w:left="567" w:hanging="283"/>
       </w:pPr>
       <w:r>
-        <w:lastRenderedPageBreak/>
-        <w:t>Abandonar otras tareas: realizar actividades paralelas dificulta la escucha activa y se considera una práctica inadecuada en el ejercicio profesional.</w:t>
+        <w:rPr>
+          <w:b/>
+          <w:bCs/>
+        </w:rPr>
+        <w:t>Abandonar otras tareas</w:t>
+      </w:r>
+      <w:r>
+        <w:t>.</w:t>
+      </w:r>
+      <w:r>
+        <w:t xml:space="preserve"> realizar actividades paralelas dificulta la escucha activa y se considera una práctica inadecuada en el ejercicio profesional.</w:t>
       </w:r>
     </w:p>
     <w:p>
@@ -4158,7 +4699,18 @@
         <w:ind w:left="567" w:hanging="283"/>
       </w:pPr>
       <w:r>
-        <w:t>Guardar silencio hasta la acogida: evitar hablar al tomar el teléfono, ya que esta acción genera una percepción negativa y resulta descortés para el interlocutor.</w:t>
+        <w:rPr>
+          <w:b/>
+          <w:bCs/>
+        </w:rPr>
+        <w:lastRenderedPageBreak/>
+        <w:t>Guardar silencio hasta la acogida</w:t>
+      </w:r>
+      <w:r>
+        <w:t>.</w:t>
+      </w:r>
+      <w:r>
+        <w:t xml:space="preserve"> evitar hablar al tomar el teléfono, ya que esta acción genera una percepción negativa y resulta descortés para el interlocutor.</w:t>
       </w:r>
     </w:p>
     <w:p>
@@ -4262,20 +4814,15 @@
         <w:ind w:left="567" w:hanging="283"/>
       </w:pPr>
       <w:r>
+        <w:t>Reformulación: interpretar el mensaje del cliente y manifestar interés mediante el uso de parafraseo, resúmenes y señales verbales que confirmen la escucha.</w:t>
+      </w:r>
+    </w:p>
+    <w:p>
+      <w:pPr>
+        <w:pStyle w:val="Ttulo5"/>
+      </w:pPr>
+      <w:r>
         <w:lastRenderedPageBreak/>
-        <w:t>Reformulación: interpretar el mensaje del cliente y manifestar interés mediante el uso de parafraseo, resúmenes y señales verbales que confirmen la escucha.</w:t>
-      </w:r>
-    </w:p>
-    <w:p>
-      <w:pPr>
-        <w:ind w:left="567" w:hanging="283"/>
-      </w:pPr>
-    </w:p>
-    <w:p>
-      <w:pPr>
-        <w:pStyle w:val="Ttulo5"/>
-      </w:pPr>
-      <w:r>
         <w:t>Acción</w:t>
       </w:r>
     </w:p>
@@ -4396,6 +4943,12 @@
     </w:p>
     <w:p>
       <w:pPr>
+        <w:pStyle w:val="Prrafodelista"/>
+        <w:ind w:left="567" w:firstLine="0"/>
+      </w:pPr>
+    </w:p>
+    <w:p>
+      <w:pPr>
         <w:pStyle w:val="Ttulo2"/>
       </w:pPr>
       <w:bookmarkStart w:id="5" w:name="_Toc223268855"/>
@@ -4644,6 +5197,7 @@
       <w:tblPr>
         <w:tblStyle w:val="SENA"/>
         <w:tblW w:w="6180" w:type="dxa"/>
+        <w:jc w:val="center"/>
         <w:tblLook w:val="04A0" w:firstRow="1" w:lastRow="0" w:firstColumn="1" w:lastColumn="0" w:noHBand="0" w:noVBand="1"/>
       </w:tblPr>
       <w:tblGrid>
@@ -4653,6 +5207,7 @@
       <w:tr>
         <w:trPr>
           <w:cnfStyle w:val="100000000000" w:firstRow="1" w:lastRow="0" w:firstColumn="0" w:lastColumn="0" w:oddVBand="0" w:evenVBand="0" w:oddHBand="0" w:evenHBand="0" w:firstRowFirstColumn="0" w:firstRowLastColumn="0" w:lastRowFirstColumn="0" w:lastRowLastColumn="0"/>
+          <w:jc w:val="center"/>
         </w:trPr>
         <w:tc>
           <w:tcPr>
@@ -4686,6 +5241,7 @@
       <w:tr>
         <w:trPr>
           <w:cnfStyle w:val="000000100000" w:firstRow="0" w:lastRow="0" w:firstColumn="0" w:lastColumn="0" w:oddVBand="0" w:evenVBand="0" w:oddHBand="1" w:evenHBand="0" w:firstRowFirstColumn="0" w:firstRowLastColumn="0" w:lastRowFirstColumn="0" w:lastRowLastColumn="0"/>
+          <w:jc w:val="center"/>
         </w:trPr>
         <w:tc>
           <w:tcPr>
@@ -4697,15 +5253,13 @@
               <w:pStyle w:val="TextoTablas"/>
               <w:rPr>
                 <w:color w:val="12263F"/>
-                <w:szCs w:val="24"/>
               </w:rPr>
             </w:pPr>
             <w:r>
               <w:rPr>
                 <w:color w:val="12263F"/>
-                <w:szCs w:val="24"/>
-              </w:rPr>
-              <w:t>Vanidoso.</w:t>
+              </w:rPr>
+              <w:t>Vanidoso</w:t>
             </w:r>
           </w:p>
         </w:tc>
@@ -4719,20 +5273,21 @@
               <w:pStyle w:val="TextoTablas"/>
               <w:rPr>
                 <w:color w:val="12263F"/>
-                <w:szCs w:val="24"/>
               </w:rPr>
             </w:pPr>
             <w:r>
               <w:rPr>
                 <w:color w:val="12263F"/>
-                <w:szCs w:val="24"/>
-              </w:rPr>
-              <w:t>Elogiarlo.</w:t>
+              </w:rPr>
+              <w:t>Elogiarlo</w:t>
             </w:r>
           </w:p>
         </w:tc>
       </w:tr>
       <w:tr>
+        <w:trPr>
+          <w:jc w:val="center"/>
+        </w:trPr>
         <w:tc>
           <w:tcPr>
             <w:tcW w:w="0" w:type="auto"/>
@@ -4743,15 +5298,13 @@
               <w:pStyle w:val="TextoTablas"/>
               <w:rPr>
                 <w:color w:val="12263F"/>
-                <w:szCs w:val="24"/>
               </w:rPr>
             </w:pPr>
             <w:r>
               <w:rPr>
                 <w:color w:val="12263F"/>
-                <w:szCs w:val="24"/>
-              </w:rPr>
-              <w:t>Cree que lo sabe todo.</w:t>
+              </w:rPr>
+              <w:t>Cree que lo sabe todo</w:t>
             </w:r>
           </w:p>
         </w:tc>
@@ -4765,15 +5318,13 @@
               <w:pStyle w:val="TextoTablas"/>
               <w:rPr>
                 <w:color w:val="12263F"/>
-                <w:szCs w:val="24"/>
               </w:rPr>
             </w:pPr>
             <w:r>
               <w:rPr>
                 <w:color w:val="12263F"/>
-                <w:szCs w:val="24"/>
-              </w:rPr>
-              <w:t>Repetir su nombre con frecuencia.</w:t>
+              </w:rPr>
+              <w:t>Repetir su nombre con frecuencia</w:t>
             </w:r>
           </w:p>
         </w:tc>
@@ -4781,6 +5332,7 @@
       <w:tr>
         <w:trPr>
           <w:cnfStyle w:val="000000100000" w:firstRow="0" w:lastRow="0" w:firstColumn="0" w:lastColumn="0" w:oddVBand="0" w:evenVBand="0" w:oddHBand="1" w:evenHBand="0" w:firstRowFirstColumn="0" w:firstRowLastColumn="0" w:lastRowFirstColumn="0" w:lastRowLastColumn="0"/>
+          <w:jc w:val="center"/>
         </w:trPr>
         <w:tc>
           <w:tcPr>
@@ -4792,15 +5344,13 @@
               <w:pStyle w:val="TextoTablas"/>
               <w:rPr>
                 <w:color w:val="12263F"/>
-                <w:szCs w:val="24"/>
               </w:rPr>
             </w:pPr>
             <w:r>
               <w:rPr>
                 <w:color w:val="12263F"/>
-                <w:szCs w:val="24"/>
-              </w:rPr>
-              <w:t>Dominante.</w:t>
+              </w:rPr>
+              <w:t>Dominante</w:t>
             </w:r>
           </w:p>
         </w:tc>
@@ -4814,20 +5364,21 @@
               <w:pStyle w:val="TextoTablas"/>
               <w:rPr>
                 <w:color w:val="12263F"/>
-                <w:szCs w:val="24"/>
               </w:rPr>
             </w:pPr>
             <w:r>
               <w:rPr>
                 <w:color w:val="12263F"/>
-                <w:szCs w:val="24"/>
-              </w:rPr>
-              <w:t>Demostrar interés por sus asuntos.</w:t>
+              </w:rPr>
+              <w:t>Demostrar interés por sus asuntos</w:t>
             </w:r>
           </w:p>
         </w:tc>
       </w:tr>
       <w:tr>
+        <w:trPr>
+          <w:jc w:val="center"/>
+        </w:trPr>
         <w:tc>
           <w:tcPr>
             <w:tcW w:w="0" w:type="auto"/>
@@ -4838,15 +5389,13 @@
               <w:pStyle w:val="TextoTablas"/>
               <w:rPr>
                 <w:color w:val="12263F"/>
-                <w:szCs w:val="24"/>
               </w:rPr>
             </w:pPr>
             <w:r>
               <w:rPr>
                 <w:color w:val="12263F"/>
-                <w:szCs w:val="24"/>
-              </w:rPr>
-              <w:t>Tiende a engañar.</w:t>
+              </w:rPr>
+              <w:t>Tiende a engañar</w:t>
             </w:r>
           </w:p>
         </w:tc>
@@ -4876,6 +5425,7 @@
       <w:tr>
         <w:trPr>
           <w:cnfStyle w:val="000000100000" w:firstRow="0" w:lastRow="0" w:firstColumn="0" w:lastColumn="0" w:oddVBand="0" w:evenVBand="0" w:oddHBand="1" w:evenHBand="0" w:firstRowFirstColumn="0" w:firstRowLastColumn="0" w:lastRowFirstColumn="0" w:lastRowLastColumn="0"/>
+          <w:jc w:val="center"/>
         </w:trPr>
         <w:tc>
           <w:tcPr>
@@ -4887,15 +5437,13 @@
               <w:pStyle w:val="TextoTablas"/>
               <w:rPr>
                 <w:color w:val="12263F"/>
-                <w:szCs w:val="24"/>
               </w:rPr>
             </w:pPr>
             <w:r>
               <w:rPr>
                 <w:color w:val="12263F"/>
-                <w:szCs w:val="24"/>
-              </w:rPr>
-              <w:t>Exige trato exclusivo.</w:t>
+              </w:rPr>
+              <w:t>Exige trato exclusivo</w:t>
             </w:r>
           </w:p>
         </w:tc>
@@ -4909,29 +5457,37 @@
               <w:pStyle w:val="TextoTablas"/>
               <w:rPr>
                 <w:color w:val="12263F"/>
-                <w:szCs w:val="24"/>
               </w:rPr>
             </w:pPr>
             <w:r>
               <w:rPr>
                 <w:color w:val="12263F"/>
-                <w:szCs w:val="24"/>
-              </w:rPr>
-              <w:t>Ofrecer atención diferenciada.</w:t>
+              </w:rPr>
+              <w:t>Ofrecer atención diferenciada</w:t>
             </w:r>
           </w:p>
         </w:tc>
       </w:tr>
     </w:tbl>
     <w:p>
-      <w:r>
+      <w:pPr>
         <w:rPr>
           <w:rStyle w:val="Ttulo5Car"/>
         </w:rPr>
+      </w:pPr>
+    </w:p>
+    <w:p>
+      <w:r>
+        <w:rPr>
+          <w:rStyle w:val="Ttulo5Car"/>
+        </w:rPr>
         <w:t>Cliente desconfiado.</w:t>
       </w:r>
       <w:r>
-        <w:t xml:space="preserve"> Son personas escépticas que no confían en nada ni en nadie. Critican los argumentos, tratan de dominar, no escuchan consejos.</w:t>
+        <w:t xml:space="preserve"> Son personas escépticas que no confían en nada ni en nadie. Critican los argumentos, tratan de dominar, no escuchan consejos</w:t>
+      </w:r>
+      <w:r>
+        <w:t>.</w:t>
       </w:r>
     </w:p>
     <w:p>
@@ -4946,15 +5502,17 @@
       <w:tblPr>
         <w:tblStyle w:val="SENA"/>
         <w:tblW w:w="6180" w:type="dxa"/>
+        <w:jc w:val="center"/>
         <w:tblLook w:val="04A0" w:firstRow="1" w:lastRow="0" w:firstColumn="1" w:lastColumn="0" w:noHBand="0" w:noVBand="1"/>
       </w:tblPr>
       <w:tblGrid>
-        <w:gridCol w:w="3115"/>
-        <w:gridCol w:w="3065"/>
+        <w:gridCol w:w="3118"/>
+        <w:gridCol w:w="3062"/>
       </w:tblGrid>
       <w:tr>
         <w:trPr>
           <w:cnfStyle w:val="100000000000" w:firstRow="1" w:lastRow="0" w:firstColumn="0" w:lastColumn="0" w:oddVBand="0" w:evenVBand="0" w:oddHBand="0" w:evenHBand="0" w:firstRowFirstColumn="0" w:firstRowLastColumn="0" w:lastRowFirstColumn="0" w:lastRowLastColumn="0"/>
+          <w:jc w:val="center"/>
         </w:trPr>
         <w:tc>
           <w:tcPr>
@@ -4988,6 +5546,7 @@
       <w:tr>
         <w:trPr>
           <w:cnfStyle w:val="000000100000" w:firstRow="0" w:lastRow="0" w:firstColumn="0" w:lastColumn="0" w:oddVBand="0" w:evenVBand="0" w:oddHBand="1" w:evenHBand="0" w:firstRowFirstColumn="0" w:firstRowLastColumn="0" w:lastRowFirstColumn="0" w:lastRowLastColumn="0"/>
+          <w:jc w:val="center"/>
         </w:trPr>
         <w:tc>
           <w:tcPr>
@@ -4999,15 +5558,13 @@
               <w:pStyle w:val="TextoTablas"/>
               <w:rPr>
                 <w:color w:val="12263F"/>
-                <w:szCs w:val="24"/>
               </w:rPr>
             </w:pPr>
             <w:r>
               <w:rPr>
                 <w:color w:val="12263F"/>
-                <w:szCs w:val="24"/>
-              </w:rPr>
-              <w:t>No se cree nada.</w:t>
+              </w:rPr>
+              <w:t>No se cree nada</w:t>
             </w:r>
           </w:p>
         </w:tc>
@@ -5021,20 +5578,21 @@
               <w:pStyle w:val="TextoTablas"/>
               <w:rPr>
                 <w:color w:val="12263F"/>
-                <w:szCs w:val="24"/>
               </w:rPr>
             </w:pPr>
             <w:r>
               <w:rPr>
                 <w:color w:val="12263F"/>
-                <w:szCs w:val="24"/>
-              </w:rPr>
-              <w:t>Conservar la calma y el buen humor.</w:t>
+              </w:rPr>
+              <w:t>Conservar la calma y el buen humor</w:t>
             </w:r>
           </w:p>
         </w:tc>
       </w:tr>
       <w:tr>
+        <w:trPr>
+          <w:jc w:val="center"/>
+        </w:trPr>
         <w:tc>
           <w:tcPr>
             <w:tcW w:w="0" w:type="auto"/>
@@ -5045,15 +5603,13 @@
               <w:pStyle w:val="TextoTablas"/>
               <w:rPr>
                 <w:color w:val="12263F"/>
-                <w:szCs w:val="24"/>
               </w:rPr>
             </w:pPr>
             <w:r>
               <w:rPr>
                 <w:color w:val="12263F"/>
-                <w:szCs w:val="24"/>
-              </w:rPr>
-              <w:t>Intransigente.</w:t>
+              </w:rPr>
+              <w:t>Intransigente</w:t>
             </w:r>
           </w:p>
         </w:tc>
@@ -5067,15 +5623,13 @@
               <w:pStyle w:val="TextoTablas"/>
               <w:rPr>
                 <w:color w:val="12263F"/>
-                <w:szCs w:val="24"/>
               </w:rPr>
             </w:pPr>
             <w:r>
               <w:rPr>
                 <w:color w:val="12263F"/>
-                <w:szCs w:val="24"/>
-              </w:rPr>
-              <w:t>Respetar sus ideas.</w:t>
+              </w:rPr>
+              <w:t>Respetar sus ideas</w:t>
             </w:r>
           </w:p>
         </w:tc>
@@ -5083,6 +5637,7 @@
       <w:tr>
         <w:trPr>
           <w:cnfStyle w:val="000000100000" w:firstRow="0" w:lastRow="0" w:firstColumn="0" w:lastColumn="0" w:oddVBand="0" w:evenVBand="0" w:oddHBand="1" w:evenHBand="0" w:firstRowFirstColumn="0" w:firstRowLastColumn="0" w:lastRowFirstColumn="0" w:lastRowLastColumn="0"/>
+          <w:jc w:val="center"/>
         </w:trPr>
         <w:tc>
           <w:tcPr>
@@ -5094,15 +5649,13 @@
               <w:pStyle w:val="TextoTablas"/>
               <w:rPr>
                 <w:color w:val="12263F"/>
-                <w:szCs w:val="24"/>
               </w:rPr>
             </w:pPr>
             <w:r>
               <w:rPr>
                 <w:color w:val="12263F"/>
-                <w:szCs w:val="24"/>
-              </w:rPr>
-              <w:t>Rechaza hasta los argumentos lógicos.</w:t>
+              </w:rPr>
+              <w:t>Rechaza hasta los argumentos lógicos</w:t>
             </w:r>
           </w:p>
         </w:tc>
@@ -5116,20 +5669,21 @@
               <w:pStyle w:val="TextoTablas"/>
               <w:rPr>
                 <w:color w:val="12263F"/>
-                <w:szCs w:val="24"/>
               </w:rPr>
             </w:pPr>
             <w:r>
               <w:rPr>
                 <w:color w:val="12263F"/>
-                <w:szCs w:val="24"/>
-              </w:rPr>
-              <w:t>Hacer preguntas.</w:t>
+              </w:rPr>
+              <w:t>Hacer preguntas</w:t>
             </w:r>
           </w:p>
         </w:tc>
       </w:tr>
       <w:tr>
+        <w:trPr>
+          <w:jc w:val="center"/>
+        </w:trPr>
         <w:tc>
           <w:tcPr>
             <w:tcW w:w="0" w:type="auto"/>
@@ -5140,15 +5694,13 @@
               <w:pStyle w:val="TextoTablas"/>
               <w:rPr>
                 <w:color w:val="12263F"/>
-                <w:szCs w:val="24"/>
               </w:rPr>
             </w:pPr>
             <w:r>
               <w:rPr>
                 <w:color w:val="12263F"/>
-                <w:szCs w:val="24"/>
-              </w:rPr>
-              <w:t>Susceptible.</w:t>
+              </w:rPr>
+              <w:t>Susceptible</w:t>
             </w:r>
           </w:p>
         </w:tc>
@@ -5162,15 +5714,13 @@
               <w:pStyle w:val="TextoTablas"/>
               <w:rPr>
                 <w:color w:val="12263F"/>
-                <w:szCs w:val="24"/>
               </w:rPr>
             </w:pPr>
             <w:r>
               <w:rPr>
                 <w:color w:val="12263F"/>
-                <w:szCs w:val="24"/>
-              </w:rPr>
-              <w:t>Buscar puntos comunes.</w:t>
+              </w:rPr>
+              <w:t>Buscar puntos comunes</w:t>
             </w:r>
           </w:p>
         </w:tc>
@@ -5178,6 +5728,7 @@
       <w:tr>
         <w:trPr>
           <w:cnfStyle w:val="000000100000" w:firstRow="0" w:lastRow="0" w:firstColumn="0" w:lastColumn="0" w:oddVBand="0" w:evenVBand="0" w:oddHBand="1" w:evenHBand="0" w:firstRowFirstColumn="0" w:firstRowLastColumn="0" w:lastRowFirstColumn="0" w:lastRowLastColumn="0"/>
+          <w:jc w:val="center"/>
         </w:trPr>
         <w:tc>
           <w:tcPr>
@@ -5189,15 +5740,13 @@
               <w:pStyle w:val="TextoTablas"/>
               <w:rPr>
                 <w:color w:val="12263F"/>
-                <w:szCs w:val="24"/>
               </w:rPr>
             </w:pPr>
             <w:r>
               <w:rPr>
                 <w:color w:val="12263F"/>
-                <w:szCs w:val="24"/>
-              </w:rPr>
-              <w:t>Utiliza la ironía.</w:t>
+              </w:rPr>
+              <w:t>Utiliza la ironía</w:t>
             </w:r>
           </w:p>
         </w:tc>
@@ -5211,20 +5760,21 @@
               <w:pStyle w:val="TextoTablas"/>
               <w:rPr>
                 <w:color w:val="12263F"/>
-                <w:szCs w:val="24"/>
               </w:rPr>
             </w:pPr>
             <w:r>
               <w:rPr>
                 <w:color w:val="12263F"/>
-                <w:szCs w:val="24"/>
-              </w:rPr>
-              <w:t>No mostrarse insistente ni discutidor.</w:t>
+              </w:rPr>
+              <w:t>No mostrarse insistente ni discutidor</w:t>
             </w:r>
           </w:p>
         </w:tc>
       </w:tr>
       <w:tr>
+        <w:trPr>
+          <w:jc w:val="center"/>
+        </w:trPr>
         <w:tc>
           <w:tcPr>
             <w:tcW w:w="0" w:type="auto"/>
@@ -5235,15 +5785,13 @@
               <w:pStyle w:val="TextoTablas"/>
               <w:rPr>
                 <w:color w:val="12263F"/>
-                <w:szCs w:val="24"/>
               </w:rPr>
             </w:pPr>
             <w:r>
               <w:rPr>
                 <w:color w:val="12263F"/>
-                <w:szCs w:val="24"/>
-              </w:rPr>
-              <w:t>Le gusta comprar, no que le vendan.</w:t>
+              </w:rPr>
+              <w:t>Le gusta comprar, no que le vendan</w:t>
             </w:r>
           </w:p>
         </w:tc>
@@ -5257,15 +5805,13 @@
               <w:pStyle w:val="TextoTablas"/>
               <w:rPr>
                 <w:color w:val="12263F"/>
-                <w:szCs w:val="24"/>
               </w:rPr>
             </w:pPr>
             <w:r>
               <w:rPr>
                 <w:color w:val="12263F"/>
-                <w:szCs w:val="24"/>
-              </w:rPr>
-              <w:t>No afirmar lo que no se pueda demostrar.</w:t>
+              </w:rPr>
+              <w:t>No afirmar lo que no se pueda demostrar</w:t>
             </w:r>
           </w:p>
         </w:tc>
@@ -5273,6 +5819,7 @@
       <w:tr>
         <w:trPr>
           <w:cnfStyle w:val="000000100000" w:firstRow="0" w:lastRow="0" w:firstColumn="0" w:lastColumn="0" w:oddVBand="0" w:evenVBand="0" w:oddHBand="1" w:evenHBand="0" w:firstRowFirstColumn="0" w:firstRowLastColumn="0" w:lastRowFirstColumn="0" w:lastRowLastColumn="0"/>
+          <w:jc w:val="center"/>
         </w:trPr>
         <w:tc>
           <w:tcPr>
@@ -5284,15 +5831,14 @@
               <w:pStyle w:val="TextoTablas"/>
               <w:rPr>
                 <w:color w:val="12263F"/>
-                <w:szCs w:val="24"/>
               </w:rPr>
             </w:pPr>
             <w:r>
               <w:rPr>
                 <w:color w:val="12263F"/>
-                <w:szCs w:val="24"/>
-              </w:rPr>
-              <w:t>Le pone faltas a todo.</w:t>
+              </w:rPr>
+              <w:lastRenderedPageBreak/>
+              <w:t>Le pone faltas a todo</w:t>
             </w:r>
           </w:p>
         </w:tc>
@@ -5306,26 +5852,30 @@
               <w:pStyle w:val="TextoTablas"/>
               <w:rPr>
                 <w:color w:val="12263F"/>
-                <w:szCs w:val="24"/>
               </w:rPr>
             </w:pPr>
             <w:r>
               <w:rPr>
                 <w:color w:val="12263F"/>
-                <w:szCs w:val="24"/>
-              </w:rPr>
-              <w:t>Presentar pruebas, no entrar en su juego.</w:t>
+              </w:rPr>
+              <w:t>Presentar pruebas, no entrar en su juego</w:t>
             </w:r>
           </w:p>
         </w:tc>
       </w:tr>
     </w:tbl>
     <w:p>
-      <w:r>
+      <w:pPr>
         <w:rPr>
           <w:rStyle w:val="Ttulo5Car"/>
         </w:rPr>
-        <w:lastRenderedPageBreak/>
+      </w:pPr>
+    </w:p>
+    <w:p>
+      <w:r>
+        <w:rPr>
+          <w:rStyle w:val="Ttulo5Car"/>
+        </w:rPr>
         <w:t>Cliente indeciso.</w:t>
       </w:r>
       <w:r>
@@ -5344,16 +5894,18 @@
       <w:tblPr>
         <w:tblStyle w:val="SENA"/>
         <w:tblW w:w="6180" w:type="dxa"/>
+        <w:jc w:val="center"/>
         <w:tblLook w:val="04A0" w:firstRow="1" w:lastRow="0" w:firstColumn="1" w:lastColumn="0" w:noHBand="0" w:noVBand="1"/>
       </w:tblPr>
       <w:tblGrid>
-        <w:gridCol w:w="2928"/>
-        <w:gridCol w:w="3252"/>
+        <w:gridCol w:w="2926"/>
+        <w:gridCol w:w="3254"/>
       </w:tblGrid>
       <w:tr>
         <w:trPr>
           <w:cnfStyle w:val="100000000000" w:firstRow="1" w:lastRow="0" w:firstColumn="0" w:lastColumn="0" w:oddVBand="0" w:evenVBand="0" w:oddHBand="0" w:evenHBand="0" w:firstRowFirstColumn="0" w:firstRowLastColumn="0" w:lastRowFirstColumn="0" w:lastRowLastColumn="0"/>
           <w:tblHeader/>
+          <w:jc w:val="center"/>
         </w:trPr>
         <w:tc>
           <w:tcPr>
@@ -5387,6 +5939,7 @@
       <w:tr>
         <w:trPr>
           <w:cnfStyle w:val="000000100000" w:firstRow="0" w:lastRow="0" w:firstColumn="0" w:lastColumn="0" w:oddVBand="0" w:evenVBand="0" w:oddHBand="1" w:evenHBand="0" w:firstRowFirstColumn="0" w:firstRowLastColumn="0" w:lastRowFirstColumn="0" w:lastRowLastColumn="0"/>
+          <w:jc w:val="center"/>
         </w:trPr>
         <w:tc>
           <w:tcPr>
@@ -5398,15 +5951,13 @@
               <w:pStyle w:val="TextoTablas"/>
               <w:rPr>
                 <w:color w:val="12263F"/>
-                <w:szCs w:val="24"/>
               </w:rPr>
             </w:pPr>
             <w:r>
               <w:rPr>
                 <w:color w:val="12263F"/>
-                <w:szCs w:val="24"/>
-              </w:rPr>
-              <w:t>Se muestra inseguro.</w:t>
+              </w:rPr>
+              <w:t>Se muestra inseguro</w:t>
             </w:r>
           </w:p>
         </w:tc>
@@ -5420,20 +5971,21 @@
               <w:pStyle w:val="TextoTablas"/>
               <w:rPr>
                 <w:color w:val="12263F"/>
-                <w:szCs w:val="24"/>
               </w:rPr>
             </w:pPr>
             <w:r>
               <w:rPr>
                 <w:color w:val="12263F"/>
-                <w:szCs w:val="24"/>
-              </w:rPr>
-              <w:t>Escuchar pacientemente.</w:t>
+              </w:rPr>
+              <w:t>Escuchar pacientemente</w:t>
             </w:r>
           </w:p>
         </w:tc>
       </w:tr>
       <w:tr>
+        <w:trPr>
+          <w:jc w:val="center"/>
+        </w:trPr>
         <w:tc>
           <w:tcPr>
             <w:tcW w:w="0" w:type="auto"/>
@@ -5444,15 +5996,13 @@
               <w:pStyle w:val="TextoTablas"/>
               <w:rPr>
                 <w:color w:val="12263F"/>
-                <w:szCs w:val="24"/>
               </w:rPr>
             </w:pPr>
             <w:r>
               <w:rPr>
                 <w:color w:val="12263F"/>
-                <w:szCs w:val="24"/>
-              </w:rPr>
-              <w:t>No sabe lo que quiere.</w:t>
+              </w:rPr>
+              <w:t>No sabe lo que quiere</w:t>
             </w:r>
           </w:p>
         </w:tc>
@@ -5466,15 +6016,13 @@
               <w:pStyle w:val="TextoTablas"/>
               <w:rPr>
                 <w:color w:val="12263F"/>
-                <w:szCs w:val="24"/>
               </w:rPr>
             </w:pPr>
             <w:r>
               <w:rPr>
                 <w:color w:val="12263F"/>
-                <w:szCs w:val="24"/>
-              </w:rPr>
-              <w:t>Investigar su motivación.</w:t>
+              </w:rPr>
+              <w:t>Investigar su motivación</w:t>
             </w:r>
           </w:p>
         </w:tc>
@@ -5482,6 +6030,7 @@
       <w:tr>
         <w:trPr>
           <w:cnfStyle w:val="000000100000" w:firstRow="0" w:lastRow="0" w:firstColumn="0" w:lastColumn="0" w:oddVBand="0" w:evenVBand="0" w:oddHBand="1" w:evenHBand="0" w:firstRowFirstColumn="0" w:firstRowLastColumn="0" w:lastRowFirstColumn="0" w:lastRowLastColumn="0"/>
+          <w:jc w:val="center"/>
         </w:trPr>
         <w:tc>
           <w:tcPr>
@@ -5493,15 +6042,13 @@
               <w:pStyle w:val="TextoTablas"/>
               <w:rPr>
                 <w:color w:val="12263F"/>
-                <w:szCs w:val="24"/>
               </w:rPr>
             </w:pPr>
             <w:r>
               <w:rPr>
                 <w:color w:val="12263F"/>
-                <w:szCs w:val="24"/>
-              </w:rPr>
-              <w:t>Duda de todo y de todos.</w:t>
+              </w:rPr>
+              <w:t>Duda de todo y de todos</w:t>
             </w:r>
           </w:p>
         </w:tc>
@@ -5515,20 +6062,21 @@
               <w:pStyle w:val="TextoTablas"/>
               <w:rPr>
                 <w:color w:val="12263F"/>
-                <w:szCs w:val="24"/>
               </w:rPr>
             </w:pPr>
             <w:r>
               <w:rPr>
                 <w:color w:val="12263F"/>
-                <w:szCs w:val="24"/>
-              </w:rPr>
-              <w:t>Ofrecer pocas alternativas.</w:t>
+              </w:rPr>
+              <w:t>Ofrecer pocas alternativas</w:t>
             </w:r>
           </w:p>
         </w:tc>
       </w:tr>
       <w:tr>
+        <w:trPr>
+          <w:jc w:val="center"/>
+        </w:trPr>
         <w:tc>
           <w:tcPr>
             <w:tcW w:w="0" w:type="auto"/>
@@ -5539,15 +6087,13 @@
               <w:pStyle w:val="TextoTablas"/>
               <w:rPr>
                 <w:color w:val="12263F"/>
-                <w:szCs w:val="24"/>
               </w:rPr>
             </w:pPr>
             <w:r>
               <w:rPr>
                 <w:color w:val="12263F"/>
-                <w:szCs w:val="24"/>
-              </w:rPr>
-              <w:t>Intenta aplazar la decisión.</w:t>
+              </w:rPr>
+              <w:t>Intenta aplazar la decisión</w:t>
             </w:r>
           </w:p>
         </w:tc>
@@ -5561,15 +6107,13 @@
               <w:pStyle w:val="TextoTablas"/>
               <w:rPr>
                 <w:color w:val="12263F"/>
-                <w:szCs w:val="24"/>
               </w:rPr>
             </w:pPr>
             <w:r>
               <w:rPr>
                 <w:color w:val="12263F"/>
-                <w:szCs w:val="24"/>
-              </w:rPr>
-              <w:t>Darle seguridad.</w:t>
+              </w:rPr>
+              <w:t>Darle seguridad</w:t>
             </w:r>
           </w:p>
         </w:tc>
@@ -5577,6 +6121,7 @@
       <w:tr>
         <w:trPr>
           <w:cnfStyle w:val="000000100000" w:firstRow="0" w:lastRow="0" w:firstColumn="0" w:lastColumn="0" w:oddVBand="0" w:evenVBand="0" w:oddHBand="1" w:evenHBand="0" w:firstRowFirstColumn="0" w:firstRowLastColumn="0" w:lastRowFirstColumn="0" w:lastRowLastColumn="0"/>
+          <w:jc w:val="center"/>
         </w:trPr>
         <w:tc>
           <w:tcPr>
@@ -5588,15 +6133,13 @@
               <w:pStyle w:val="TextoTablas"/>
               <w:rPr>
                 <w:color w:val="12263F"/>
-                <w:szCs w:val="24"/>
               </w:rPr>
             </w:pPr>
             <w:r>
               <w:rPr>
                 <w:color w:val="12263F"/>
-                <w:szCs w:val="24"/>
-              </w:rPr>
-              <w:t>Responde con evasivas al cierre.</w:t>
+              </w:rPr>
+              <w:t>Responde con evasivas al cierre</w:t>
             </w:r>
           </w:p>
         </w:tc>
@@ -5610,20 +6153,21 @@
               <w:pStyle w:val="TextoTablas"/>
               <w:rPr>
                 <w:color w:val="12263F"/>
-                <w:szCs w:val="24"/>
               </w:rPr>
             </w:pPr>
             <w:r>
               <w:rPr>
                 <w:color w:val="12263F"/>
-                <w:szCs w:val="24"/>
-              </w:rPr>
-              <w:t>Insistir en los perjuicios de la demora.</w:t>
+              </w:rPr>
+              <w:t>Insistir en los perjuicios de la demora</w:t>
             </w:r>
           </w:p>
         </w:tc>
       </w:tr>
       <w:tr>
+        <w:trPr>
+          <w:jc w:val="center"/>
+        </w:trPr>
         <w:tc>
           <w:tcPr>
             <w:tcW w:w="0" w:type="auto"/>
@@ -5634,15 +6178,13 @@
               <w:pStyle w:val="TextoTablas"/>
               <w:rPr>
                 <w:color w:val="12263F"/>
-                <w:szCs w:val="24"/>
               </w:rPr>
             </w:pPr>
             <w:r>
               <w:rPr>
                 <w:color w:val="12263F"/>
-                <w:szCs w:val="24"/>
-              </w:rPr>
-              <w:t>Pide la opinión del interlocutor.</w:t>
+              </w:rPr>
+              <w:t>Pide la opinión del interlocutor</w:t>
             </w:r>
           </w:p>
         </w:tc>
@@ -5656,15 +6198,13 @@
               <w:pStyle w:val="TextoTablas"/>
               <w:rPr>
                 <w:color w:val="12263F"/>
-                <w:szCs w:val="24"/>
               </w:rPr>
             </w:pPr>
             <w:r>
               <w:rPr>
                 <w:color w:val="12263F"/>
-                <w:szCs w:val="24"/>
-              </w:rPr>
-              <w:t>Orientarlo, asegurar su comprensión.</w:t>
+              </w:rPr>
+              <w:t>Orientarlo, asegurar su comprensión</w:t>
             </w:r>
           </w:p>
         </w:tc>
@@ -5696,16 +6236,18 @@
       <w:tblPr>
         <w:tblStyle w:val="SENA"/>
         <w:tblW w:w="6180" w:type="dxa"/>
+        <w:jc w:val="center"/>
         <w:tblLook w:val="04A0" w:firstRow="1" w:lastRow="0" w:firstColumn="1" w:lastColumn="0" w:noHBand="0" w:noVBand="1"/>
       </w:tblPr>
       <w:tblGrid>
-        <w:gridCol w:w="2431"/>
-        <w:gridCol w:w="3749"/>
+        <w:gridCol w:w="2404"/>
+        <w:gridCol w:w="3776"/>
       </w:tblGrid>
       <w:tr>
         <w:trPr>
           <w:cnfStyle w:val="100000000000" w:firstRow="1" w:lastRow="0" w:firstColumn="0" w:lastColumn="0" w:oddVBand="0" w:evenVBand="0" w:oddHBand="0" w:evenHBand="0" w:firstRowFirstColumn="0" w:firstRowLastColumn="0" w:lastRowFirstColumn="0" w:lastRowLastColumn="0"/>
           <w:tblHeader/>
+          <w:jc w:val="center"/>
         </w:trPr>
         <w:tc>
           <w:tcPr>
@@ -5739,6 +6281,7 @@
       <w:tr>
         <w:trPr>
           <w:cnfStyle w:val="000000100000" w:firstRow="0" w:lastRow="0" w:firstColumn="0" w:lastColumn="0" w:oddVBand="0" w:evenVBand="0" w:oddHBand="1" w:evenHBand="0" w:firstRowFirstColumn="0" w:firstRowLastColumn="0" w:lastRowFirstColumn="0" w:lastRowLastColumn="0"/>
+          <w:jc w:val="center"/>
         </w:trPr>
         <w:tc>
           <w:tcPr>
@@ -5750,15 +6293,13 @@
               <w:pStyle w:val="TextoTablas"/>
               <w:rPr>
                 <w:color w:val="12263F"/>
-                <w:szCs w:val="24"/>
               </w:rPr>
             </w:pPr>
             <w:r>
               <w:rPr>
                 <w:color w:val="12263F"/>
-                <w:szCs w:val="24"/>
-              </w:rPr>
-              <w:t>Mal humor permanente.</w:t>
+              </w:rPr>
+              <w:t>Mal humor permanente</w:t>
             </w:r>
           </w:p>
         </w:tc>
@@ -5772,20 +6313,21 @@
               <w:pStyle w:val="TextoTablas"/>
               <w:rPr>
                 <w:color w:val="12263F"/>
-                <w:szCs w:val="24"/>
               </w:rPr>
             </w:pPr>
             <w:r>
               <w:rPr>
                 <w:color w:val="12263F"/>
-                <w:szCs w:val="24"/>
-              </w:rPr>
-              <w:t>Ser cortés pero no sumiso.</w:t>
+              </w:rPr>
+              <w:t>Ser cortés pero no sumiso</w:t>
             </w:r>
           </w:p>
         </w:tc>
       </w:tr>
       <w:tr>
+        <w:trPr>
+          <w:jc w:val="center"/>
+        </w:trPr>
         <w:tc>
           <w:tcPr>
             <w:tcW w:w="0" w:type="auto"/>
@@ -5796,15 +6338,14 @@
               <w:pStyle w:val="TextoTablas"/>
               <w:rPr>
                 <w:color w:val="12263F"/>
-                <w:szCs w:val="24"/>
               </w:rPr>
             </w:pPr>
             <w:r>
               <w:rPr>
                 <w:color w:val="12263F"/>
-                <w:szCs w:val="24"/>
-              </w:rPr>
-              <w:t>Ofende al interlocutor.</w:t>
+              </w:rPr>
+              <w:lastRenderedPageBreak/>
+              <w:t>Ofende al interlocutor</w:t>
             </w:r>
           </w:p>
         </w:tc>
@@ -5818,15 +6359,13 @@
               <w:pStyle w:val="TextoTablas"/>
               <w:rPr>
                 <w:color w:val="12263F"/>
-                <w:szCs w:val="24"/>
               </w:rPr>
             </w:pPr>
             <w:r>
               <w:rPr>
                 <w:color w:val="12263F"/>
-                <w:szCs w:val="24"/>
-              </w:rPr>
-              <w:t>Hacer caso omiso de su grosería.</w:t>
+              </w:rPr>
+              <w:t>Hacer caso omiso de su grosería</w:t>
             </w:r>
           </w:p>
         </w:tc>
@@ -5834,6 +6373,7 @@
       <w:tr>
         <w:trPr>
           <w:cnfStyle w:val="000000100000" w:firstRow="0" w:lastRow="0" w:firstColumn="0" w:lastColumn="0" w:oddVBand="0" w:evenVBand="0" w:oddHBand="1" w:evenHBand="0" w:firstRowFirstColumn="0" w:firstRowLastColumn="0" w:lastRowFirstColumn="0" w:lastRowLastColumn="0"/>
+          <w:jc w:val="center"/>
         </w:trPr>
         <w:tc>
           <w:tcPr>
@@ -5845,15 +6385,13 @@
               <w:pStyle w:val="TextoTablas"/>
               <w:rPr>
                 <w:color w:val="12263F"/>
-                <w:szCs w:val="24"/>
               </w:rPr>
             </w:pPr>
             <w:r>
               <w:rPr>
                 <w:color w:val="12263F"/>
-                <w:szCs w:val="24"/>
-              </w:rPr>
-              <w:t>Discute con facilidad.</w:t>
+              </w:rPr>
+              <w:t>Discute con facilidad</w:t>
             </w:r>
           </w:p>
         </w:tc>
@@ -5867,20 +6405,21 @@
               <w:pStyle w:val="TextoTablas"/>
               <w:rPr>
                 <w:color w:val="12263F"/>
-                <w:szCs w:val="24"/>
               </w:rPr>
             </w:pPr>
             <w:r>
               <w:rPr>
                 <w:color w:val="12263F"/>
-                <w:szCs w:val="24"/>
-              </w:rPr>
-              <w:t>No interrumpir.</w:t>
+              </w:rPr>
+              <w:t>No interrumpir</w:t>
             </w:r>
           </w:p>
         </w:tc>
       </w:tr>
       <w:tr>
+        <w:trPr>
+          <w:jc w:val="center"/>
+        </w:trPr>
         <w:tc>
           <w:tcPr>
             <w:tcW w:w="0" w:type="auto"/>
@@ -5891,16 +6430,13 @@
               <w:pStyle w:val="TextoTablas"/>
               <w:rPr>
                 <w:color w:val="12263F"/>
-                <w:szCs w:val="24"/>
               </w:rPr>
             </w:pPr>
             <w:r>
               <w:rPr>
                 <w:color w:val="12263F"/>
-                <w:szCs w:val="24"/>
-              </w:rPr>
-              <w:lastRenderedPageBreak/>
-              <w:t>Dominante y agresivo.</w:t>
+              </w:rPr>
+              <w:t>Dominante y agresivo</w:t>
             </w:r>
           </w:p>
         </w:tc>
@@ -5914,20 +6450,25 @@
               <w:pStyle w:val="TextoTablas"/>
               <w:rPr>
                 <w:color w:val="12263F"/>
-                <w:szCs w:val="24"/>
               </w:rPr>
             </w:pPr>
             <w:r>
               <w:rPr>
                 <w:color w:val="12263F"/>
-                <w:szCs w:val="24"/>
-              </w:rPr>
-              <w:t>Prescindir de promociones, mantener calma.</w:t>
+              </w:rPr>
+              <w:t>Prescindir de promociones, mantener calma</w:t>
             </w:r>
           </w:p>
         </w:tc>
       </w:tr>
     </w:tbl>
+    <w:p>
+      <w:pPr>
+        <w:rPr>
+          <w:rStyle w:val="Ttulo5Car"/>
+        </w:rPr>
+      </w:pPr>
+    </w:p>
     <w:p>
       <w:r>
         <w:rPr>
@@ -5951,16 +6492,18 @@
       <w:tblPr>
         <w:tblStyle w:val="SENA"/>
         <w:tblW w:w="6180" w:type="dxa"/>
+        <w:jc w:val="center"/>
         <w:tblLook w:val="04A0" w:firstRow="1" w:lastRow="0" w:firstColumn="1" w:lastColumn="0" w:noHBand="0" w:noVBand="1"/>
       </w:tblPr>
       <w:tblGrid>
-        <w:gridCol w:w="3865"/>
-        <w:gridCol w:w="2315"/>
+        <w:gridCol w:w="3821"/>
+        <w:gridCol w:w="2359"/>
       </w:tblGrid>
       <w:tr>
         <w:trPr>
           <w:cnfStyle w:val="100000000000" w:firstRow="1" w:lastRow="0" w:firstColumn="0" w:lastColumn="0" w:oddVBand="0" w:evenVBand="0" w:oddHBand="0" w:evenHBand="0" w:firstRowFirstColumn="0" w:firstRowLastColumn="0" w:lastRowFirstColumn="0" w:lastRowLastColumn="0"/>
           <w:tblHeader/>
+          <w:jc w:val="center"/>
         </w:trPr>
         <w:tc>
           <w:tcPr>
@@ -5994,6 +6537,7 @@
       <w:tr>
         <w:trPr>
           <w:cnfStyle w:val="000000100000" w:firstRow="0" w:lastRow="0" w:firstColumn="0" w:lastColumn="0" w:oddVBand="0" w:evenVBand="0" w:oddHBand="1" w:evenHBand="0" w:firstRowFirstColumn="0" w:firstRowLastColumn="0" w:lastRowFirstColumn="0" w:lastRowLastColumn="0"/>
+          <w:jc w:val="center"/>
         </w:trPr>
         <w:tc>
           <w:tcPr>
@@ -6005,15 +6549,13 @@
               <w:pStyle w:val="TextoTablas"/>
               <w:rPr>
                 <w:color w:val="12263F"/>
-                <w:szCs w:val="24"/>
               </w:rPr>
             </w:pPr>
             <w:r>
               <w:rPr>
                 <w:color w:val="12263F"/>
-                <w:szCs w:val="24"/>
-              </w:rPr>
-              <w:t>No tiene sentido del tiempo.</w:t>
+              </w:rPr>
+              <w:t>No tiene sentido del tiempo</w:t>
             </w:r>
           </w:p>
         </w:tc>
@@ -6027,20 +6569,21 @@
               <w:pStyle w:val="TextoTablas"/>
               <w:rPr>
                 <w:color w:val="12263F"/>
-                <w:szCs w:val="24"/>
               </w:rPr>
             </w:pPr>
             <w:r>
               <w:rPr>
                 <w:color w:val="12263F"/>
-                <w:szCs w:val="24"/>
-              </w:rPr>
-              <w:t>Escuchar con simpatía.</w:t>
+              </w:rPr>
+              <w:t>Escuchar con simpatía</w:t>
             </w:r>
           </w:p>
         </w:tc>
       </w:tr>
       <w:tr>
+        <w:trPr>
+          <w:jc w:val="center"/>
+        </w:trPr>
         <w:tc>
           <w:tcPr>
             <w:tcW w:w="0" w:type="auto"/>
@@ -6051,15 +6594,13 @@
               <w:pStyle w:val="TextoTablas"/>
               <w:rPr>
                 <w:color w:val="12263F"/>
-                <w:szCs w:val="24"/>
               </w:rPr>
             </w:pPr>
             <w:r>
               <w:rPr>
                 <w:color w:val="12263F"/>
-                <w:szCs w:val="24"/>
-              </w:rPr>
-              <w:t>Desvía la atención del interlocutor.</w:t>
+              </w:rPr>
+              <w:t>Desvía la atención del interlocutor</w:t>
             </w:r>
           </w:p>
         </w:tc>
@@ -6073,15 +6614,13 @@
               <w:pStyle w:val="TextoTablas"/>
               <w:rPr>
                 <w:color w:val="12263F"/>
-                <w:szCs w:val="24"/>
               </w:rPr>
             </w:pPr>
             <w:r>
               <w:rPr>
                 <w:color w:val="12263F"/>
-                <w:szCs w:val="24"/>
-              </w:rPr>
-              <w:t>Escuchar con simpatía.</w:t>
+              </w:rPr>
+              <w:t>Escuchar con simpatía</w:t>
             </w:r>
           </w:p>
         </w:tc>
@@ -6089,6 +6628,7 @@
       <w:tr>
         <w:trPr>
           <w:cnfStyle w:val="000000100000" w:firstRow="0" w:lastRow="0" w:firstColumn="0" w:lastColumn="0" w:oddVBand="0" w:evenVBand="0" w:oddHBand="1" w:evenHBand="0" w:firstRowFirstColumn="0" w:firstRowLastColumn="0" w:lastRowFirstColumn="0" w:lastRowLastColumn="0"/>
+          <w:jc w:val="center"/>
         </w:trPr>
         <w:tc>
           <w:tcPr>
@@ -6100,15 +6640,13 @@
               <w:pStyle w:val="TextoTablas"/>
               <w:rPr>
                 <w:color w:val="12263F"/>
-                <w:szCs w:val="24"/>
               </w:rPr>
             </w:pPr>
             <w:r>
               <w:rPr>
                 <w:color w:val="12263F"/>
-                <w:szCs w:val="24"/>
-              </w:rPr>
-              <w:t>Habla demasiado, acapara la conversación.</w:t>
+              </w:rPr>
+              <w:t>Habla demasiado, acapara la conversación</w:t>
             </w:r>
           </w:p>
         </w:tc>
@@ -6122,20 +6660,21 @@
               <w:pStyle w:val="TextoTablas"/>
               <w:rPr>
                 <w:color w:val="12263F"/>
-                <w:szCs w:val="24"/>
               </w:rPr>
             </w:pPr>
             <w:r>
               <w:rPr>
                 <w:color w:val="12263F"/>
-                <w:szCs w:val="24"/>
-              </w:rPr>
-              <w:t>Mantener la distancia.</w:t>
+              </w:rPr>
+              <w:t>Mantener la distancia</w:t>
             </w:r>
           </w:p>
         </w:tc>
       </w:tr>
       <w:tr>
+        <w:trPr>
+          <w:jc w:val="center"/>
+        </w:trPr>
         <w:tc>
           <w:tcPr>
             <w:tcW w:w="0" w:type="auto"/>
@@ -6146,15 +6685,16 @@
               <w:pStyle w:val="TextoTablas"/>
               <w:rPr>
                 <w:color w:val="12263F"/>
-                <w:szCs w:val="24"/>
-              </w:rPr>
-            </w:pPr>
+              </w:rPr>
+            </w:pPr>
+            <w:r>
+              <w:t>La</w:t>
+            </w:r>
             <w:r>
               <w:rPr>
                 <w:color w:val="12263F"/>
-                <w:szCs w:val="24"/>
-              </w:rPr>
-              <w:t>la conversación</w:t>
+              </w:rPr>
+              <w:t xml:space="preserve"> conversación</w:t>
             </w:r>
           </w:p>
         </w:tc>
@@ -6167,31 +6707,48 @@
             <w:pPr>
               <w:pStyle w:val="TextoTablas"/>
               <w:rPr>
-                <w:rFonts w:ascii="Times New Roman" w:hAnsi="Times New Roman"/>
-                <w:sz w:val="20"/>
-                <w:szCs w:val="20"/>
-              </w:rPr>
-            </w:pPr>
+                <w:rFonts w:asciiTheme="minorHAnsi" w:eastAsiaTheme="minorEastAsia" w:hAnsiTheme="minorHAnsi"/>
+                <w:szCs w:val="24"/>
+              </w:rPr>
+            </w:pPr>
+            <w:r>
+              <w:rPr>
+                <w:rFonts w:asciiTheme="minorHAnsi" w:eastAsiaTheme="minorEastAsia" w:hAnsiTheme="minorHAnsi"/>
+                <w:color w:val="12263F"/>
+                <w:szCs w:val="24"/>
+              </w:rPr>
+              <w:t>No darle familiaridad</w:t>
+            </w:r>
           </w:p>
         </w:tc>
       </w:tr>
     </w:tbl>
     <w:p>
-      <w:r>
+      <w:pPr>
         <w:rPr>
           <w:rStyle w:val="Ttulo5Car"/>
         </w:rPr>
+      </w:pPr>
+    </w:p>
+    <w:p>
+      <w:r>
+        <w:rPr>
+          <w:rStyle w:val="Ttulo5Car"/>
+        </w:rPr>
         <w:t>Cliente afable.</w:t>
       </w:r>
       <w:r>
         <w:t xml:space="preserve"> Generalmente, es una persona muy hábil con las palabras. Le gusta agradar e interactuar, pero no siempre tiene un interés real.</w:t>
       </w:r>
     </w:p>
+    <w:p/>
+    <w:p/>
     <w:p>
       <w:pPr>
         <w:pStyle w:val="Tabla"/>
       </w:pPr>
       <w:r>
+        <w:lastRenderedPageBreak/>
         <w:t>Cliente afable: características y recomendaciones de trato</w:t>
       </w:r>
     </w:p>
@@ -6199,15 +6756,17 @@
       <w:tblPr>
         <w:tblStyle w:val="SENA"/>
         <w:tblW w:w="6180" w:type="dxa"/>
+        <w:jc w:val="center"/>
         <w:tblLook w:val="04A0" w:firstRow="1" w:lastRow="0" w:firstColumn="1" w:lastColumn="0" w:noHBand="0" w:noVBand="1"/>
       </w:tblPr>
       <w:tblGrid>
-        <w:gridCol w:w="3234"/>
-        <w:gridCol w:w="2946"/>
+        <w:gridCol w:w="3214"/>
+        <w:gridCol w:w="2966"/>
       </w:tblGrid>
       <w:tr>
         <w:trPr>
           <w:cnfStyle w:val="100000000000" w:firstRow="1" w:lastRow="0" w:firstColumn="0" w:lastColumn="0" w:oddVBand="0" w:evenVBand="0" w:oddHBand="0" w:evenHBand="0" w:firstRowFirstColumn="0" w:firstRowLastColumn="0" w:lastRowFirstColumn="0" w:lastRowLastColumn="0"/>
+          <w:jc w:val="center"/>
         </w:trPr>
         <w:tc>
           <w:tcPr>
@@ -6241,6 +6800,7 @@
       <w:tr>
         <w:trPr>
           <w:cnfStyle w:val="000000100000" w:firstRow="0" w:lastRow="0" w:firstColumn="0" w:lastColumn="0" w:oddVBand="0" w:evenVBand="0" w:oddHBand="1" w:evenHBand="0" w:firstRowFirstColumn="0" w:firstRowLastColumn="0" w:lastRowFirstColumn="0" w:lastRowLastColumn="0"/>
+          <w:jc w:val="center"/>
         </w:trPr>
         <w:tc>
           <w:tcPr>
@@ -6252,15 +6812,13 @@
               <w:pStyle w:val="TextoTablas"/>
               <w:rPr>
                 <w:color w:val="12263F"/>
-                <w:szCs w:val="24"/>
               </w:rPr>
             </w:pPr>
             <w:r>
               <w:rPr>
                 <w:color w:val="12263F"/>
-                <w:szCs w:val="24"/>
-              </w:rPr>
-              <w:t>Dice "sí" a todo.</w:t>
+              </w:rPr>
+              <w:t>Dice "sí" a todo</w:t>
             </w:r>
           </w:p>
         </w:tc>
@@ -6274,20 +6832,21 @@
               <w:pStyle w:val="TextoTablas"/>
               <w:rPr>
                 <w:color w:val="12263F"/>
-                <w:szCs w:val="24"/>
               </w:rPr>
             </w:pPr>
             <w:r>
               <w:rPr>
                 <w:color w:val="12263F"/>
-                <w:szCs w:val="24"/>
-              </w:rPr>
-              <w:t>Escuchar con simpatía.</w:t>
+              </w:rPr>
+              <w:t>Escuchar con simpatía</w:t>
             </w:r>
           </w:p>
         </w:tc>
       </w:tr>
       <w:tr>
+        <w:trPr>
+          <w:jc w:val="center"/>
+        </w:trPr>
         <w:tc>
           <w:tcPr>
             <w:tcW w:w="0" w:type="auto"/>
@@ -6298,15 +6857,13 @@
               <w:pStyle w:val="TextoTablas"/>
               <w:rPr>
                 <w:color w:val="12263F"/>
-                <w:szCs w:val="24"/>
               </w:rPr>
             </w:pPr>
             <w:r>
               <w:rPr>
                 <w:color w:val="12263F"/>
-                <w:szCs w:val="24"/>
-              </w:rPr>
-              <w:t>Desvía la atención del interlocutor.</w:t>
+              </w:rPr>
+              <w:t>Desvía la atención del interlocutor</w:t>
             </w:r>
           </w:p>
         </w:tc>
@@ -6320,15 +6877,13 @@
               <w:pStyle w:val="TextoTablas"/>
               <w:rPr>
                 <w:color w:val="12263F"/>
-                <w:szCs w:val="24"/>
               </w:rPr>
             </w:pPr>
             <w:r>
               <w:rPr>
                 <w:color w:val="12263F"/>
-                <w:szCs w:val="24"/>
-              </w:rPr>
-              <w:t>Escuchar con simpatía.</w:t>
+              </w:rPr>
+              <w:t>Escuchar con simpatía</w:t>
             </w:r>
           </w:p>
         </w:tc>
@@ -6336,6 +6891,7 @@
       <w:tr>
         <w:trPr>
           <w:cnfStyle w:val="000000100000" w:firstRow="0" w:lastRow="0" w:firstColumn="0" w:lastColumn="0" w:oddVBand="0" w:evenVBand="0" w:oddHBand="1" w:evenHBand="0" w:firstRowFirstColumn="0" w:firstRowLastColumn="0" w:lastRowFirstColumn="0" w:lastRowLastColumn="0"/>
+          <w:jc w:val="center"/>
         </w:trPr>
         <w:tc>
           <w:tcPr>
@@ -6347,15 +6903,13 @@
               <w:pStyle w:val="TextoTablas"/>
               <w:rPr>
                 <w:color w:val="12263F"/>
-                <w:szCs w:val="24"/>
               </w:rPr>
             </w:pPr>
             <w:r>
               <w:rPr>
                 <w:color w:val="12263F"/>
-                <w:szCs w:val="24"/>
-              </w:rPr>
-              <w:t>Habla demasiado, acapara.</w:t>
+              </w:rPr>
+              <w:t>Habla demasiado, acapara</w:t>
             </w:r>
           </w:p>
         </w:tc>
@@ -6369,20 +6923,21 @@
               <w:pStyle w:val="TextoTablas"/>
               <w:rPr>
                 <w:color w:val="12263F"/>
-                <w:szCs w:val="24"/>
               </w:rPr>
             </w:pPr>
             <w:r>
               <w:rPr>
                 <w:color w:val="12263F"/>
-                <w:szCs w:val="24"/>
-              </w:rPr>
-              <w:t>Mantener la distancia.</w:t>
+              </w:rPr>
+              <w:t>Mantener la distancia</w:t>
             </w:r>
           </w:p>
         </w:tc>
       </w:tr>
       <w:tr>
+        <w:trPr>
+          <w:jc w:val="center"/>
+        </w:trPr>
         <w:tc>
           <w:tcPr>
             <w:tcW w:w="0" w:type="auto"/>
@@ -6393,15 +6948,13 @@
               <w:pStyle w:val="TextoTablas"/>
               <w:rPr>
                 <w:color w:val="12263F"/>
-                <w:szCs w:val="24"/>
               </w:rPr>
             </w:pPr>
             <w:r>
               <w:rPr>
                 <w:color w:val="12263F"/>
-                <w:szCs w:val="24"/>
-              </w:rPr>
-              <w:t>La conversación.</w:t>
+              </w:rPr>
+              <w:t>La conversación</w:t>
             </w:r>
           </w:p>
         </w:tc>
@@ -6415,26 +6968,30 @@
               <w:pStyle w:val="TextoTablas"/>
               <w:rPr>
                 <w:color w:val="12263F"/>
-                <w:szCs w:val="24"/>
               </w:rPr>
             </w:pPr>
             <w:r>
               <w:rPr>
                 <w:color w:val="12263F"/>
-                <w:szCs w:val="24"/>
-              </w:rPr>
-              <w:t>No darle familiaridad.</w:t>
+              </w:rPr>
+              <w:t>No darle familiaridad</w:t>
             </w:r>
           </w:p>
         </w:tc>
       </w:tr>
     </w:tbl>
     <w:p>
-      <w:r>
+      <w:pPr>
         <w:rPr>
           <w:rStyle w:val="Ttulo5Car"/>
         </w:rPr>
-        <w:lastRenderedPageBreak/>
+      </w:pPr>
+    </w:p>
+    <w:p>
+      <w:r>
+        <w:rPr>
+          <w:rStyle w:val="Ttulo5Car"/>
+        </w:rPr>
         <w:t xml:space="preserve">Cliente seguro de sí mismo. </w:t>
       </w:r>
       <w:r>
@@ -6453,16 +7010,18 @@
       <w:tblPr>
         <w:tblStyle w:val="SENA"/>
         <w:tblW w:w="6180" w:type="dxa"/>
+        <w:jc w:val="center"/>
         <w:tblLook w:val="04A0" w:firstRow="1" w:lastRow="0" w:firstColumn="1" w:lastColumn="0" w:noHBand="0" w:noVBand="1"/>
       </w:tblPr>
       <w:tblGrid>
-        <w:gridCol w:w="2718"/>
-        <w:gridCol w:w="3462"/>
+        <w:gridCol w:w="2703"/>
+        <w:gridCol w:w="3477"/>
       </w:tblGrid>
       <w:tr>
         <w:trPr>
           <w:cnfStyle w:val="100000000000" w:firstRow="1" w:lastRow="0" w:firstColumn="0" w:lastColumn="0" w:oddVBand="0" w:evenVBand="0" w:oddHBand="0" w:evenHBand="0" w:firstRowFirstColumn="0" w:firstRowLastColumn="0" w:lastRowFirstColumn="0" w:lastRowLastColumn="0"/>
           <w:tblHeader/>
+          <w:jc w:val="center"/>
         </w:trPr>
         <w:tc>
           <w:tcPr>
@@ -6496,6 +7055,7 @@
       <w:tr>
         <w:trPr>
           <w:cnfStyle w:val="000000100000" w:firstRow="0" w:lastRow="0" w:firstColumn="0" w:lastColumn="0" w:oddVBand="0" w:evenVBand="0" w:oddHBand="1" w:evenHBand="0" w:firstRowFirstColumn="0" w:firstRowLastColumn="0" w:lastRowFirstColumn="0" w:lastRowLastColumn="0"/>
+          <w:jc w:val="center"/>
         </w:trPr>
         <w:tc>
           <w:tcPr>
@@ -6507,15 +7067,13 @@
               <w:pStyle w:val="TextoTablas"/>
               <w:rPr>
                 <w:color w:val="12263F"/>
-                <w:szCs w:val="24"/>
               </w:rPr>
             </w:pPr>
             <w:r>
               <w:rPr>
                 <w:color w:val="12263F"/>
-                <w:szCs w:val="24"/>
-              </w:rPr>
-              <w:t>Confía en su criterio.</w:t>
+              </w:rPr>
+              <w:t>Confía en su criterio</w:t>
             </w:r>
           </w:p>
         </w:tc>
@@ -6529,20 +7087,21 @@
               <w:pStyle w:val="TextoTablas"/>
               <w:rPr>
                 <w:color w:val="12263F"/>
-                <w:szCs w:val="24"/>
               </w:rPr>
             </w:pPr>
             <w:r>
               <w:rPr>
                 <w:color w:val="12263F"/>
-                <w:szCs w:val="24"/>
-              </w:rPr>
-              <w:t>Mantener aplomo.</w:t>
+              </w:rPr>
+              <w:t>Mantener aplomo</w:t>
             </w:r>
           </w:p>
         </w:tc>
       </w:tr>
       <w:tr>
+        <w:trPr>
+          <w:jc w:val="center"/>
+        </w:trPr>
         <w:tc>
           <w:tcPr>
             <w:tcW w:w="0" w:type="auto"/>
@@ -6553,15 +7112,13 @@
               <w:pStyle w:val="TextoTablas"/>
               <w:rPr>
                 <w:color w:val="12263F"/>
-                <w:szCs w:val="24"/>
               </w:rPr>
             </w:pPr>
             <w:r>
               <w:rPr>
                 <w:color w:val="12263F"/>
-                <w:szCs w:val="24"/>
-              </w:rPr>
-              <w:t>Sabe lo que quiere.</w:t>
+              </w:rPr>
+              <w:t>Sabe lo que quiere</w:t>
             </w:r>
           </w:p>
         </w:tc>
@@ -6575,15 +7132,13 @@
               <w:pStyle w:val="TextoTablas"/>
               <w:rPr>
                 <w:color w:val="12263F"/>
-                <w:szCs w:val="24"/>
               </w:rPr>
             </w:pPr>
             <w:r>
               <w:rPr>
                 <w:color w:val="12263F"/>
-                <w:szCs w:val="24"/>
-              </w:rPr>
-              <w:t>Usar argumentos de peso.</w:t>
+              </w:rPr>
+              <w:t>Usar argumentos de peso</w:t>
             </w:r>
           </w:p>
         </w:tc>
@@ -6591,6 +7146,7 @@
       <w:tr>
         <w:trPr>
           <w:cnfStyle w:val="000000100000" w:firstRow="0" w:lastRow="0" w:firstColumn="0" w:lastColumn="0" w:oddVBand="0" w:evenVBand="0" w:oddHBand="1" w:evenHBand="0" w:firstRowFirstColumn="0" w:firstRowLastColumn="0" w:lastRowFirstColumn="0" w:lastRowLastColumn="0"/>
+          <w:jc w:val="center"/>
         </w:trPr>
         <w:tc>
           <w:tcPr>
@@ -6602,15 +7158,13 @@
               <w:pStyle w:val="TextoTablas"/>
               <w:rPr>
                 <w:color w:val="12263F"/>
-                <w:szCs w:val="24"/>
               </w:rPr>
             </w:pPr>
             <w:r>
               <w:rPr>
                 <w:color w:val="12263F"/>
-                <w:szCs w:val="24"/>
-              </w:rPr>
-              <w:t>Es consciente de la información.</w:t>
+              </w:rPr>
+              <w:t>Es consciente de la información</w:t>
             </w:r>
           </w:p>
         </w:tc>
@@ -6624,20 +7178,21 @@
               <w:pStyle w:val="TextoTablas"/>
               <w:rPr>
                 <w:color w:val="12263F"/>
-                <w:szCs w:val="24"/>
               </w:rPr>
             </w:pPr>
             <w:r>
               <w:rPr>
                 <w:color w:val="12263F"/>
-                <w:szCs w:val="24"/>
-              </w:rPr>
-              <w:t>Seriedad y seguridad.</w:t>
+              </w:rPr>
+              <w:t>Seriedad y seguridad</w:t>
             </w:r>
           </w:p>
         </w:tc>
       </w:tr>
       <w:tr>
+        <w:trPr>
+          <w:jc w:val="center"/>
+        </w:trPr>
         <w:tc>
           <w:tcPr>
             <w:tcW w:w="0" w:type="auto"/>
@@ -6648,15 +7203,13 @@
               <w:pStyle w:val="TextoTablas"/>
               <w:rPr>
                 <w:color w:val="12263F"/>
-                <w:szCs w:val="24"/>
               </w:rPr>
             </w:pPr>
             <w:r>
               <w:rPr>
                 <w:color w:val="12263F"/>
-                <w:szCs w:val="24"/>
-              </w:rPr>
-              <w:t>Que necesita.</w:t>
+              </w:rPr>
+              <w:t>Que necesita</w:t>
             </w:r>
           </w:p>
         </w:tc>
@@ -6670,25 +7223,30 @@
               <w:pStyle w:val="TextoTablas"/>
               <w:rPr>
                 <w:color w:val="12263F"/>
-                <w:szCs w:val="24"/>
               </w:rPr>
             </w:pPr>
             <w:r>
               <w:rPr>
                 <w:color w:val="12263F"/>
-                <w:szCs w:val="24"/>
-              </w:rPr>
-              <w:t>Hacerle sentir que recibe una propuesta exclusiva.</w:t>
+              </w:rPr>
+              <w:t>Hacerle sentir que recibe una propuesta exclusiva</w:t>
             </w:r>
           </w:p>
         </w:tc>
       </w:tr>
     </w:tbl>
     <w:p>
-      <w:r>
+      <w:pPr>
         <w:rPr>
           <w:rStyle w:val="Ttulo5Car"/>
         </w:rPr>
+      </w:pPr>
+    </w:p>
+    <w:p>
+      <w:r>
+        <w:rPr>
+          <w:rStyle w:val="Ttulo5Car"/>
+        </w:rPr>
         <w:t>Cliente seco.</w:t>
       </w:r>
       <w:r>
@@ -6700,28 +7258,25 @@
         <w:pStyle w:val="Tabla"/>
       </w:pPr>
       <w:r>
-        <w:t xml:space="preserve">Cliente seco: características y recomendaciones de </w:t>
-      </w:r>
-      <w:proofErr w:type="spellStart"/>
-      <w:r>
-        <w:t>tratov</w:t>
-      </w:r>
-      <w:proofErr w:type="spellEnd"/>
+        <w:t>Cliente seco: características y recomendaciones de trato</w:t>
+      </w:r>
     </w:p>
     <w:tbl>
       <w:tblPr>
         <w:tblStyle w:val="SENA"/>
         <w:tblW w:w="6180" w:type="dxa"/>
+        <w:jc w:val="center"/>
         <w:tblLook w:val="04A0" w:firstRow="1" w:lastRow="0" w:firstColumn="1" w:lastColumn="0" w:noHBand="0" w:noVBand="1"/>
       </w:tblPr>
       <w:tblGrid>
-        <w:gridCol w:w="2286"/>
-        <w:gridCol w:w="3894"/>
+        <w:gridCol w:w="2294"/>
+        <w:gridCol w:w="3886"/>
       </w:tblGrid>
       <w:tr>
         <w:trPr>
           <w:cnfStyle w:val="100000000000" w:firstRow="1" w:lastRow="0" w:firstColumn="0" w:lastColumn="0" w:oddVBand="0" w:evenVBand="0" w:oddHBand="0" w:evenHBand="0" w:firstRowFirstColumn="0" w:firstRowLastColumn="0" w:lastRowFirstColumn="0" w:lastRowLastColumn="0"/>
           <w:tblHeader/>
+          <w:jc w:val="center"/>
         </w:trPr>
         <w:tc>
           <w:tcPr>
@@ -6733,6 +7288,7 @@
               <w:pStyle w:val="TextoTablas"/>
             </w:pPr>
             <w:r>
+              <w:lastRenderedPageBreak/>
               <w:t>Comportamiento</w:t>
             </w:r>
           </w:p>
@@ -6755,6 +7311,7 @@
       <w:tr>
         <w:trPr>
           <w:cnfStyle w:val="000000100000" w:firstRow="0" w:lastRow="0" w:firstColumn="0" w:lastColumn="0" w:oddVBand="0" w:evenVBand="0" w:oddHBand="1" w:evenHBand="0" w:firstRowFirstColumn="0" w:firstRowLastColumn="0" w:lastRowFirstColumn="0" w:lastRowLastColumn="0"/>
+          <w:jc w:val="center"/>
         </w:trPr>
         <w:tc>
           <w:tcPr>
@@ -6766,15 +7323,13 @@
               <w:pStyle w:val="TextoTablas"/>
               <w:rPr>
                 <w:color w:val="12263F"/>
-                <w:szCs w:val="24"/>
               </w:rPr>
             </w:pPr>
             <w:r>
               <w:rPr>
                 <w:color w:val="12263F"/>
-                <w:szCs w:val="24"/>
-              </w:rPr>
-              <w:t>Usa monosílabos.</w:t>
+              </w:rPr>
+              <w:t>Usa monosílabos</w:t>
             </w:r>
           </w:p>
         </w:tc>
@@ -6788,20 +7343,21 @@
               <w:pStyle w:val="TextoTablas"/>
               <w:rPr>
                 <w:color w:val="12263F"/>
-                <w:szCs w:val="24"/>
               </w:rPr>
             </w:pPr>
             <w:r>
               <w:rPr>
                 <w:color w:val="12263F"/>
-                <w:szCs w:val="24"/>
-              </w:rPr>
-              <w:t>No forzarlo a hablar.</w:t>
+              </w:rPr>
+              <w:t>No forzarlo a hablar</w:t>
             </w:r>
           </w:p>
         </w:tc>
       </w:tr>
       <w:tr>
+        <w:trPr>
+          <w:jc w:val="center"/>
+        </w:trPr>
         <w:tc>
           <w:tcPr>
             <w:tcW w:w="0" w:type="auto"/>
@@ -6812,15 +7368,13 @@
               <w:pStyle w:val="TextoTablas"/>
               <w:rPr>
                 <w:color w:val="12263F"/>
-                <w:szCs w:val="24"/>
               </w:rPr>
             </w:pPr>
             <w:r>
               <w:rPr>
                 <w:color w:val="12263F"/>
-                <w:szCs w:val="24"/>
-              </w:rPr>
-              <w:t>No toma la iniciativa.</w:t>
+              </w:rPr>
+              <w:t>No toma la iniciativa</w:t>
             </w:r>
           </w:p>
         </w:tc>
@@ -6834,15 +7388,13 @@
               <w:pStyle w:val="TextoTablas"/>
               <w:rPr>
                 <w:color w:val="12263F"/>
-                <w:szCs w:val="24"/>
               </w:rPr>
             </w:pPr>
             <w:r>
               <w:rPr>
                 <w:color w:val="12263F"/>
-                <w:szCs w:val="24"/>
-              </w:rPr>
-              <w:t>Formular preguntas cerradas con respuesta afirmativa.</w:t>
+              </w:rPr>
+              <w:t>Formular preguntas cerradas con respuesta afirmativa</w:t>
             </w:r>
           </w:p>
         </w:tc>
@@ -6850,6 +7402,7 @@
       <w:tr>
         <w:trPr>
           <w:cnfStyle w:val="000000100000" w:firstRow="0" w:lastRow="0" w:firstColumn="0" w:lastColumn="0" w:oddVBand="0" w:evenVBand="0" w:oddHBand="1" w:evenHBand="0" w:firstRowFirstColumn="0" w:firstRowLastColumn="0" w:lastRowFirstColumn="0" w:lastRowLastColumn="0"/>
+          <w:jc w:val="center"/>
         </w:trPr>
         <w:tc>
           <w:tcPr>
@@ -6861,15 +7414,13 @@
               <w:pStyle w:val="TextoTablas"/>
               <w:rPr>
                 <w:color w:val="12263F"/>
-                <w:szCs w:val="24"/>
               </w:rPr>
             </w:pPr>
             <w:r>
               <w:rPr>
                 <w:color w:val="12263F"/>
-                <w:szCs w:val="24"/>
-              </w:rPr>
-              <w:t>Utiliza frases cortas.</w:t>
+              </w:rPr>
+              <w:t>Utiliza frases cortas</w:t>
             </w:r>
           </w:p>
         </w:tc>
@@ -6883,39 +7434,41 @@
               <w:pStyle w:val="TextoTablas"/>
               <w:rPr>
                 <w:color w:val="12263F"/>
-                <w:szCs w:val="24"/>
               </w:rPr>
             </w:pPr>
             <w:r>
               <w:rPr>
                 <w:color w:val="12263F"/>
-                <w:szCs w:val="24"/>
-              </w:rPr>
-              <w:t>Usar frases breves y precisas.</w:t>
+              </w:rPr>
+              <w:t>Usar frases breves y precisas</w:t>
             </w:r>
           </w:p>
         </w:tc>
       </w:tr>
     </w:tbl>
     <w:p>
-      <w:r>
+      <w:pPr>
         <w:rPr>
           <w:rStyle w:val="Ttulo5Car"/>
         </w:rPr>
+      </w:pPr>
+    </w:p>
+    <w:p>
+      <w:r>
+        <w:rPr>
+          <w:rStyle w:val="Ttulo5Car"/>
+        </w:rPr>
         <w:t>Cliente exagerado.</w:t>
       </w:r>
       <w:r>
         <w:t xml:space="preserve"> Difícilmente se le complace, ya que tiende a exagerar todo: desde el servicio hasta el trato recibido.</w:t>
       </w:r>
     </w:p>
-    <w:p/>
-    <w:p/>
     <w:p>
       <w:pPr>
         <w:pStyle w:val="Tabla"/>
       </w:pPr>
       <w:r>
-        <w:lastRenderedPageBreak/>
         <w:t>Cliente exagerado: características y recomendaciones de trato</w:t>
       </w:r>
     </w:p>
@@ -6923,6 +7476,7 @@
       <w:tblPr>
         <w:tblStyle w:val="SENA"/>
         <w:tblW w:w="6180" w:type="dxa"/>
+        <w:jc w:val="center"/>
         <w:tblLook w:val="04A0" w:firstRow="1" w:lastRow="0" w:firstColumn="1" w:lastColumn="0" w:noHBand="0" w:noVBand="1"/>
       </w:tblPr>
       <w:tblGrid>
@@ -6932,6 +7486,7 @@
       <w:tr>
         <w:trPr>
           <w:cnfStyle w:val="100000000000" w:firstRow="1" w:lastRow="0" w:firstColumn="0" w:lastColumn="0" w:oddVBand="0" w:evenVBand="0" w:oddHBand="0" w:evenHBand="0" w:firstRowFirstColumn="0" w:firstRowLastColumn="0" w:lastRowFirstColumn="0" w:lastRowLastColumn="0"/>
+          <w:jc w:val="center"/>
         </w:trPr>
         <w:tc>
           <w:tcPr>
@@ -6965,6 +7520,7 @@
       <w:tr>
         <w:trPr>
           <w:cnfStyle w:val="000000100000" w:firstRow="0" w:lastRow="0" w:firstColumn="0" w:lastColumn="0" w:oddVBand="0" w:evenVBand="0" w:oddHBand="1" w:evenHBand="0" w:firstRowFirstColumn="0" w:firstRowLastColumn="0" w:lastRowFirstColumn="0" w:lastRowLastColumn="0"/>
+          <w:jc w:val="center"/>
         </w:trPr>
         <w:tc>
           <w:tcPr>
@@ -6976,7 +7532,7 @@
               <w:pStyle w:val="TextoTablas"/>
             </w:pPr>
             <w:r>
-              <w:t>Lo agranda todo.</w:t>
+              <w:t>Lo agranda todo</w:t>
             </w:r>
           </w:p>
         </w:tc>
@@ -6990,12 +7546,15 @@
               <w:pStyle w:val="TextoTablas"/>
             </w:pPr>
             <w:r>
-              <w:t>Objetivar.</w:t>
+              <w:t>Objetivar</w:t>
             </w:r>
           </w:p>
         </w:tc>
       </w:tr>
       <w:tr>
+        <w:trPr>
+          <w:jc w:val="center"/>
+        </w:trPr>
         <w:tc>
           <w:tcPr>
             <w:tcW w:w="0" w:type="auto"/>
@@ -7006,7 +7565,7 @@
               <w:pStyle w:val="TextoTablas"/>
             </w:pPr>
             <w:r>
-              <w:t>Es subjetivo.</w:t>
+              <w:t>Es subjetivo</w:t>
             </w:r>
           </w:p>
         </w:tc>
@@ -7020,7 +7579,7 @@
               <w:pStyle w:val="TextoTablas"/>
             </w:pPr>
             <w:r>
-              <w:t>Pedir datos concretos.</w:t>
+              <w:t>Pedir datos concretos</w:t>
             </w:r>
           </w:p>
         </w:tc>
@@ -7028,6 +7587,7 @@
       <w:tr>
         <w:trPr>
           <w:cnfStyle w:val="000000100000" w:firstRow="0" w:lastRow="0" w:firstColumn="0" w:lastColumn="0" w:oddVBand="0" w:evenVBand="0" w:oddHBand="1" w:evenHBand="0" w:firstRowFirstColumn="0" w:firstRowLastColumn="0" w:lastRowFirstColumn="0" w:lastRowLastColumn="0"/>
+          <w:jc w:val="center"/>
         </w:trPr>
         <w:tc>
           <w:tcPr>
@@ -7039,7 +7599,7 @@
               <w:pStyle w:val="TextoTablas"/>
             </w:pPr>
             <w:r>
-              <w:t>"Saca las cosas de quicio".</w:t>
+              <w:t>"Saca las cosas de quicio"</w:t>
             </w:r>
           </w:p>
         </w:tc>
@@ -7053,69 +7613,60 @@
               <w:pStyle w:val="TextoTablas"/>
             </w:pPr>
             <w:r>
-              <w:t>Confirmar los datos aportados.</w:t>
+              <w:t>Confirmar los datos aportados</w:t>
             </w:r>
           </w:p>
         </w:tc>
       </w:tr>
     </w:tbl>
-    <w:p/>
-    <w:p/>
-    <w:p/>
-    <w:p/>
-    <w:p/>
-    <w:p/>
-    <w:p/>
-    <w:p/>
-    <w:p/>
-    <w:p/>
-    <w:p/>
-    <w:p/>
-    <w:p/>
-    <w:p/>
+    <w:p>
+      <w:pPr>
+        <w:ind w:firstLine="0"/>
+      </w:pPr>
+    </w:p>
     <w:p>
       <w:pPr>
         <w:pStyle w:val="Ttulo1"/>
       </w:pPr>
       <w:bookmarkStart w:id="6" w:name="_Toc223268856"/>
       <w:r>
+        <w:t>Técnicas telefónicas básicas</w:t>
+      </w:r>
+      <w:bookmarkEnd w:id="6"/>
+    </w:p>
+    <w:p>
+      <w:pPr>
+        <w:rPr>
+          <w:lang w:val="es-419" w:eastAsia="es-CO"/>
+        </w:rPr>
+      </w:pPr>
+      <w:r>
+        <w:rPr>
+          <w:lang w:val="es-419" w:eastAsia="es-CO"/>
+        </w:rPr>
+        <w:t xml:space="preserve">Escuchar es una acción fundamental en el proceso de comunicación. Proviene del latín </w:t>
+      </w:r>
+      <w:r>
+        <w:rPr>
+          <w:i/>
+          <w:iCs/>
+          <w:lang w:val="es-419" w:eastAsia="es-CO"/>
+        </w:rPr>
+        <w:t>ascultāre</w:t>
+      </w:r>
+      <w:r>
+        <w:rPr>
+          <w:lang w:val="es-419" w:eastAsia="es-CO"/>
+        </w:rPr>
+        <w:t xml:space="preserve"> y hace referencia a prestar atención con el sentido del oído. Sin embargo, va mucho más allá del simple acto de oír: implica un proceso psíquico y fisiológico, en el que intervienen otros sentidos y habilidades cognitivas para comprender verdaderamente el mensaje del interlocutor.</w:t>
+      </w:r>
+    </w:p>
+    <w:p>
+      <w:pPr>
+        <w:pStyle w:val="Ttulo5"/>
+      </w:pPr>
+      <w:r>
         <w:lastRenderedPageBreak/>
-        <w:t>Técnicas telefónicas básicas</w:t>
-      </w:r>
-      <w:bookmarkEnd w:id="6"/>
-    </w:p>
-    <w:p>
-      <w:pPr>
-        <w:rPr>
-          <w:lang w:val="es-419" w:eastAsia="es-CO"/>
-        </w:rPr>
-      </w:pPr>
-      <w:r>
-        <w:rPr>
-          <w:lang w:val="es-419" w:eastAsia="es-CO"/>
-        </w:rPr>
-        <w:t xml:space="preserve">Escuchar es una acción fundamental en el proceso de comunicación. Proviene del latín </w:t>
-      </w:r>
-      <w:proofErr w:type="spellStart"/>
-      <w:r>
-        <w:rPr>
-          <w:lang w:val="es-419" w:eastAsia="es-CO"/>
-        </w:rPr>
-        <w:t>ascultāre</w:t>
-      </w:r>
-      <w:proofErr w:type="spellEnd"/>
-      <w:r>
-        <w:rPr>
-          <w:lang w:val="es-419" w:eastAsia="es-CO"/>
-        </w:rPr>
-        <w:t xml:space="preserve"> y hace referencia a prestar atención con el sentido del oído. Sin embargo, va mucho más allá del simple acto de oír: implica un proceso psíquico y fisiológico, en el que intervienen otros sentidos y habilidades cognitivas para comprender verdaderamente el mensaje del interlocutor.</w:t>
-      </w:r>
-    </w:p>
-    <w:p>
-      <w:pPr>
-        <w:pStyle w:val="Ttulo5"/>
-      </w:pPr>
-      <w:r>
         <w:t>Escuchar: más importante que hablar</w:t>
       </w:r>
     </w:p>
@@ -7242,23 +7793,74 @@
     <w:p/>
     <w:p>
       <w:r>
+        <w:t>Cuando el interlocutor percibe que se le está prestando atención, comienza a expresarse con libertad y claridad. Este es el principio de la escucha activa, componente esencial en el trabajo del asesor telefónico.</w:t>
+      </w:r>
+    </w:p>
+    <w:p>
+      <w:pPr>
+        <w:pStyle w:val="Ttulo2"/>
+      </w:pPr>
+      <w:bookmarkStart w:id="7" w:name="_Toc223268857"/>
+      <w:r>
+        <w:t>Principios de la escucha activa</w:t>
+      </w:r>
+      <w:bookmarkEnd w:id="7"/>
+    </w:p>
+    <w:p>
+      <w:r>
+        <w:t>A continuación, se presenta un video que expone los principios fundamentales de la escucha activa, destacando las acciones clave que permiten mejorar la comunicación con el cliente mediante una atención empática, respetuosa y efectiva.</w:t>
+      </w:r>
+    </w:p>
+    <w:p>
+      <w:pPr>
+        <w:jc w:val="both"/>
+      </w:pPr>
+      <w:r>
+        <w:rPr>
+          <w:noProof/>
+        </w:rPr>
         <w:lastRenderedPageBreak/>
-        <w:t>Cuando el interlocutor percibe que se le está prestando atención, comienza a expresarse con libertad y claridad. Este es el principio de la escucha activa, componente esencial en el trabajo del asesor telefónico.</w:t>
-      </w:r>
-    </w:p>
-    <w:p>
-      <w:pPr>
-        <w:pStyle w:val="Ttulo2"/>
-      </w:pPr>
-      <w:bookmarkStart w:id="7" w:name="_Toc223268857"/>
-      <w:r>
-        <w:t>Principios de la escucha activa</w:t>
-      </w:r>
-      <w:bookmarkEnd w:id="7"/>
-    </w:p>
-    <w:p>
-      <w:r>
-        <w:t>A continuación, se presenta un video que expone los principios fundamentales de la escucha activa, destacando las acciones clave que permiten mejorar la comunicación con el cliente mediante una atención empática, respetuosa y efectiva.</w:t>
+        <w:drawing>
+          <wp:inline distT="0" distB="0" distL="0" distR="0" wp14:anchorId="6F14C485" wp14:editId="3B20AC8A">
+            <wp:extent cx="5486400" cy="2603157"/>
+            <wp:effectExtent l="0" t="0" r="0" b="0"/>
+            <wp:docPr id="1229712861" name="drawing"/>
+            <wp:cNvGraphicFramePr>
+              <a:graphicFrameLocks xmlns:a="http://schemas.openxmlformats.org/drawingml/2006/main" noChangeAspect="1"/>
+            </wp:cNvGraphicFramePr>
+            <a:graphic xmlns:a="http://schemas.openxmlformats.org/drawingml/2006/main">
+              <a:graphicData uri="http://schemas.openxmlformats.org/drawingml/2006/picture">
+                <pic:pic xmlns:pic="http://schemas.openxmlformats.org/drawingml/2006/picture">
+                  <pic:nvPicPr>
+                    <pic:cNvPr id="1229712861" name="Picture 1229712861"/>
+                    <pic:cNvPicPr/>
+                  </pic:nvPicPr>
+                  <pic:blipFill>
+                    <a:blip r:embed="rId13">
+                      <a:extLst>
+                        <a:ext uri="{28A0092B-C50C-407E-A947-70E740481C1C}">
+                          <a14:useLocalDpi xmlns:a14="http://schemas.microsoft.com/office/drawing/2010/main"/>
+                        </a:ext>
+                      </a:extLst>
+                    </a:blip>
+                    <a:stretch>
+                      <a:fillRect/>
+                    </a:stretch>
+                  </pic:blipFill>
+                  <pic:spPr>
+                    <a:xfrm>
+                      <a:off x="0" y="0"/>
+                      <a:ext cx="5486400" cy="2603157"/>
+                    </a:xfrm>
+                    <a:prstGeom prst="rect">
+                      <a:avLst/>
+                    </a:prstGeom>
+                  </pic:spPr>
+                </pic:pic>
+              </a:graphicData>
+            </a:graphic>
+          </wp:inline>
+        </w:drawing>
       </w:r>
     </w:p>
     <w:p>
@@ -7529,7 +8131,6 @@
           <w:numId w:val="34"/>
         </w:numPr>
         <w:ind w:left="567" w:hanging="141"/>
-        <w:jc w:val="center"/>
       </w:pPr>
       <w:r>
         <w:rPr>
@@ -7619,6 +8220,7 @@
       <w:tblPr>
         <w:tblStyle w:val="SENA"/>
         <w:tblW w:w="7380" w:type="dxa"/>
+        <w:jc w:val="center"/>
         <w:tblLook w:val="04A0" w:firstRow="1" w:lastRow="0" w:firstColumn="1" w:lastColumn="0" w:noHBand="0" w:noVBand="1"/>
       </w:tblPr>
       <w:tblGrid>
@@ -7628,6 +8230,7 @@
       <w:tr>
         <w:trPr>
           <w:cnfStyle w:val="100000000000" w:firstRow="1" w:lastRow="0" w:firstColumn="0" w:lastColumn="0" w:oddVBand="0" w:evenVBand="0" w:oddHBand="0" w:evenHBand="0" w:firstRowFirstColumn="0" w:firstRowLastColumn="0" w:lastRowFirstColumn="0" w:lastRowLastColumn="0"/>
+          <w:jc w:val="center"/>
         </w:trPr>
         <w:tc>
           <w:tcPr>
@@ -7661,6 +8264,7 @@
       <w:tr>
         <w:trPr>
           <w:cnfStyle w:val="000000100000" w:firstRow="0" w:lastRow="0" w:firstColumn="0" w:lastColumn="0" w:oddVBand="0" w:evenVBand="0" w:oddHBand="1" w:evenHBand="0" w:firstRowFirstColumn="0" w:firstRowLastColumn="0" w:lastRowFirstColumn="0" w:lastRowLastColumn="0"/>
+          <w:jc w:val="center"/>
         </w:trPr>
         <w:tc>
           <w:tcPr>
@@ -7708,6 +8312,9 @@
         </w:tc>
       </w:tr>
       <w:tr>
+        <w:trPr>
+          <w:jc w:val="center"/>
+        </w:trPr>
         <w:tc>
           <w:tcPr>
             <w:tcW w:w="0" w:type="auto"/>
@@ -7756,6 +8363,7 @@
       <w:tr>
         <w:trPr>
           <w:cnfStyle w:val="000000100000" w:firstRow="0" w:lastRow="0" w:firstColumn="0" w:lastColumn="0" w:oddVBand="0" w:evenVBand="0" w:oddHBand="1" w:evenHBand="0" w:firstRowFirstColumn="0" w:firstRowLastColumn="0" w:lastRowFirstColumn="0" w:lastRowLastColumn="0"/>
+          <w:jc w:val="center"/>
         </w:trPr>
         <w:tc>
           <w:tcPr>
@@ -7803,6 +8411,9 @@
         </w:tc>
       </w:tr>
       <w:tr>
+        <w:trPr>
+          <w:jc w:val="center"/>
+        </w:trPr>
         <w:tc>
           <w:tcPr>
             <w:tcW w:w="0" w:type="auto"/>
@@ -7851,6 +8462,7 @@
       <w:tr>
         <w:trPr>
           <w:cnfStyle w:val="000000100000" w:firstRow="0" w:lastRow="0" w:firstColumn="0" w:lastColumn="0" w:oddVBand="0" w:evenVBand="0" w:oddHBand="1" w:evenHBand="0" w:firstRowFirstColumn="0" w:firstRowLastColumn="0" w:lastRowFirstColumn="0" w:lastRowLastColumn="0"/>
+          <w:jc w:val="center"/>
         </w:trPr>
         <w:tc>
           <w:tcPr>
@@ -7898,6 +8510,9 @@
         </w:tc>
       </w:tr>
       <w:tr>
+        <w:trPr>
+          <w:jc w:val="center"/>
+        </w:trPr>
         <w:tc>
           <w:tcPr>
             <w:tcW w:w="0" w:type="auto"/>
@@ -7946,6 +8561,7 @@
       <w:tr>
         <w:trPr>
           <w:cnfStyle w:val="000000100000" w:firstRow="0" w:lastRow="0" w:firstColumn="0" w:lastColumn="0" w:oddVBand="0" w:evenVBand="0" w:oddHBand="1" w:evenHBand="0" w:firstRowFirstColumn="0" w:firstRowLastColumn="0" w:lastRowFirstColumn="0" w:lastRowLastColumn="0"/>
+          <w:jc w:val="center"/>
         </w:trPr>
         <w:tc>
           <w:tcPr>
@@ -7993,6 +8609,9 @@
         </w:tc>
       </w:tr>
       <w:tr>
+        <w:trPr>
+          <w:jc w:val="center"/>
+        </w:trPr>
         <w:tc>
           <w:tcPr>
             <w:tcW w:w="0" w:type="auto"/>
@@ -8041,6 +8660,7 @@
       <w:tr>
         <w:trPr>
           <w:cnfStyle w:val="000000100000" w:firstRow="0" w:lastRow="0" w:firstColumn="0" w:lastColumn="0" w:oddVBand="0" w:evenVBand="0" w:oddHBand="1" w:evenHBand="0" w:firstRowFirstColumn="0" w:firstRowLastColumn="0" w:lastRowFirstColumn="0" w:lastRowLastColumn="0"/>
+          <w:jc w:val="center"/>
         </w:trPr>
         <w:tc>
           <w:tcPr>
@@ -8088,6 +8708,9 @@
         </w:tc>
       </w:tr>
       <w:tr>
+        <w:trPr>
+          <w:jc w:val="center"/>
+        </w:trPr>
         <w:tc>
           <w:tcPr>
             <w:tcW w:w="0" w:type="auto"/>
@@ -8136,6 +8759,7 @@
       <w:tr>
         <w:trPr>
           <w:cnfStyle w:val="000000100000" w:firstRow="0" w:lastRow="0" w:firstColumn="0" w:lastColumn="0" w:oddVBand="0" w:evenVBand="0" w:oddHBand="1" w:evenHBand="0" w:firstRowFirstColumn="0" w:firstRowLastColumn="0" w:lastRowFirstColumn="0" w:lastRowLastColumn="0"/>
+          <w:jc w:val="center"/>
         </w:trPr>
         <w:tc>
           <w:tcPr>
@@ -8183,6 +8807,9 @@
         </w:tc>
       </w:tr>
       <w:tr>
+        <w:trPr>
+          <w:jc w:val="center"/>
+        </w:trPr>
         <w:tc>
           <w:tcPr>
             <w:tcW w:w="0" w:type="auto"/>
@@ -8231,6 +8858,7 @@
       <w:tr>
         <w:trPr>
           <w:cnfStyle w:val="000000100000" w:firstRow="0" w:lastRow="0" w:firstColumn="0" w:lastColumn="0" w:oddVBand="0" w:evenVBand="0" w:oddHBand="1" w:evenHBand="0" w:firstRowFirstColumn="0" w:firstRowLastColumn="0" w:lastRowFirstColumn="0" w:lastRowLastColumn="0"/>
+          <w:jc w:val="center"/>
         </w:trPr>
         <w:tc>
           <w:tcPr>
@@ -8278,6 +8906,9 @@
         </w:tc>
       </w:tr>
       <w:tr>
+        <w:trPr>
+          <w:jc w:val="center"/>
+        </w:trPr>
         <w:tc>
           <w:tcPr>
             <w:tcW w:w="0" w:type="auto"/>
@@ -8326,6 +8957,7 @@
       <w:tr>
         <w:trPr>
           <w:cnfStyle w:val="000000100000" w:firstRow="0" w:lastRow="0" w:firstColumn="0" w:lastColumn="0" w:oddVBand="0" w:evenVBand="0" w:oddHBand="1" w:evenHBand="0" w:firstRowFirstColumn="0" w:firstRowLastColumn="0" w:lastRowFirstColumn="0" w:lastRowLastColumn="0"/>
+          <w:jc w:val="center"/>
         </w:trPr>
         <w:tc>
           <w:tcPr>
@@ -8819,8 +9451,14 @@
           <w:numId w:val="40"/>
         </w:numPr>
         <w:ind w:left="567" w:hanging="283"/>
-      </w:pPr>
-      <w:r>
+        <w:rPr>
+          <w:b w:val="0"/>
+        </w:rPr>
+      </w:pPr>
+      <w:r>
+        <w:rPr>
+          <w:b w:val="0"/>
+        </w:rPr>
         <w:lastRenderedPageBreak/>
         <w:t>Descubrir necesidades ocultas.</w:t>
       </w:r>
@@ -8833,8 +9471,14 @@
           <w:numId w:val="40"/>
         </w:numPr>
         <w:ind w:left="567" w:hanging="283"/>
-      </w:pPr>
-      <w:r>
+        <w:rPr>
+          <w:b w:val="0"/>
+        </w:rPr>
+      </w:pPr>
+      <w:r>
+        <w:rPr>
+          <w:b w:val="0"/>
+        </w:rPr>
         <w:t>Confirmar información.</w:t>
       </w:r>
     </w:p>
@@ -8846,8 +9490,14 @@
           <w:numId w:val="40"/>
         </w:numPr>
         <w:ind w:left="567" w:hanging="283"/>
-      </w:pPr>
-      <w:r>
+        <w:rPr>
+          <w:b w:val="0"/>
+        </w:rPr>
+      </w:pPr>
+      <w:r>
+        <w:rPr>
+          <w:b w:val="0"/>
+        </w:rPr>
         <w:t>Profundizar en detalles relevantes.</w:t>
       </w:r>
     </w:p>
@@ -8859,8 +9509,14 @@
           <w:numId w:val="40"/>
         </w:numPr>
         <w:ind w:left="567" w:hanging="283"/>
-      </w:pPr>
-      <w:r>
+        <w:rPr>
+          <w:b w:val="0"/>
+        </w:rPr>
+      </w:pPr>
+      <w:r>
+        <w:rPr>
+          <w:b w:val="0"/>
+        </w:rPr>
         <w:t>Dirigir la conversación con criterio y profesionalismo.</w:t>
       </w:r>
     </w:p>
@@ -8902,14 +9558,12 @@
         </w:rPr>
         <w:t xml:space="preserve">A </w:t>
       </w:r>
-      <w:proofErr w:type="gramStart"/>
       <w:r>
         <w:rPr>
           <w:lang w:val="es-419" w:eastAsia="es-CO"/>
         </w:rPr>
-        <w:t>continuación</w:t>
-      </w:r>
-      <w:proofErr w:type="gramEnd"/>
+        <w:t>continuación,</w:t>
+      </w:r>
       <w:r>
         <w:rPr>
           <w:lang w:val="es-419" w:eastAsia="es-CO"/>
@@ -9121,6 +9775,20 @@
     </w:p>
     <w:p>
       <w:pPr>
+        <w:ind w:firstLine="0"/>
+        <w:rPr>
+          <w:lang w:val="es-419" w:eastAsia="es-CO"/>
+        </w:rPr>
+      </w:pPr>
+      <w:r>
+        <w:rPr>
+          <w:lang w:val="es-419" w:eastAsia="es-CO"/>
+        </w:rPr>
+        <w:t>Según Gatti (2013), las preguntas abiertas permiten:</w:t>
+      </w:r>
+    </w:p>
+    <w:p>
+      <w:pPr>
         <w:pStyle w:val="Prrafodelista"/>
         <w:numPr>
           <w:ilvl w:val="0"/>
@@ -9135,7 +9803,7 @@
         <w:rPr>
           <w:lang w:val="es-419" w:eastAsia="es-CO"/>
         </w:rPr>
-        <w:t>Según Gatti (2013), las preguntas abiertas permiten:</w:t>
+        <w:t>Permiten respuestas amplias y desarrolladas.</w:t>
       </w:r>
     </w:p>
     <w:p>
@@ -9154,7 +9822,7 @@
         <w:rPr>
           <w:lang w:val="es-419" w:eastAsia="es-CO"/>
         </w:rPr>
-        <w:t>Permiten respuestas amplias y desarrolladas.</w:t>
+        <w:t>Son útiles para explorar opiniones, emociones o experiencias.</w:t>
       </w:r>
     </w:p>
     <w:p>
@@ -9173,25 +9841,6 @@
         <w:rPr>
           <w:lang w:val="es-419" w:eastAsia="es-CO"/>
         </w:rPr>
-        <w:t>Son útiles para explorar opiniones, emociones o experiencias.</w:t>
-      </w:r>
-    </w:p>
-    <w:p>
-      <w:pPr>
-        <w:pStyle w:val="Prrafodelista"/>
-        <w:numPr>
-          <w:ilvl w:val="0"/>
-          <w:numId w:val="44"/>
-        </w:numPr>
-        <w:ind w:left="567" w:hanging="283"/>
-        <w:rPr>
-          <w:lang w:val="es-419" w:eastAsia="es-CO"/>
-        </w:rPr>
-      </w:pPr>
-      <w:r>
-        <w:rPr>
-          <w:lang w:val="es-419" w:eastAsia="es-CO"/>
-        </w:rPr>
         <w:t>En general, evalúan capacidades de orden superior, como el análisis o la reflexión.</w:t>
       </w:r>
     </w:p>
@@ -9303,7 +9952,21 @@
         <w:rPr>
           <w:lang w:val="es-419" w:eastAsia="es-CO"/>
         </w:rPr>
-        <w:t>A continuación, se presenta un pódcast presenta el uso estratégico de preguntas abiertas en la atención telefónica al cliente, destacando sus ventajas, posibles desafíos y su aplicación práctica en situaciones reales.</w:t>
+        <w:t xml:space="preserve">A continuación, se presenta un pódcast </w:t>
+      </w:r>
+      <w:r>
+        <w:rPr>
+          <w:rFonts w:ascii="Calibri" w:eastAsia="Calibri" w:hAnsi="Calibri" w:cs="Calibri"/>
+          <w:szCs w:val="28"/>
+          <w:lang w:val="es-419"/>
+        </w:rPr>
+        <w:t>que presenta</w:t>
+      </w:r>
+      <w:r>
+        <w:rPr>
+          <w:lang w:val="es-419" w:eastAsia="es-CO"/>
+        </w:rPr>
+        <w:t xml:space="preserve"> el uso estratégico de preguntas abiertas en la atención telefónica al cliente, destacando sus ventajas, posibles desafíos y su aplicación práctica en situaciones reales.</w:t>
       </w:r>
     </w:p>
     <w:tbl>
@@ -9362,20 +10025,12 @@
                 <w:b/>
                 <w:bCs/>
               </w:rPr>
-              <w:t>Cortina Musical</w:t>
-            </w:r>
-          </w:p>
-          <w:p>
-            <w:hyperlink r:id="rId13" w:history="1">
-              <w:r>
-                <w:rPr>
-                  <w:rStyle w:val="Hipervnculo"/>
-                </w:rPr>
-                <w:t>https://pixabay.com/music/upbeat-fun-pop-background-music-321170/</w:t>
-              </w:r>
-            </w:hyperlink>
-            <w:r>
-              <w:t xml:space="preserve"> </w:t>
+              <w:t>Mujer</w:t>
+            </w:r>
+          </w:p>
+          <w:p>
+            <w:r>
+              <w:t>Aló… estoy muy molesta… llevo horas sin internet.</w:t>
             </w:r>
           </w:p>
           <w:p>
@@ -9390,28 +10045,15 @@
                 <w:b/>
                 <w:bCs/>
               </w:rPr>
-              <w:t>Mujer</w:t>
-            </w:r>
-          </w:p>
-          <w:p>
-            <w:r>
-              <w:t xml:space="preserve">Efecto de sonido (Llamando por teléfono </w:t>
-            </w:r>
-            <w:hyperlink r:id="rId14" w:history="1">
-              <w:r>
-                <w:rPr>
-                  <w:rStyle w:val="Hipervnculo"/>
-                </w:rPr>
-                <w:t>https://freesound.org/people/FPVJoseBlanco/sounds/563510/</w:t>
-              </w:r>
-            </w:hyperlink>
-          </w:p>
-          <w:p>
-            <w:r>
-              <w:lastRenderedPageBreak/>
-              <w:t>Aló… estoy muy molesta… llevo horas sin internet.</w:t>
-            </w:r>
-          </w:p>
+              <w:t>Hombre</w:t>
+            </w:r>
+          </w:p>
+          <w:p>
+            <w:r>
+              <w:t>En atención telefónica, hay momentos que definen toda la conversación.</w:t>
+            </w:r>
+          </w:p>
+          <w:p/>
           <w:p>
             <w:pPr>
               <w:rPr>
@@ -9424,25 +10066,13 @@
                 <w:b/>
                 <w:bCs/>
               </w:rPr>
-              <w:t>Hombre</w:t>
-            </w:r>
-          </w:p>
-          <w:p>
-            <w:r>
-              <w:t xml:space="preserve">Efecto de sonido, transición suave </w:t>
-            </w:r>
-            <w:hyperlink r:id="rId15" w:history="1">
-              <w:r>
-                <w:rPr>
-                  <w:rStyle w:val="Hipervnculo"/>
-                </w:rPr>
-                <w:t>https://freesound.org/people/EminYILDIRIM/sounds/582085/</w:t>
-              </w:r>
-            </w:hyperlink>
-          </w:p>
-          <w:p>
-            <w:r>
-              <w:t>En atención telefónica, hay momentos que definen toda la conversación.</w:t>
+              <w:lastRenderedPageBreak/>
+              <w:t>Mujer</w:t>
+            </w:r>
+          </w:p>
+          <w:p>
+            <w:r>
+              <w:t>Y muchas veces, todo depende de una sola cosa… la pregunta que se hace primero.</w:t>
             </w:r>
           </w:p>
           <w:p>
@@ -9457,12 +10087,12 @@
                 <w:b/>
                 <w:bCs/>
               </w:rPr>
-              <w:t>Mujer</w:t>
-            </w:r>
-          </w:p>
-          <w:p>
-            <w:r>
-              <w:t>Y muchas veces, todo depende de una sola cosa… la pregunta que se hace primero.</w:t>
+              <w:t>Hombre</w:t>
+            </w:r>
+          </w:p>
+          <w:p>
+            <w:r>
+              <w:t>Esa es la importancia de realizar preguntas abiertas.</w:t>
             </w:r>
           </w:p>
           <w:p>
@@ -9477,12 +10107,12 @@
                 <w:b/>
                 <w:bCs/>
               </w:rPr>
-              <w:t>Hombre</w:t>
-            </w:r>
-          </w:p>
-          <w:p>
-            <w:r>
-              <w:t>Esa es la importancia de realizar preguntas abiertas.</w:t>
+              <w:t>Mujer</w:t>
+            </w:r>
+          </w:p>
+          <w:p>
+            <w:r>
+              <w:t>Las que invitan a contar lo que realmente está pasando.</w:t>
             </w:r>
           </w:p>
           <w:p>
@@ -9497,12 +10127,12 @@
                 <w:b/>
                 <w:bCs/>
               </w:rPr>
-              <w:t>Mujer</w:t>
-            </w:r>
-          </w:p>
-          <w:p>
-            <w:r>
-              <w:t>Las que invitan a contar lo que realmente está pasando.</w:t>
+              <w:t>Hombre</w:t>
+            </w:r>
+          </w:p>
+          <w:p>
+            <w:r>
+              <w:t>Por ejemplo: ¿Desde cuándo presenta el problema?</w:t>
             </w:r>
           </w:p>
           <w:p>
@@ -9517,12 +10147,12 @@
                 <w:b/>
                 <w:bCs/>
               </w:rPr>
-              <w:t>Hombre</w:t>
-            </w:r>
-          </w:p>
-          <w:p>
-            <w:r>
-              <w:t>Por ejemplo: ¿Desde cuándo presenta el problema?</w:t>
+              <w:t>Mujer</w:t>
+            </w:r>
+          </w:p>
+          <w:p>
+            <w:r>
+              <w:t>Parece una pregunta simple… pero cambia el tono de inmediato.</w:t>
             </w:r>
           </w:p>
           <w:p>
@@ -9537,12 +10167,12 @@
                 <w:b/>
                 <w:bCs/>
               </w:rPr>
-              <w:t>Mujer</w:t>
-            </w:r>
-          </w:p>
-          <w:p>
-            <w:r>
-              <w:t>Parece una pregunta simple… pero cambia el tono de inmediato.</w:t>
+              <w:t>Hombre</w:t>
+            </w:r>
+          </w:p>
+          <w:p>
+            <w:r>
+              <w:t>Porque baja la tensión… y abre espacio para conversar.</w:t>
             </w:r>
           </w:p>
           <w:p>
@@ -9557,12 +10187,12 @@
                 <w:b/>
                 <w:bCs/>
               </w:rPr>
-              <w:t>Hombre</w:t>
-            </w:r>
-          </w:p>
-          <w:p>
-            <w:r>
-              <w:t>Porque baja la tensión… y abre espacio para conversar.</w:t>
+              <w:t>Mujer</w:t>
+            </w:r>
+          </w:p>
+          <w:p>
+            <w:r>
+              <w:t>Además, abre la puerta a entender mejor al cliente.</w:t>
             </w:r>
           </w:p>
           <w:p>
@@ -9577,7 +10207,12 @@
                 <w:b/>
                 <w:bCs/>
               </w:rPr>
-              <w:t xml:space="preserve">Cortina </w:t>
+              <w:t>Hombre</w:t>
+            </w:r>
+          </w:p>
+          <w:p>
+            <w:r>
+              <w:t>Y a descubrir información que no siempre se dice al inicio.</w:t>
             </w:r>
           </w:p>
           <w:p>
@@ -9592,13 +10227,18 @@
                 <w:b/>
                 <w:bCs/>
               </w:rPr>
+              <w:t>Mujer</w:t>
+            </w:r>
+          </w:p>
+          <w:p>
+            <w:r>
+              <w:t>Como saber si ya había pasado antes o si es un problema reciente…</w:t>
+            </w:r>
+          </w:p>
+          <w:p>
+            <w:r>
               <w:lastRenderedPageBreak/>
-              <w:t>Musical</w:t>
-            </w:r>
-          </w:p>
-          <w:p>
-            <w:r>
-              <w:t xml:space="preserve">https://pixabay.com/sound-effects/musical-vibe-intro-335240/ </w:t>
+              <w:t>Entonces no se trata de preguntar más.</w:t>
             </w:r>
           </w:p>
           <w:p>
@@ -9613,12 +10253,12 @@
                 <w:b/>
                 <w:bCs/>
               </w:rPr>
-              <w:t>Mujer</w:t>
-            </w:r>
-          </w:p>
-          <w:p>
-            <w:r>
-              <w:t>Además, abre la puerta a entender mejor al cliente.</w:t>
+              <w:t>Hombre</w:t>
+            </w:r>
+          </w:p>
+          <w:p>
+            <w:r>
+              <w:t>Se trata de preguntar con intención.</w:t>
             </w:r>
           </w:p>
           <w:p>
@@ -9633,12 +10273,12 @@
                 <w:b/>
                 <w:bCs/>
               </w:rPr>
-              <w:t>Hombre</w:t>
-            </w:r>
-          </w:p>
-          <w:p>
-            <w:r>
-              <w:t>Y a descubrir información que no siempre se dice al inicio.</w:t>
+              <w:t>Mujer</w:t>
+            </w:r>
+          </w:p>
+          <w:p>
+            <w:r>
+              <w:t>Aunque también tiene su reto.</w:t>
             </w:r>
           </w:p>
           <w:p>
@@ -9653,17 +10293,12 @@
                 <w:b/>
                 <w:bCs/>
               </w:rPr>
-              <w:t>Mujer</w:t>
-            </w:r>
-          </w:p>
-          <w:p>
-            <w:r>
-              <w:t>Como saber si ya había pasado antes o si es un problema reciente…</w:t>
-            </w:r>
-          </w:p>
-          <w:p>
-            <w:r>
-              <w:t>Entonces no se trata de preguntar más.</w:t>
+              <w:t>Hombre</w:t>
+            </w:r>
+          </w:p>
+          <w:p>
+            <w:r>
+              <w:t>Claro. Si no se usan bien, pueden alargar la llamada o hacer perder el foco de la conversación.</w:t>
             </w:r>
           </w:p>
           <w:p>
@@ -9678,12 +10313,12 @@
                 <w:b/>
                 <w:bCs/>
               </w:rPr>
-              <w:t>Hombre</w:t>
-            </w:r>
-          </w:p>
-          <w:p>
-            <w:r>
-              <w:t>Se trata de preguntar con intención.</w:t>
+              <w:t>Mujer</w:t>
+            </w:r>
+          </w:p>
+          <w:p>
+            <w:r>
+              <w:t>Sobre todo, cuando el cliente necesita ser escuchado… pero también orientado.</w:t>
             </w:r>
           </w:p>
           <w:p>
@@ -9698,20 +10333,12 @@
                 <w:b/>
                 <w:bCs/>
               </w:rPr>
-              <w:t>Efecto de sonido</w:t>
-            </w:r>
-          </w:p>
-          <w:p>
-            <w:hyperlink r:id="rId16" w:history="1">
-              <w:r>
-                <w:rPr>
-                  <w:rStyle w:val="Hipervnculo"/>
-                </w:rPr>
-                <w:t>https://freesound.org/people/SkibkaMusic/sounds/478901/</w:t>
-              </w:r>
-            </w:hyperlink>
-            <w:r>
-              <w:t xml:space="preserve"> </w:t>
+              <w:t>Hombre</w:t>
+            </w:r>
+          </w:p>
+          <w:p>
+            <w:r>
+              <w:t>Por eso el equilibrio es fundamental. Preguntar con estrategia y escuchar con atención.</w:t>
             </w:r>
           </w:p>
           <w:p>
@@ -9731,7 +10358,7 @@
           </w:p>
           <w:p>
             <w:r>
-              <w:t>Aunque también tiene su reto.</w:t>
+              <w:t>Porque una buena pregunta no solo busca respuestas.</w:t>
             </w:r>
           </w:p>
           <w:p>
@@ -9751,120 +10378,12 @@
           </w:p>
           <w:p>
             <w:r>
-              <w:t>Claro. Si no se usan bien, pueden alargar la llamada o hacer perder el foco de la conversación.</w:t>
-            </w:r>
-          </w:p>
-          <w:p>
-            <w:pPr>
-              <w:rPr>
-                <w:b/>
-                <w:bCs/>
-              </w:rPr>
-            </w:pPr>
-            <w:r>
-              <w:rPr>
-                <w:b/>
-                <w:bCs/>
-              </w:rPr>
-              <w:t>Mujer</w:t>
+              <w:t>También construye confianza.</w:t>
             </w:r>
           </w:p>
           <w:p>
             <w:r>
               <w:lastRenderedPageBreak/>
-              <w:t>Sobre todo, cuando el cliente necesita ser escuchado… pero también orientado.</w:t>
-            </w:r>
-          </w:p>
-          <w:p>
-            <w:pPr>
-              <w:rPr>
-                <w:b/>
-                <w:bCs/>
-              </w:rPr>
-            </w:pPr>
-            <w:r>
-              <w:rPr>
-                <w:b/>
-                <w:bCs/>
-              </w:rPr>
-              <w:t>Hombre</w:t>
-            </w:r>
-          </w:p>
-          <w:p>
-            <w:r>
-              <w:t>Por eso el equilibrio es fundamental. Preguntar con estrategia y escuchar con atención.</w:t>
-            </w:r>
-          </w:p>
-          <w:p>
-            <w:pPr>
-              <w:rPr>
-                <w:b/>
-                <w:bCs/>
-              </w:rPr>
-            </w:pPr>
-            <w:r>
-              <w:rPr>
-                <w:b/>
-                <w:bCs/>
-              </w:rPr>
-              <w:t>Mujer</w:t>
-            </w:r>
-          </w:p>
-          <w:p>
-            <w:r>
-              <w:t>Porque una buena pregunta no solo busca respuestas.</w:t>
-            </w:r>
-          </w:p>
-          <w:p>
-            <w:pPr>
-              <w:rPr>
-                <w:b/>
-                <w:bCs/>
-              </w:rPr>
-            </w:pPr>
-            <w:r>
-              <w:rPr>
-                <w:b/>
-                <w:bCs/>
-              </w:rPr>
-              <w:t>Hombre</w:t>
-            </w:r>
-          </w:p>
-          <w:p>
-            <w:r>
-              <w:t>También construye confianza.</w:t>
-            </w:r>
-          </w:p>
-          <w:p>
-            <w:pPr>
-              <w:rPr>
-                <w:b/>
-                <w:bCs/>
-              </w:rPr>
-            </w:pPr>
-            <w:r>
-              <w:rPr>
-                <w:b/>
-                <w:bCs/>
-              </w:rPr>
-              <w:t>Cortina Musical</w:t>
-            </w:r>
-          </w:p>
-          <w:p>
-            <w:hyperlink r:id="rId17" w:history="1">
-              <w:r>
-                <w:rPr>
-                  <w:rStyle w:val="Hipervnculo"/>
-                </w:rPr>
-                <w:t>https://pixabay.com/sound-effects/musical-groove-vibrations-intro-255449/</w:t>
-              </w:r>
-            </w:hyperlink>
-            <w:r>
-              <w:t xml:space="preserve"> </w:t>
-            </w:r>
-          </w:p>
-          <w:p>
-            <w:r>
               <w:t>3-4 segundos, luego baja y se deja suave hasta la línea 24, luego sube nuevamente y cierra el programa.</w:t>
             </w:r>
           </w:p>
@@ -9928,7 +10447,6 @@
         <w:pStyle w:val="Ttulo4"/>
       </w:pPr>
       <w:r>
-        <w:lastRenderedPageBreak/>
         <w:t>Beneficios adicionales para el asesor o asesora</w:t>
       </w:r>
     </w:p>
@@ -10021,19 +10539,26 @@
         <w:rPr>
           <w:lang w:val="es-419" w:eastAsia="es-CO"/>
         </w:rPr>
-        <w:t>Las preguntas cerradas se utilizan generalmente cuando el asesor o asesora telefónica ya ha recibido suficiente información del cliente, la ha analizado y ha realizado un pequeño diagnóstico de la situación. En este punto, se dispone a aplicar las soluciones con las herramientas proporcionadas por la empresa.</w:t>
-      </w:r>
-    </w:p>
-    <w:p>
-      <w:pPr>
+        <w:t xml:space="preserve">Las preguntas cerradas se utilizan generalmente cuando el asesor o asesora telefónica ya ha recibido suficiente información del cliente, la ha analizado y ha </w:t>
+      </w:r>
+      <w:r>
         <w:rPr>
           <w:lang w:val="es-419" w:eastAsia="es-CO"/>
         </w:rPr>
-      </w:pPr>
-      <w:r>
+        <w:lastRenderedPageBreak/>
+        <w:t>realizado un pequeño diagnóstico de la situación. En este punto, se dispone a aplicar las soluciones con las herramientas proporcionadas por la empresa.</w:t>
+      </w:r>
+    </w:p>
+    <w:p>
+      <w:pPr>
         <w:rPr>
           <w:lang w:val="es-419" w:eastAsia="es-CO"/>
         </w:rPr>
+      </w:pPr>
+      <w:r>
+        <w:rPr>
+          <w:lang w:val="es-419" w:eastAsia="es-CO"/>
+        </w:rPr>
         <w:t>Este tipo de preguntas se formula con el objetivo de obtener una respuesta clara y directa (generalmente un “sí” o “no”) que facilite la toma de decisiones o la confirmación de un dato. Las preguntas cerradas suelen comenzar con expresiones como:</w:t>
       </w:r>
     </w:p>
@@ -10042,9 +10567,11 @@
         <w:pStyle w:val="Ttulo5"/>
       </w:pPr>
       <w:r>
-        <w:lastRenderedPageBreak/>
         <w:t>¿Sería posible…</w:t>
       </w:r>
+      <w:r>
+        <w:t>?</w:t>
+      </w:r>
     </w:p>
     <w:p>
       <w:pPr>
@@ -10053,6 +10580,9 @@
       <w:r>
         <w:t>¿Podría usted…</w:t>
       </w:r>
+      <w:r>
+        <w:t>?</w:t>
+      </w:r>
     </w:p>
     <w:p>
       <w:pPr>
@@ -10061,6 +10591,9 @@
       <w:r>
         <w:t>¿Querría…</w:t>
       </w:r>
+      <w:r>
+        <w:t>?</w:t>
+      </w:r>
     </w:p>
     <w:p>
       <w:pPr>
@@ -10068,6 +10601,9 @@
       </w:pPr>
       <w:r>
         <w:t>¿Le interesaría a usted…</w:t>
+      </w:r>
+      <w:r>
+        <w:t>?</w:t>
       </w:r>
     </w:p>
     <w:p>
@@ -10187,6 +10723,7 @@
         <w:pStyle w:val="Ttulo3"/>
       </w:pPr>
       <w:r>
+        <w:lastRenderedPageBreak/>
         <w:t>Preguntas alternativas</w:t>
       </w:r>
     </w:p>
@@ -10208,7 +10745,6 @@
         <w:pStyle w:val="Ttulo5"/>
       </w:pPr>
       <w:r>
-        <w:lastRenderedPageBreak/>
         <w:t>Ejemplo</w:t>
       </w:r>
     </w:p>
@@ -10329,6 +10865,7 @@
       </w:pPr>
       <w:bookmarkStart w:id="11" w:name="_Toc223268861"/>
       <w:r>
+        <w:lastRenderedPageBreak/>
         <w:t>Comunicación por recapitulación</w:t>
       </w:r>
       <w:bookmarkEnd w:id="11"/>
@@ -10356,14 +10893,7 @@
         <w:rPr>
           <w:lang w:val="es-419" w:eastAsia="es-CO"/>
         </w:rPr>
-        <w:t xml:space="preserve">La recapitulación requiere la habilidad del asesor o asesora para escuchar activamente, retener lo dicho por el cliente y expresarlo nuevamente de forma clara y </w:t>
-      </w:r>
-      <w:r>
-        <w:rPr>
-          <w:lang w:val="es-419" w:eastAsia="es-CO"/>
-        </w:rPr>
-        <w:lastRenderedPageBreak/>
-        <w:t>precisa, extrayendo los datos más relevantes para poder dar continuidad al proceso de atención.</w:t>
+        <w:t>La recapitulación requiere la habilidad del asesor o asesora para escuchar activamente, retener lo dicho por el cliente y expresarlo nuevamente de forma clara y precisa, extrayendo los datos más relevantes para poder dar continuidad al proceso de atención.</w:t>
       </w:r>
     </w:p>
     <w:p>
@@ -10502,6 +11032,7 @@
                 <w:b/>
                 <w:bCs/>
               </w:rPr>
+              <w:lastRenderedPageBreak/>
               <w:t>Transcripción pódcast. Caracterización del sitio: fundamentos para el análisis ambiental integral.</w:t>
             </w:r>
           </w:p>
@@ -10514,6 +11045,7 @@
           </w:tcPr>
           <w:p>
             <w:pPr>
+              <w:ind w:left="708" w:firstLine="0"/>
               <w:rPr>
                 <w:b/>
                 <w:bCs/>
@@ -10524,21 +11056,14 @@
                 <w:b/>
                 <w:bCs/>
               </w:rPr>
-              <w:t>Cortina Musical</w:t>
-            </w:r>
-          </w:p>
-          <w:p>
-            <w:hyperlink r:id="rId18" w:history="1">
-              <w:r>
-                <w:rPr>
-                  <w:rStyle w:val="Hipervnculo"/>
-                </w:rPr>
-                <w:t>https://pixabay.com/es/sound-effects/musical-funky-guitar-groove-ident-alternate-version-185817</w:t>
-              </w:r>
-            </w:hyperlink>
-          </w:p>
-          <w:p/>
-          <w:p/>
+              <w:t>Mujer</w:t>
+            </w:r>
+          </w:p>
+          <w:p>
+            <w:r>
+              <w:t>En atención al cliente hay una habilidad que parece simple… pero marca una gran diferencia.</w:t>
+            </w:r>
+          </w:p>
           <w:p>
             <w:pPr>
               <w:rPr>
@@ -10551,12 +11076,12 @@
                 <w:b/>
                 <w:bCs/>
               </w:rPr>
-              <w:t>Mujer</w:t>
-            </w:r>
-          </w:p>
-          <w:p>
-            <w:r>
-              <w:t>En atención al cliente hay una habilidad que parece simple… pero marca una gran diferencia.</w:t>
+              <w:t>Hombre</w:t>
+            </w:r>
+          </w:p>
+          <w:p>
+            <w:r>
+              <w:t>La recapitulación.</w:t>
             </w:r>
           </w:p>
           <w:p>
@@ -10571,12 +11096,12 @@
                 <w:b/>
                 <w:bCs/>
               </w:rPr>
-              <w:t>Hombre</w:t>
-            </w:r>
-          </w:p>
-          <w:p>
-            <w:r>
-              <w:t>La recapitulación.</w:t>
+              <w:t>Mujer</w:t>
+            </w:r>
+          </w:p>
+          <w:p>
+            <w:r>
+              <w:t>¿Recapitular en una llamada?</w:t>
             </w:r>
           </w:p>
           <w:p>
@@ -10591,12 +11116,12 @@
                 <w:b/>
                 <w:bCs/>
               </w:rPr>
-              <w:t>Mujer</w:t>
-            </w:r>
-          </w:p>
-          <w:p>
-            <w:r>
-              <w:t>¿Recapitular en una llamada?</w:t>
+              <w:t>Hombre</w:t>
+            </w:r>
+          </w:p>
+          <w:p>
+            <w:r>
+              <w:t>Sí. Consiste en repetir o reformular lo que el cliente dijo… para confirmar que se entendió bien.</w:t>
             </w:r>
           </w:p>
           <w:p>
@@ -10611,12 +11136,12 @@
                 <w:b/>
                 <w:bCs/>
               </w:rPr>
-              <w:t>Hombre</w:t>
-            </w:r>
-          </w:p>
-          <w:p>
-            <w:r>
-              <w:t>Sí. Consiste en repetir o reformular lo que el cliente dijo… para confirmar que se entendió bien.</w:t>
+              <w:t>Mujer</w:t>
+            </w:r>
+          </w:p>
+          <w:p>
+            <w:r>
+              <w:t>Como cuando el asesor dice: “Para confirmar… usted desea continuar el pago desde la sucursal de la calle de las flores”.</w:t>
             </w:r>
           </w:p>
           <w:p>
@@ -10631,20 +11156,17 @@
                 <w:b/>
                 <w:bCs/>
               </w:rPr>
-              <w:t>Efecto de sonido</w:t>
-            </w:r>
-          </w:p>
-          <w:p>
-            <w:hyperlink r:id="rId19" w:history="1">
-              <w:r>
-                <w:rPr>
-                  <w:rStyle w:val="Hipervnculo"/>
-                </w:rPr>
-                <w:t>https://freesound.org/people/warrensatz/sounds/145635/</w:t>
-              </w:r>
-            </w:hyperlink>
-            <w:r>
-              <w:t xml:space="preserve"> </w:t>
+              <w:t>Hombre</w:t>
+            </w:r>
+          </w:p>
+          <w:p>
+            <w:r>
+              <w:t>Exactamente. En ese momento, la conversación se ordena.</w:t>
+            </w:r>
+          </w:p>
+          <w:p>
+            <w:r>
+              <w:t xml:space="preserve"> 3-4 segundos</w:t>
             </w:r>
           </w:p>
           <w:p>
@@ -10664,7 +11186,8 @@
           </w:p>
           <w:p>
             <w:r>
-              <w:t>Como cuando el asesor dice: “Para confirmar… usted desea continuar el pago desde la sucursal de la calle de las flores”.</w:t>
+              <w:lastRenderedPageBreak/>
+              <w:t>Porque el cliente puede corregir, aclarar o confirmar la información.</w:t>
             </w:r>
           </w:p>
           <w:p>
@@ -10684,7 +11207,7 @@
           </w:p>
           <w:p>
             <w:r>
-              <w:t>Exactamente. En ese momento, la conversación se ordena.</w:t>
+              <w:t>Y el asesor demuestra que está escuchando al cliente con atención.</w:t>
             </w:r>
           </w:p>
           <w:p>
@@ -10699,22 +11222,12 @@
                 <w:b/>
                 <w:bCs/>
               </w:rPr>
-              <w:t>Cortina Musical</w:t>
-            </w:r>
-          </w:p>
-          <w:p>
-            <w:hyperlink r:id="rId20" w:history="1">
-              <w:r>
-                <w:rPr>
-                  <w:rStyle w:val="Hipervnculo"/>
-                </w:rPr>
-                <w:t>https://pixabay.com/music/smooth-jazz-youtube-vlog-music-velvet-pickups-364268/</w:t>
-              </w:r>
-            </w:hyperlink>
-          </w:p>
-          <w:p>
-            <w:r>
-              <w:t xml:space="preserve"> 3-4 segundos</w:t>
+              <w:t>Mujer</w:t>
+            </w:r>
+          </w:p>
+          <w:p>
+            <w:r>
+              <w:t>Además, permite conducir la conversación.</w:t>
             </w:r>
           </w:p>
           <w:p>
@@ -10729,12 +11242,12 @@
                 <w:b/>
                 <w:bCs/>
               </w:rPr>
-              <w:t>Mujer</w:t>
-            </w:r>
-          </w:p>
-          <w:p>
-            <w:r>
-              <w:t>Porque el cliente puede corregir, aclarar o confirmar la información.</w:t>
+              <w:t>Hombre</w:t>
+            </w:r>
+          </w:p>
+          <w:p>
+            <w:r>
+              <w:t>Y permite tomar el control sin interrumpir… y avanzar con claridad.</w:t>
             </w:r>
           </w:p>
           <w:p>
@@ -10749,12 +11262,12 @@
                 <w:b/>
                 <w:bCs/>
               </w:rPr>
-              <w:t>Hombre</w:t>
-            </w:r>
-          </w:p>
-          <w:p>
-            <w:r>
-              <w:t>Y el asesor demuestra que está escuchando al cliente con atención.</w:t>
+              <w:t>Mujer</w:t>
+            </w:r>
+          </w:p>
+          <w:p>
+            <w:r>
+              <w:t>Pero cuando se recapitula bien… pasa algo aún más importante.</w:t>
             </w:r>
           </w:p>
           <w:p>
@@ -10769,12 +11282,12 @@
                 <w:b/>
                 <w:bCs/>
               </w:rPr>
-              <w:t>Mujer</w:t>
-            </w:r>
-          </w:p>
-          <w:p>
-            <w:r>
-              <w:t>Además, permite conducir la conversación.</w:t>
+              <w:t>Hombre</w:t>
+            </w:r>
+          </w:p>
+          <w:p>
+            <w:r>
+              <w:t>Se genera confianza.</w:t>
             </w:r>
           </w:p>
           <w:p>
@@ -10789,12 +11302,12 @@
                 <w:b/>
                 <w:bCs/>
               </w:rPr>
-              <w:t>Hombre</w:t>
-            </w:r>
-          </w:p>
-          <w:p>
-            <w:r>
-              <w:t>Y permite tomar el control sin interrumpir… y avanzar con claridad.</w:t>
+              <w:t>Mujer</w:t>
+            </w:r>
+          </w:p>
+          <w:p>
+            <w:r>
+              <w:t>Porque el cliente se siente comprendido.</w:t>
             </w:r>
           </w:p>
           <w:p>
@@ -10809,12 +11322,12 @@
                 <w:b/>
                 <w:bCs/>
               </w:rPr>
-              <w:t>Mujer</w:t>
-            </w:r>
-          </w:p>
-          <w:p>
-            <w:r>
-              <w:t>Pero cuando se recapitula bien… pasa algo aún más importante.</w:t>
+              <w:t>Hombre</w:t>
+            </w:r>
+          </w:p>
+          <w:p>
+            <w:r>
+              <w:t>Y cuando eso pasa, la comunicación fluye mejor.</w:t>
             </w:r>
           </w:p>
           <w:p>
@@ -10829,12 +11342,12 @@
                 <w:b/>
                 <w:bCs/>
               </w:rPr>
-              <w:t>Hombre</w:t>
-            </w:r>
-          </w:p>
-          <w:p>
-            <w:r>
-              <w:t>Se genera confianza.</w:t>
+              <w:t>Mujer</w:t>
+            </w:r>
+          </w:p>
+          <w:p>
+            <w:r>
+              <w:t>Porque recapitular no es repetir por repetir.</w:t>
             </w:r>
           </w:p>
           <w:p>
@@ -10849,12 +11362,13 @@
                 <w:b/>
                 <w:bCs/>
               </w:rPr>
-              <w:t>Mujer</w:t>
-            </w:r>
-          </w:p>
-          <w:p>
-            <w:r>
-              <w:t>Porque el cliente se siente comprendido.</w:t>
+              <w:t>Hombre</w:t>
+            </w:r>
+          </w:p>
+          <w:p>
+            <w:r>
+              <w:lastRenderedPageBreak/>
+              <w:t>Es ordenar la información… y fortalecer la relación con el cliente.</w:t>
             </w:r>
           </w:p>
           <w:p>
@@ -10869,12 +11383,12 @@
                 <w:b/>
                 <w:bCs/>
               </w:rPr>
-              <w:t>Hombre</w:t>
-            </w:r>
-          </w:p>
-          <w:p>
-            <w:r>
-              <w:t>Y cuando eso pasa, la comunicación fluye mejor.</w:t>
+              <w:t>Mujer</w:t>
+            </w:r>
+          </w:p>
+          <w:p>
+            <w:r>
+              <w:t>Porque en atención al cliente, entender bien… es el primer paso para responder bien.</w:t>
             </w:r>
           </w:p>
           <w:p>
@@ -10889,140 +11403,13 @@
                 <w:b/>
                 <w:bCs/>
               </w:rPr>
-              <w:lastRenderedPageBreak/>
-              <w:t>Cortina Musical</w:t>
-            </w:r>
-          </w:p>
-          <w:p>
-            <w:hyperlink r:id="rId21" w:history="1">
-              <w:r>
-                <w:rPr>
-                  <w:rStyle w:val="Hipervnculo"/>
-                </w:rPr>
-                <w:t>https://pixabay.com/music/funk-positive-funk-podcast-274021/</w:t>
-              </w:r>
-            </w:hyperlink>
-            <w:r>
-              <w:t xml:space="preserve"> </w:t>
-            </w:r>
-          </w:p>
-          <w:p>
-            <w:r>
-              <w:t>Sube 3-4 segundos, baja y se mantiene suave hasta la línea #22, luego vuelve y sube y cierra el programa.</w:t>
-            </w:r>
-          </w:p>
-          <w:p>
-            <w:pPr>
-              <w:rPr>
-                <w:b/>
-                <w:bCs/>
-              </w:rPr>
-            </w:pPr>
-            <w:r>
-              <w:rPr>
-                <w:b/>
-                <w:bCs/>
-              </w:rPr>
-              <w:t>Mujer</w:t>
-            </w:r>
-          </w:p>
-          <w:p>
-            <w:r>
-              <w:t>Porque recapitular no es repetir por repetir.</w:t>
-            </w:r>
-          </w:p>
-          <w:p>
-            <w:pPr>
-              <w:rPr>
-                <w:b/>
-                <w:bCs/>
-              </w:rPr>
-            </w:pPr>
-            <w:r>
-              <w:rPr>
-                <w:b/>
-                <w:bCs/>
-              </w:rPr>
               <w:t>Hombre</w:t>
             </w:r>
           </w:p>
           <w:p>
             <w:r>
-              <w:t>Es ordenar la información… y fortalecer la relación con el cliente.</w:t>
-            </w:r>
-          </w:p>
-          <w:p>
-            <w:pPr>
-              <w:rPr>
-                <w:b/>
-                <w:bCs/>
-              </w:rPr>
-            </w:pPr>
-            <w:r>
-              <w:rPr>
-                <w:b/>
-                <w:bCs/>
-              </w:rPr>
-              <w:t>Mujer</w:t>
-            </w:r>
-          </w:p>
-          <w:p>
-            <w:r>
-              <w:t>Porque en atención al cliente, entender bien… es el primer paso para responder bien.</w:t>
-            </w:r>
-          </w:p>
-          <w:p>
-            <w:pPr>
-              <w:rPr>
-                <w:b/>
-                <w:bCs/>
-              </w:rPr>
-            </w:pPr>
-            <w:r>
-              <w:rPr>
-                <w:b/>
-                <w:bCs/>
-              </w:rPr>
-              <w:t>Hombre</w:t>
-            </w:r>
-          </w:p>
-          <w:p>
-            <w:r>
               <w:t>Hasta aquí nuestro episodio de hoy. Nos escuchamos muy pronto. ¡Chao!</w:t>
             </w:r>
-          </w:p>
-          <w:p>
-            <w:r>
-              <w:t>Cortina Musical</w:t>
-            </w:r>
-          </w:p>
-          <w:p>
-            <w:hyperlink r:id="rId22" w:history="1">
-              <w:r>
-                <w:rPr>
-                  <w:rStyle w:val="Hipervnculo"/>
-                </w:rPr>
-                <w:t>https://pixabay.com/music/funk-positive-funk-podcast-274021/</w:t>
-              </w:r>
-            </w:hyperlink>
-            <w:r>
-              <w:t xml:space="preserve"> </w:t>
-            </w:r>
-          </w:p>
-          <w:p/>
-          <w:p/>
-          <w:p>
-            <w:pPr>
-              <w:rPr>
-                <w:b/>
-                <w:bCs/>
-              </w:rPr>
-            </w:pPr>
-          </w:p>
-          <w:p>
-            <w:pPr>
-              <w:ind w:firstLine="0"/>
-            </w:pPr>
           </w:p>
         </w:tc>
       </w:tr>
@@ -11046,12 +11433,10 @@
     <w:p/>
     <w:p/>
     <w:p/>
-    <w:p/>
-    <w:p/>
-    <w:p/>
     <w:p>
       <w:pPr>
         <w:pStyle w:val="Titulosgenerales"/>
+        <w:ind w:left="-360"/>
         <w:rPr>
           <w:u w:val="single"/>
           <w:lang w:val="es-CO"/>
@@ -11118,13 +11503,13 @@
                     <pic:cNvPicPr/>
                   </pic:nvPicPr>
                   <pic:blipFill>
-                    <a:blip r:embed="rId23">
+                    <a:blip r:embed="rId14">
                       <a:extLst>
                         <a:ext uri="{28A0092B-C50C-407E-A947-70E740481C1C}">
                           <a14:useLocalDpi xmlns:a14="http://schemas.microsoft.com/office/drawing/2010/main" val="0"/>
                         </a:ext>
                         <a:ext uri="{96DAC541-7B7A-43D3-8B79-37D633B846F1}">
-                          <asvg:svgBlip xmlns:asvg="http://schemas.microsoft.com/office/drawing/2016/SVG/main" r:embed="rId24"/>
+                          <asvg:svgBlip xmlns:asvg="http://schemas.microsoft.com/office/drawing/2016/SVG/main" r:embed="rId15"/>
                         </a:ext>
                       </a:extLst>
                     </a:blip>
@@ -11151,6 +11536,7 @@
     <w:p>
       <w:pPr>
         <w:rPr>
+          <w:noProof/>
           <w:lang w:eastAsia="es-CO"/>
         </w:rPr>
       </w:pPr>
@@ -11158,11 +11544,202 @@
     <w:p>
       <w:pPr>
         <w:pStyle w:val="Titulosgenerales"/>
+        <w:tabs>
+          <w:tab w:val="left" w:pos="1995"/>
+        </w:tabs>
+        <w:ind w:left="-360"/>
         <w:rPr>
           <w:lang w:val="es-CO"/>
         </w:rPr>
       </w:pPr>
-      <w:bookmarkStart w:id="13" w:name="_Toc223268864"/>
+      <w:bookmarkStart w:id="13" w:name="_Toc223268863"/>
+      <w:r>
+        <w:rPr>
+          <w:lang w:val="es-CO"/>
+        </w:rPr>
+        <w:lastRenderedPageBreak/>
+        <w:t>Material complementario</w:t>
+      </w:r>
+      <w:bookmarkEnd w:id="13"/>
+    </w:p>
+    <w:tbl>
+      <w:tblPr>
+        <w:tblStyle w:val="SENA"/>
+        <w:tblW w:w="0" w:type="auto"/>
+        <w:tblLayout w:type="fixed"/>
+        <w:tblLook w:val="0420" w:firstRow="1" w:lastRow="0" w:firstColumn="0" w:lastColumn="0" w:noHBand="0" w:noVBand="1"/>
+      </w:tblPr>
+      <w:tblGrid>
+        <w:gridCol w:w="1980"/>
+        <w:gridCol w:w="3118"/>
+        <w:gridCol w:w="1985"/>
+        <w:gridCol w:w="2879"/>
+      </w:tblGrid>
+      <w:tr>
+        <w:trPr>
+          <w:cnfStyle w:val="100000000000" w:firstRow="1" w:lastRow="0" w:firstColumn="0" w:lastColumn="0" w:oddVBand="0" w:evenVBand="0" w:oddHBand="0" w:evenHBand="0" w:firstRowFirstColumn="0" w:firstRowLastColumn="0" w:lastRowFirstColumn="0" w:lastRowLastColumn="0"/>
+          <w:tblHeader/>
+        </w:trPr>
+        <w:tc>
+          <w:tcPr>
+            <w:tcW w:w="1980" w:type="dxa"/>
+          </w:tcPr>
+          <w:p>
+            <w:pPr>
+              <w:pStyle w:val="Tablas"/>
+              <w:rPr>
+                <w:lang w:eastAsia="es-CO"/>
+              </w:rPr>
+            </w:pPr>
+            <w:r>
+              <w:rPr>
+                <w:lang w:eastAsia="es-CO"/>
+              </w:rPr>
+              <w:t>Tema</w:t>
+            </w:r>
+          </w:p>
+        </w:tc>
+        <w:tc>
+          <w:tcPr>
+            <w:tcW w:w="3118" w:type="dxa"/>
+          </w:tcPr>
+          <w:p>
+            <w:pPr>
+              <w:pStyle w:val="Tablas"/>
+              <w:rPr>
+                <w:lang w:eastAsia="es-CO"/>
+              </w:rPr>
+            </w:pPr>
+            <w:r>
+              <w:rPr>
+                <w:lang w:eastAsia="es-CO"/>
+              </w:rPr>
+              <w:t>Referencia</w:t>
+            </w:r>
+          </w:p>
+        </w:tc>
+        <w:tc>
+          <w:tcPr>
+            <w:tcW w:w="1985" w:type="dxa"/>
+          </w:tcPr>
+          <w:p>
+            <w:pPr>
+              <w:pStyle w:val="Tablas"/>
+              <w:rPr>
+                <w:lang w:eastAsia="es-CO"/>
+              </w:rPr>
+            </w:pPr>
+            <w:r>
+              <w:rPr>
+                <w:lang w:eastAsia="es-CO"/>
+              </w:rPr>
+              <w:t>Tipo de material</w:t>
+            </w:r>
+          </w:p>
+        </w:tc>
+        <w:tc>
+          <w:tcPr>
+            <w:tcW w:w="2879" w:type="dxa"/>
+          </w:tcPr>
+          <w:p>
+            <w:pPr>
+              <w:pStyle w:val="Tablas"/>
+              <w:rPr>
+                <w:lang w:eastAsia="es-CO"/>
+              </w:rPr>
+            </w:pPr>
+            <w:r>
+              <w:rPr>
+                <w:lang w:eastAsia="es-CO"/>
+              </w:rPr>
+              <w:t>Enlace del recurso</w:t>
+            </w:r>
+          </w:p>
+        </w:tc>
+      </w:tr>
+      <w:tr>
+        <w:trPr>
+          <w:cnfStyle w:val="000000100000" w:firstRow="0" w:lastRow="0" w:firstColumn="0" w:lastColumn="0" w:oddVBand="0" w:evenVBand="0" w:oddHBand="1" w:evenHBand="0" w:firstRowFirstColumn="0" w:firstRowLastColumn="0" w:lastRowFirstColumn="0" w:lastRowLastColumn="0"/>
+        </w:trPr>
+        <w:tc>
+          <w:tcPr>
+            <w:tcW w:w="1980" w:type="dxa"/>
+            <w:vAlign w:val="center"/>
+          </w:tcPr>
+          <w:p>
+            <w:pPr>
+              <w:pStyle w:val="TextoTablas"/>
+              <w:rPr>
+                <w:lang w:val="es-CO"/>
+              </w:rPr>
+            </w:pPr>
+          </w:p>
+        </w:tc>
+        <w:tc>
+          <w:tcPr>
+            <w:tcW w:w="3118" w:type="dxa"/>
+          </w:tcPr>
+          <w:p>
+            <w:pPr>
+              <w:pStyle w:val="TextoTablas"/>
+              <w:rPr>
+                <w:lang w:val="es-CO"/>
+              </w:rPr>
+            </w:pPr>
+          </w:p>
+        </w:tc>
+        <w:tc>
+          <w:tcPr>
+            <w:tcW w:w="1985" w:type="dxa"/>
+            <w:vAlign w:val="center"/>
+          </w:tcPr>
+          <w:p>
+            <w:pPr>
+              <w:pStyle w:val="TextoTablas"/>
+              <w:jc w:val="center"/>
+              <w:rPr>
+                <w:lang w:val="es-CO"/>
+              </w:rPr>
+            </w:pPr>
+            <w:r>
+              <w:rPr>
+                <w:lang w:val="es-CO"/>
+              </w:rPr>
+              <w:t>Sitio web</w:t>
+            </w:r>
+          </w:p>
+        </w:tc>
+        <w:tc>
+          <w:tcPr>
+            <w:tcW w:w="2879" w:type="dxa"/>
+            <w:vAlign w:val="center"/>
+          </w:tcPr>
+          <w:p>
+            <w:pPr>
+              <w:pStyle w:val="TextoTablas"/>
+              <w:rPr>
+                <w:rStyle w:val="Hipervnculo"/>
+              </w:rPr>
+            </w:pPr>
+          </w:p>
+        </w:tc>
+      </w:tr>
+    </w:tbl>
+    <w:p>
+      <w:pPr>
+        <w:rPr>
+          <w:lang w:eastAsia="es-CO"/>
+        </w:rPr>
+      </w:pPr>
+    </w:p>
+    <w:p>
+      <w:pPr>
+        <w:pStyle w:val="Titulosgenerales"/>
+        <w:rPr>
+          <w:lang w:val="es-CO"/>
+        </w:rPr>
+      </w:pPr>
+      <w:bookmarkStart w:id="14" w:name="_Toc223268864"/>
       <w:r>
         <w:rPr>
           <w:lang w:val="es-CO"/>
@@ -11170,7 +11747,7 @@
         <w:lastRenderedPageBreak/>
         <w:t>Glosario</w:t>
       </w:r>
-      <w:bookmarkEnd w:id="13"/>
+      <w:bookmarkEnd w:id="14"/>
     </w:p>
     <w:p>
       <w:r>
@@ -11340,7 +11917,7 @@
           <w:lang w:val="es-CO"/>
         </w:rPr>
       </w:pPr>
-      <w:bookmarkStart w:id="14" w:name="_Toc223268865"/>
+      <w:bookmarkStart w:id="15" w:name="_Toc223268865"/>
       <w:r>
         <w:rPr>
           <w:lang w:val="es-CO"/>
@@ -11348,7 +11925,7 @@
         <w:lastRenderedPageBreak/>
         <w:t>Referencias bibliográficas</w:t>
       </w:r>
-      <w:bookmarkEnd w:id="14"/>
+      <w:bookmarkEnd w:id="15"/>
       <w:r>
         <w:rPr>
           <w:lang w:val="es-CO"/>
@@ -11368,7 +11945,7 @@
       <w:r>
         <w:t xml:space="preserve">Aguirre, C. (2010). Técnicas y elementos de la comunicación telefónica. </w:t>
       </w:r>
-      <w:hyperlink r:id="rId25" w:history="1">
+      <w:hyperlink r:id="rId16" w:history="1">
         <w:r>
           <w:rPr>
             <w:rStyle w:val="Hipervnculo"/>
@@ -11395,7 +11972,7 @@
         <w:pStyle w:val="Prrafodelista"/>
         <w:ind w:left="993" w:firstLine="0"/>
       </w:pPr>
-      <w:hyperlink r:id="rId26" w:history="1">
+      <w:hyperlink r:id="rId17" w:history="1">
         <w:r>
           <w:rPr>
             <w:rStyle w:val="Hipervnculo"/>
@@ -11415,7 +11992,7 @@
       <w:r>
         <w:t xml:space="preserve">CETA. (2012). La tecnología como herramienta terapéutica. </w:t>
       </w:r>
-      <w:hyperlink r:id="rId27" w:history="1">
+      <w:hyperlink r:id="rId18" w:history="1">
         <w:r>
           <w:rPr>
             <w:rStyle w:val="Hipervnculo"/>
@@ -11458,7 +12035,7 @@
         <w:pStyle w:val="Prrafodelista"/>
         <w:ind w:left="1035" w:firstLine="0"/>
       </w:pPr>
-      <w:hyperlink r:id="rId28" w:history="1">
+      <w:hyperlink r:id="rId19" w:history="1">
         <w:r>
           <w:rPr>
             <w:rStyle w:val="Hipervnculo"/>
@@ -11483,7 +12060,7 @@
       <w:r>
         <w:t xml:space="preserve">. (2016). Pregunta alternativa. </w:t>
       </w:r>
-      <w:hyperlink r:id="rId29" w:history="1">
+      <w:hyperlink r:id="rId20" w:history="1">
         <w:r>
           <w:rPr>
             <w:rStyle w:val="Hipervnculo"/>
@@ -11503,7 +12080,7 @@
       <w:r>
         <w:t xml:space="preserve">Gatti, F. (2013). Técnicas y elementos de la comunicación telefónica. </w:t>
       </w:r>
-      <w:hyperlink r:id="rId30" w:history="1">
+      <w:hyperlink r:id="rId21" w:history="1">
         <w:r>
           <w:rPr>
             <w:rStyle w:val="Hipervnculo"/>
@@ -11532,7 +12109,7 @@
       <w:r>
         <w:t xml:space="preserve"> </w:t>
       </w:r>
-      <w:hyperlink r:id="rId31" w:history="1">
+      <w:hyperlink r:id="rId22" w:history="1">
         <w:r>
           <w:rPr>
             <w:rStyle w:val="Hipervnculo"/>
@@ -11579,18 +12156,12 @@
     </w:p>
     <w:p>
       <w:pPr>
-        <w:pStyle w:val="Prrafodelista"/>
-        <w:ind w:firstLine="0"/>
-      </w:pPr>
-    </w:p>
-    <w:p>
-      <w:pPr>
         <w:pStyle w:val="Titulosgenerales"/>
         <w:rPr>
           <w:lang w:val="es-CO"/>
         </w:rPr>
       </w:pPr>
-      <w:bookmarkStart w:id="15" w:name="_Toc223268866"/>
+      <w:bookmarkStart w:id="16" w:name="_Toc223268866"/>
       <w:r>
         <w:rPr>
           <w:lang w:val="es-CO"/>
@@ -11598,7 +12169,7 @@
         <w:lastRenderedPageBreak/>
         <w:t>Créditos</w:t>
       </w:r>
-      <w:bookmarkEnd w:id="15"/>
+      <w:bookmarkEnd w:id="16"/>
     </w:p>
     <w:tbl>
       <w:tblPr>
@@ -11766,8 +12337,16 @@
               <w:rPr>
                 <w:lang w:val="es-CO"/>
               </w:rPr>
-              <w:t>Olga Constanza Bermúdez Jaimes</w:t>
-            </w:r>
+              <w:t xml:space="preserve">Olga Constanza Bermúdez </w:t>
+            </w:r>
+            <w:proofErr w:type="spellStart"/>
+            <w:r>
+              <w:rPr>
+                <w:lang w:val="es-CO"/>
+              </w:rPr>
+              <w:t>Jaimes</w:t>
+            </w:r>
+            <w:proofErr w:type="spellEnd"/>
           </w:p>
         </w:tc>
         <w:tc>
@@ -12050,7 +12629,15 @@
               <w:pStyle w:val="TextoTablas"/>
             </w:pPr>
             <w:r>
-              <w:t>Henry Alvarez Astudillo</w:t>
+              <w:t xml:space="preserve">Henry </w:t>
+            </w:r>
+            <w:proofErr w:type="spellStart"/>
+            <w:r>
+              <w:t>Alvarez</w:t>
+            </w:r>
+            <w:proofErr w:type="spellEnd"/>
+            <w:r>
+              <w:t xml:space="preserve"> Astudillo</w:t>
             </w:r>
           </w:p>
         </w:tc>
@@ -12316,12 +12903,28 @@
                 <w:lang w:val="es-CO"/>
               </w:rPr>
             </w:pPr>
+            <w:proofErr w:type="spellStart"/>
             <w:r>
               <w:rPr>
                 <w:lang w:val="es-CO"/>
               </w:rPr>
-              <w:t>Carlos Eduardo Garavito Parada</w:t>
-            </w:r>
+              <w:t>Maria</w:t>
+            </w:r>
+            <w:proofErr w:type="spellEnd"/>
+            <w:r>
+              <w:rPr>
+                <w:lang w:val="es-CO"/>
+              </w:rPr>
+              <w:t xml:space="preserve"> Carolina Tamayo </w:t>
+            </w:r>
+            <w:proofErr w:type="spellStart"/>
+            <w:r>
+              <w:rPr>
+                <w:lang w:val="es-CO"/>
+              </w:rPr>
+              <w:t>Lopez</w:t>
+            </w:r>
+            <w:proofErr w:type="spellEnd"/>
           </w:p>
         </w:tc>
         <w:tc>
@@ -12339,7 +12942,7 @@
               <w:rPr>
                 <w:lang w:val="es-CO"/>
               </w:rPr>
-              <w:t>Animador y productor multimedia</w:t>
+              <w:t>Locución</w:t>
             </w:r>
           </w:p>
         </w:tc>
@@ -12382,7 +12985,7 @@
               <w:rPr>
                 <w:lang w:val="es-CO"/>
               </w:rPr>
-              <w:t>Maria Carolina Tamayo Lopez</w:t>
+              <w:t>German Acosta Ramos</w:t>
             </w:r>
           </w:p>
         </w:tc>
@@ -12441,7 +13044,7 @@
               <w:rPr>
                 <w:lang w:val="es-CO"/>
               </w:rPr>
-              <w:t>German Acosta Ramos</w:t>
+              <w:t>Ricardo Oliveros Zambrano</w:t>
             </w:r>
           </w:p>
         </w:tc>
@@ -12460,7 +13063,13 @@
               <w:rPr>
                 <w:lang w:val="es-CO"/>
               </w:rPr>
-              <w:t>Locución</w:t>
+              <w:t>V</w:t>
+            </w:r>
+            <w:r>
+              <w:rPr>
+                <w:lang w:val="es-CO"/>
+              </w:rPr>
+              <w:t>alidador de recursos educativos digitales</w:t>
             </w:r>
           </w:p>
         </w:tc>
@@ -12479,7 +13088,19 @@
               <w:rPr>
                 <w:lang w:val="es-CO"/>
               </w:rPr>
-              <w:t>Centro Agroempresarial y Desarrollo Pecuario - Regional Huila</w:t>
+              <w:t>Centro Agroempresarial y Desarrollo Pecuario</w:t>
+            </w:r>
+            <w:r>
+              <w:rPr>
+                <w:lang w:val="es-CO"/>
+              </w:rPr>
+              <w:t xml:space="preserve"> - </w:t>
+            </w:r>
+            <w:r>
+              <w:rPr>
+                <w:lang w:val="es-CO"/>
+              </w:rPr>
+              <w:t>Regional Huila</w:t>
             </w:r>
           </w:p>
         </w:tc>
@@ -12504,7 +13125,7 @@
                 <w:lang w:val="es-CO"/>
               </w:rPr>
               <w:lastRenderedPageBreak/>
-              <w:t>Ricardo Oliveros Zambrano</w:t>
+              <w:t>Aixa Natalia Sendoya Fernández</w:t>
             </w:r>
           </w:p>
         </w:tc>
@@ -12581,7 +13202,7 @@
               <w:rPr>
                 <w:lang w:val="es-CO"/>
               </w:rPr>
-              <w:t>Aixa Natalia Sendoya Fernández</w:t>
+              <w:t>Daniel Ricardo Mutis Gómez</w:t>
             </w:r>
           </w:p>
         </w:tc>
@@ -12600,13 +13221,13 @@
               <w:rPr>
                 <w:lang w:val="es-CO"/>
               </w:rPr>
-              <w:t>V</w:t>
+              <w:t>E</w:t>
             </w:r>
             <w:r>
               <w:rPr>
                 <w:lang w:val="es-CO"/>
               </w:rPr>
-              <w:t>alidador de recursos educativos digitales</w:t>
+              <w:t>valuador para contenidos inclusivos y accesibles</w:t>
             </w:r>
           </w:p>
         </w:tc>
@@ -12657,11 +13278,19 @@
                 <w:lang w:val="es-CO"/>
               </w:rPr>
             </w:pPr>
+            <w:proofErr w:type="spellStart"/>
             <w:r>
               <w:rPr>
                 <w:lang w:val="es-CO"/>
               </w:rPr>
-              <w:t>Daniel Ricardo Mutis Gómez</w:t>
+              <w:t>Anyerson</w:t>
+            </w:r>
+            <w:proofErr w:type="spellEnd"/>
+            <w:r>
+              <w:rPr>
+                <w:lang w:val="es-CO"/>
+              </w:rPr>
+              <w:t xml:space="preserve"> Wilfredo Pizo Ossa</w:t>
             </w:r>
           </w:p>
         </w:tc>
@@ -12722,91 +13351,6 @@
           </w:p>
         </w:tc>
       </w:tr>
-      <w:tr>
-        <w:tc>
-          <w:tcPr>
-            <w:tcW w:w="2830" w:type="dxa"/>
-          </w:tcPr>
-          <w:p>
-            <w:pPr>
-              <w:pStyle w:val="TextoTablas"/>
-              <w:rPr>
-                <w:lang w:val="es-CO"/>
-              </w:rPr>
-            </w:pPr>
-            <w:proofErr w:type="spellStart"/>
-            <w:r>
-              <w:rPr>
-                <w:lang w:val="es-CO"/>
-              </w:rPr>
-              <w:t>Anyerson</w:t>
-            </w:r>
-            <w:proofErr w:type="spellEnd"/>
-            <w:r>
-              <w:rPr>
-                <w:lang w:val="es-CO"/>
-              </w:rPr>
-              <w:t xml:space="preserve"> Wilfredo Pizo Ossa</w:t>
-            </w:r>
-          </w:p>
-        </w:tc>
-        <w:tc>
-          <w:tcPr>
-            <w:tcW w:w="3261" w:type="dxa"/>
-          </w:tcPr>
-          <w:p>
-            <w:pPr>
-              <w:pStyle w:val="TextoTablas"/>
-              <w:rPr>
-                <w:lang w:val="es-CO"/>
-              </w:rPr>
-            </w:pPr>
-            <w:r>
-              <w:rPr>
-                <w:lang w:val="es-CO"/>
-              </w:rPr>
-              <w:t>E</w:t>
-            </w:r>
-            <w:r>
-              <w:rPr>
-                <w:lang w:val="es-CO"/>
-              </w:rPr>
-              <w:t>valuador para contenidos inclusivos y accesibles</w:t>
-            </w:r>
-          </w:p>
-        </w:tc>
-        <w:tc>
-          <w:tcPr>
-            <w:tcW w:w="3969" w:type="dxa"/>
-          </w:tcPr>
-          <w:p>
-            <w:pPr>
-              <w:pStyle w:val="TextoTablas"/>
-              <w:rPr>
-                <w:lang w:val="es-CO"/>
-              </w:rPr>
-            </w:pPr>
-            <w:r>
-              <w:rPr>
-                <w:lang w:val="es-CO"/>
-              </w:rPr>
-              <w:t>Centro Agroempresarial y Desarrollo Pecuario</w:t>
-            </w:r>
-            <w:r>
-              <w:rPr>
-                <w:lang w:val="es-CO"/>
-              </w:rPr>
-              <w:t xml:space="preserve"> - </w:t>
-            </w:r>
-            <w:r>
-              <w:rPr>
-                <w:lang w:val="es-CO"/>
-              </w:rPr>
-              <w:t>Regional Huila</w:t>
-            </w:r>
-          </w:p>
-        </w:tc>
-      </w:tr>
     </w:tbl>
     <w:p>
       <w:pPr>
@@ -12816,8 +13360,8 @@
       </w:pPr>
     </w:p>
     <w:sectPr>
-      <w:headerReference w:type="default" r:id="rId32"/>
-      <w:footerReference w:type="default" r:id="rId33"/>
+      <w:headerReference w:type="default" r:id="rId23"/>
+      <w:footerReference w:type="default" r:id="rId24"/>
       <w:pgSz w:w="12240" w:h="15840"/>
       <w:pgMar w:top="1701" w:right="1134" w:bottom="1134" w:left="1134" w:header="709" w:footer="737" w:gutter="0"/>
       <w:pgNumType w:start="1"/>
@@ -18733,160 +19277,160 @@
       </w:rPr>
     </w:lvl>
   </w:abstractNum>
-  <w:num w:numId="1" w16cid:durableId="1226793720">
+  <w:num w:numId="1" w16cid:durableId="724529892">
     <w:abstractNumId w:val="50"/>
   </w:num>
-  <w:num w:numId="2" w16cid:durableId="555508552">
+  <w:num w:numId="2" w16cid:durableId="772671749">
     <w:abstractNumId w:val="0"/>
   </w:num>
-  <w:num w:numId="3" w16cid:durableId="755588717">
+  <w:num w:numId="3" w16cid:durableId="399139361">
     <w:abstractNumId w:val="14"/>
   </w:num>
-  <w:num w:numId="4" w16cid:durableId="639304513">
+  <w:num w:numId="4" w16cid:durableId="610863320">
     <w:abstractNumId w:val="29"/>
   </w:num>
-  <w:num w:numId="5" w16cid:durableId="500197435">
+  <w:num w:numId="5" w16cid:durableId="1026562646">
     <w:abstractNumId w:val="21"/>
   </w:num>
-  <w:num w:numId="6" w16cid:durableId="1501115843">
+  <w:num w:numId="6" w16cid:durableId="1015614102">
     <w:abstractNumId w:val="28"/>
   </w:num>
-  <w:num w:numId="7" w16cid:durableId="1866284935">
+  <w:num w:numId="7" w16cid:durableId="436756572">
     <w:abstractNumId w:val="23"/>
   </w:num>
-  <w:num w:numId="8" w16cid:durableId="1959414448">
+  <w:num w:numId="8" w16cid:durableId="569464681">
     <w:abstractNumId w:val="5"/>
   </w:num>
-  <w:num w:numId="9" w16cid:durableId="157352189">
+  <w:num w:numId="9" w16cid:durableId="1125079781">
     <w:abstractNumId w:val="32"/>
   </w:num>
-  <w:num w:numId="10" w16cid:durableId="476142605">
+  <w:num w:numId="10" w16cid:durableId="1325864524">
     <w:abstractNumId w:val="36"/>
   </w:num>
-  <w:num w:numId="11" w16cid:durableId="1971593859">
+  <w:num w:numId="11" w16cid:durableId="2120251850">
     <w:abstractNumId w:val="25"/>
   </w:num>
-  <w:num w:numId="12" w16cid:durableId="558446744">
+  <w:num w:numId="12" w16cid:durableId="629476067">
     <w:abstractNumId w:val="51"/>
   </w:num>
-  <w:num w:numId="13" w16cid:durableId="46730579">
+  <w:num w:numId="13" w16cid:durableId="1815367439">
     <w:abstractNumId w:val="33"/>
   </w:num>
-  <w:num w:numId="14" w16cid:durableId="1513059248">
+  <w:num w:numId="14" w16cid:durableId="187793382">
     <w:abstractNumId w:val="48"/>
   </w:num>
-  <w:num w:numId="15" w16cid:durableId="1431121355">
+  <w:num w:numId="15" w16cid:durableId="1100567907">
     <w:abstractNumId w:val="17"/>
   </w:num>
-  <w:num w:numId="16" w16cid:durableId="524095138">
+  <w:num w:numId="16" w16cid:durableId="719282879">
     <w:abstractNumId w:val="40"/>
   </w:num>
-  <w:num w:numId="17" w16cid:durableId="1230992050">
+  <w:num w:numId="17" w16cid:durableId="1237979015">
     <w:abstractNumId w:val="45"/>
   </w:num>
-  <w:num w:numId="18" w16cid:durableId="1591155419">
+  <w:num w:numId="18" w16cid:durableId="2126843742">
     <w:abstractNumId w:val="7"/>
   </w:num>
-  <w:num w:numId="19" w16cid:durableId="1334184527">
+  <w:num w:numId="19" w16cid:durableId="1000160211">
     <w:abstractNumId w:val="26"/>
   </w:num>
-  <w:num w:numId="20" w16cid:durableId="1247114345">
+  <w:num w:numId="20" w16cid:durableId="2035030054">
     <w:abstractNumId w:val="16"/>
   </w:num>
-  <w:num w:numId="21" w16cid:durableId="1422146727">
+  <w:num w:numId="21" w16cid:durableId="686102329">
     <w:abstractNumId w:val="42"/>
   </w:num>
-  <w:num w:numId="22" w16cid:durableId="325980824">
+  <w:num w:numId="22" w16cid:durableId="943655834">
     <w:abstractNumId w:val="11"/>
   </w:num>
-  <w:num w:numId="23" w16cid:durableId="578055754">
+  <w:num w:numId="23" w16cid:durableId="486021765">
     <w:abstractNumId w:val="37"/>
   </w:num>
-  <w:num w:numId="24" w16cid:durableId="1187906163">
+  <w:num w:numId="24" w16cid:durableId="552499639">
     <w:abstractNumId w:val="10"/>
   </w:num>
-  <w:num w:numId="25" w16cid:durableId="1035496042">
+  <w:num w:numId="25" w16cid:durableId="222912940">
     <w:abstractNumId w:val="39"/>
   </w:num>
-  <w:num w:numId="26" w16cid:durableId="300304135">
+  <w:num w:numId="26" w16cid:durableId="457921146">
     <w:abstractNumId w:val="44"/>
   </w:num>
-  <w:num w:numId="27" w16cid:durableId="1405252696">
+  <w:num w:numId="27" w16cid:durableId="280109548">
     <w:abstractNumId w:val="19"/>
   </w:num>
-  <w:num w:numId="28" w16cid:durableId="352003054">
+  <w:num w:numId="28" w16cid:durableId="1427919340">
     <w:abstractNumId w:val="41"/>
   </w:num>
-  <w:num w:numId="29" w16cid:durableId="303659401">
+  <w:num w:numId="29" w16cid:durableId="2079204806">
     <w:abstractNumId w:val="49"/>
   </w:num>
-  <w:num w:numId="30" w16cid:durableId="1113786414">
+  <w:num w:numId="30" w16cid:durableId="934900033">
     <w:abstractNumId w:val="13"/>
   </w:num>
-  <w:num w:numId="31" w16cid:durableId="1476069887">
+  <w:num w:numId="31" w16cid:durableId="436829814">
     <w:abstractNumId w:val="43"/>
   </w:num>
-  <w:num w:numId="32" w16cid:durableId="1145395058">
+  <w:num w:numId="32" w16cid:durableId="2128962958">
     <w:abstractNumId w:val="4"/>
   </w:num>
-  <w:num w:numId="33" w16cid:durableId="583883711">
+  <w:num w:numId="33" w16cid:durableId="1827017636">
     <w:abstractNumId w:val="46"/>
   </w:num>
-  <w:num w:numId="34" w16cid:durableId="888148600">
+  <w:num w:numId="34" w16cid:durableId="808136804">
     <w:abstractNumId w:val="22"/>
   </w:num>
-  <w:num w:numId="35" w16cid:durableId="201288234">
+  <w:num w:numId="35" w16cid:durableId="455636328">
     <w:abstractNumId w:val="38"/>
   </w:num>
-  <w:num w:numId="36" w16cid:durableId="1987200341">
+  <w:num w:numId="36" w16cid:durableId="519316352">
     <w:abstractNumId w:val="1"/>
   </w:num>
-  <w:num w:numId="37" w16cid:durableId="76438997">
+  <w:num w:numId="37" w16cid:durableId="1233809575">
     <w:abstractNumId w:val="20"/>
   </w:num>
-  <w:num w:numId="38" w16cid:durableId="1948193395">
+  <w:num w:numId="38" w16cid:durableId="864169527">
     <w:abstractNumId w:val="35"/>
   </w:num>
-  <w:num w:numId="39" w16cid:durableId="257718714">
+  <w:num w:numId="39" w16cid:durableId="955525547">
     <w:abstractNumId w:val="6"/>
   </w:num>
-  <w:num w:numId="40" w16cid:durableId="1323001713">
+  <w:num w:numId="40" w16cid:durableId="1322152992">
     <w:abstractNumId w:val="3"/>
   </w:num>
-  <w:num w:numId="41" w16cid:durableId="641887987">
+  <w:num w:numId="41" w16cid:durableId="151796267">
     <w:abstractNumId w:val="9"/>
   </w:num>
-  <w:num w:numId="42" w16cid:durableId="2005626307">
+  <w:num w:numId="42" w16cid:durableId="1170214704">
     <w:abstractNumId w:val="24"/>
   </w:num>
-  <w:num w:numId="43" w16cid:durableId="1727952137">
+  <w:num w:numId="43" w16cid:durableId="185797799">
     <w:abstractNumId w:val="30"/>
   </w:num>
-  <w:num w:numId="44" w16cid:durableId="442654404">
+  <w:num w:numId="44" w16cid:durableId="1834102156">
     <w:abstractNumId w:val="2"/>
   </w:num>
-  <w:num w:numId="45" w16cid:durableId="884367944">
+  <w:num w:numId="45" w16cid:durableId="1447773185">
     <w:abstractNumId w:val="34"/>
   </w:num>
-  <w:num w:numId="46" w16cid:durableId="990452315">
+  <w:num w:numId="46" w16cid:durableId="2135126625">
     <w:abstractNumId w:val="47"/>
   </w:num>
-  <w:num w:numId="47" w16cid:durableId="1043870055">
+  <w:num w:numId="47" w16cid:durableId="1331299006">
     <w:abstractNumId w:val="18"/>
   </w:num>
-  <w:num w:numId="48" w16cid:durableId="1699622876">
+  <w:num w:numId="48" w16cid:durableId="2098596265">
     <w:abstractNumId w:val="15"/>
   </w:num>
-  <w:num w:numId="49" w16cid:durableId="1886215566">
+  <w:num w:numId="49" w16cid:durableId="89092">
     <w:abstractNumId w:val="27"/>
   </w:num>
-  <w:num w:numId="50" w16cid:durableId="576718119">
+  <w:num w:numId="50" w16cid:durableId="436095927">
     <w:abstractNumId w:val="8"/>
   </w:num>
-  <w:num w:numId="51" w16cid:durableId="1010835820">
+  <w:num w:numId="51" w16cid:durableId="1823934918">
     <w:abstractNumId w:val="31"/>
   </w:num>
-  <w:num w:numId="52" w16cid:durableId="848762730">
+  <w:num w:numId="52" w16cid:durableId="1591231592">
     <w:abstractNumId w:val="12"/>
   </w:num>
   <w:numIdMacAtCleanup w:val="52"/>
@@ -20624,10 +21168,30 @@
 </file>
 
 <file path=customXml/item1.xml><?xml version="1.0" encoding="utf-8"?>
+<p:properties xmlns:p="http://schemas.microsoft.com/office/2006/metadata/properties" xmlns:xsi="http://www.w3.org/2001/XMLSchema-instance" xmlns:pc="http://schemas.microsoft.com/office/infopath/2007/PartnerControls">
+  <documentManagement>
+    <TaxCatchAll xmlns="b250f519-6473-4480-8c44-6ee3a3a530c3" xsi:nil="true"/>
+    <lcf76f155ced4ddcb4097134ff3c332f xmlns="d174a4fb-80c2-4523-8d89-375030acacbf">
+      <Terms xmlns="http://schemas.microsoft.com/office/infopath/2007/PartnerControls"/>
+    </lcf76f155ced4ddcb4097134ff3c332f>
+  </documentManagement>
+</p:properties>
+</file>
+
+<file path=customXml/item2.xml><?xml version="1.0" encoding="utf-8"?>
+<?mso-contentType ?>
+<FormTemplates xmlns="http://schemas.microsoft.com/sharepoint/v3/contenttype/forms">
+  <Display>DocumentLibraryForm</Display>
+  <Edit>DocumentLibraryForm</Edit>
+  <New>DocumentLibraryForm</New>
+</FormTemplates>
+</file>
+
+<file path=customXml/item3.xml><?xml version="1.0" encoding="utf-8"?>
 <b:Sources xmlns:b="http://schemas.openxmlformats.org/officeDocument/2006/bibliography" xmlns="http://schemas.openxmlformats.org/officeDocument/2006/bibliography" SelectedStyle="\APASixthEditionOfficeOnline.xsl" StyleName="APA" Version="6"/>
 </file>
 
-<file path=customXml/item2.xml><?xml version="1.0" encoding="utf-8"?>
+<file path=customXml/item4.xml><?xml version="1.0" encoding="utf-8"?>
 <ct:contentTypeSchema xmlns:ct="http://schemas.microsoft.com/office/2006/metadata/contentType" xmlns:ma="http://schemas.microsoft.com/office/2006/metadata/properties/metaAttributes" ct:_="" ma:_="" ma:contentTypeName="Documento" ma:contentTypeID="0x010100EA8A463C70CDF94EBCEAEE24D04F3F8A" ma:contentTypeVersion="12" ma:contentTypeDescription="Crear nuevo documento." ma:contentTypeScope="" ma:versionID="0a68c197ff11ee8f2a4dfa92d3e5c792">
   <xsd:schema xmlns:xsd="http://www.w3.org/2001/XMLSchema" xmlns:xs="http://www.w3.org/2001/XMLSchema" xmlns:p="http://schemas.microsoft.com/office/2006/metadata/properties" xmlns:ns2="d174a4fb-80c2-4523-8d89-375030acacbf" xmlns:ns3="b250f519-6473-4480-8c44-6ee3a3a530c3" targetNamespace="http://schemas.microsoft.com/office/2006/metadata/properties" ma:root="true" ma:fieldsID="55936f832c432473a7bcdfeafd102760" ns2:_="" ns3:_="">
     <xsd:import namespace="d174a4fb-80c2-4523-8d89-375030acacbf"/>
@@ -20828,27 +21392,26 @@
 </ct:contentTypeSchema>
 </file>
 
-<file path=customXml/item3.xml><?xml version="1.0" encoding="utf-8"?>
-<p:properties xmlns:p="http://schemas.microsoft.com/office/2006/metadata/properties" xmlns:xsi="http://www.w3.org/2001/XMLSchema-instance" xmlns:pc="http://schemas.microsoft.com/office/infopath/2007/PartnerControls">
-  <documentManagement>
-    <TaxCatchAll xmlns="b250f519-6473-4480-8c44-6ee3a3a530c3" xsi:nil="true"/>
-    <lcf76f155ced4ddcb4097134ff3c332f xmlns="d174a4fb-80c2-4523-8d89-375030acacbf">
-      <Terms xmlns="http://schemas.microsoft.com/office/infopath/2007/PartnerControls"/>
-    </lcf76f155ced4ddcb4097134ff3c332f>
-  </documentManagement>
-</p:properties>
+<file path=customXml/itemProps1.xml><?xml version="1.0" encoding="utf-8"?>
+<ds:datastoreItem xmlns:ds="http://schemas.openxmlformats.org/officeDocument/2006/customXml" ds:itemID="{1279454D-02BE-4A9C-A117-DCD1573E2608}">
+  <ds:schemaRefs>
+    <ds:schemaRef ds:uri="http://schemas.microsoft.com/office/2006/metadata/properties"/>
+    <ds:schemaRef ds:uri="http://schemas.microsoft.com/office/infopath/2007/PartnerControls"/>
+    <ds:schemaRef ds:uri="b250f519-6473-4480-8c44-6ee3a3a530c3"/>
+    <ds:schemaRef ds:uri="d174a4fb-80c2-4523-8d89-375030acacbf"/>
+  </ds:schemaRefs>
+</ds:datastoreItem>
 </file>
 
-<file path=customXml/item4.xml><?xml version="1.0" encoding="utf-8"?>
-<?mso-contentType ?>
-<FormTemplates xmlns="http://schemas.microsoft.com/sharepoint/v3/contenttype/forms">
-  <Display>DocumentLibraryForm</Display>
-  <Edit>DocumentLibraryForm</Edit>
-  <New>DocumentLibraryForm</New>
-</FormTemplates>
+<file path=customXml/itemProps2.xml><?xml version="1.0" encoding="utf-8"?>
+<ds:datastoreItem xmlns:ds="http://schemas.openxmlformats.org/officeDocument/2006/customXml" ds:itemID="{10663269-2064-4804-8290-36D4A57F5557}">
+  <ds:schemaRefs>
+    <ds:schemaRef ds:uri="http://schemas.microsoft.com/sharepoint/v3/contenttype/forms"/>
+  </ds:schemaRefs>
+</ds:datastoreItem>
 </file>
 
-<file path=customXml/itemProps1.xml><?xml version="1.0" encoding="utf-8"?>
+<file path=customXml/itemProps3.xml><?xml version="1.0" encoding="utf-8"?>
 <ds:datastoreItem xmlns:ds="http://schemas.openxmlformats.org/officeDocument/2006/customXml" ds:itemID="{EAE431FD-7059-4C09-804B-C9D69EB7B213}">
   <ds:schemaRefs>
     <ds:schemaRef ds:uri="http://schemas.openxmlformats.org/officeDocument/2006/bibliography"/>
@@ -20856,25 +21419,21 @@
 </ds:datastoreItem>
 </file>
 
-<file path=customXml/itemProps2.xml><?xml version="1.0" encoding="utf-8"?>
-<ds:datastoreItem xmlns:ds="http://schemas.openxmlformats.org/officeDocument/2006/customXml" ds:itemID="{4946850E-EFC0-4E3F-8B81-56431C144BD7}"/>
-</file>
-
-<file path=customXml/itemProps3.xml><?xml version="1.0" encoding="utf-8"?>
-<ds:datastoreItem xmlns:ds="http://schemas.openxmlformats.org/officeDocument/2006/customXml" ds:itemID="{1279454D-02BE-4A9C-A117-DCD1573E2608}">
+<file path=customXml/itemProps4.xml><?xml version="1.0" encoding="utf-8"?>
+<ds:datastoreItem xmlns:ds="http://schemas.openxmlformats.org/officeDocument/2006/customXml" ds:itemID="{0D81C36A-5A61-4861-BCE0-26D3ACAF9C83}">
   <ds:schemaRefs>
+    <ds:schemaRef ds:uri="http://schemas.microsoft.com/office/2006/metadata/contentType"/>
+    <ds:schemaRef ds:uri="http://schemas.microsoft.com/office/2006/metadata/properties/metaAttributes"/>
+    <ds:schemaRef ds:uri="http://www.w3.org/2001/XMLSchema"/>
     <ds:schemaRef ds:uri="http://schemas.microsoft.com/office/2006/metadata/properties"/>
+    <ds:schemaRef ds:uri="d174a4fb-80c2-4523-8d89-375030acacbf"/>
+    <ds:schemaRef ds:uri="b250f519-6473-4480-8c44-6ee3a3a530c3"/>
+    <ds:schemaRef ds:uri="http://schemas.microsoft.com/office/2006/documentManagement/types"/>
     <ds:schemaRef ds:uri="http://schemas.microsoft.com/office/infopath/2007/PartnerControls"/>
-    <ds:schemaRef ds:uri="cb45339b-ced9-4d0d-8f64-77573914d53b"/>
-    <ds:schemaRef ds:uri="43a3ca16-9c26-4813-b83f-4aec9927b43f"/>
-  </ds:schemaRefs>
-</ds:datastoreItem>
-</file>
-
-<file path=customXml/itemProps4.xml><?xml version="1.0" encoding="utf-8"?>
-<ds:datastoreItem xmlns:ds="http://schemas.openxmlformats.org/officeDocument/2006/customXml" ds:itemID="{10663269-2064-4804-8290-36D4A57F5557}">
-  <ds:schemaRefs>
-    <ds:schemaRef ds:uri="http://schemas.microsoft.com/sharepoint/v3/contenttype/forms"/>
+    <ds:schemaRef ds:uri="http://schemas.openxmlformats.org/package/2006/metadata/core-properties"/>
+    <ds:schemaRef ds:uri="http://purl.org/dc/elements/1.1/"/>
+    <ds:schemaRef ds:uri="http://purl.org/dc/terms/"/>
+    <ds:schemaRef ds:uri="http://schemas.microsoft.com/internal/obd"/>
   </ds:schemaRefs>
 </ds:datastoreItem>
 </file>